--- a/Development Diary.docx
+++ b/Development Diary.docx
@@ -119,6 +119,7 @@
       <w:r>
         <w:rPr>
           <w:rFonts w:ascii="Times New Roman" w:hAnsi="Times New Roman" w:cs="Times New Roman"/>
+          <w:noProof/>
           <w:sz w:val="24"/>
           <w:szCs w:val="24"/>
         </w:rPr>
@@ -187,6 +188,7 @@
       <w:r>
         <w:rPr>
           <w:rFonts w:ascii="Times New Roman" w:hAnsi="Times New Roman" w:cs="Times New Roman"/>
+          <w:noProof/>
           <w:color w:val="FF0000"/>
           <w:sz w:val="24"/>
           <w:szCs w:val="24"/>
@@ -255,6 +257,7 @@
       <w:r>
         <w:rPr>
           <w:rFonts w:ascii="Times New Roman" w:hAnsi="Times New Roman" w:cs="Times New Roman"/>
+          <w:noProof/>
           <w:color w:val="FF0000"/>
           <w:sz w:val="24"/>
           <w:szCs w:val="24"/>
@@ -643,6 +646,7 @@
       <w:r>
         <w:rPr>
           <w:rFonts w:ascii="Times New Roman" w:hAnsi="Times New Roman" w:cs="Times New Roman"/>
+          <w:noProof/>
           <w:sz w:val="24"/>
           <w:szCs w:val="24"/>
         </w:rPr>
@@ -694,6 +698,7 @@
       <w:r>
         <w:rPr>
           <w:rFonts w:ascii="Times New Roman" w:hAnsi="Times New Roman" w:cs="Times New Roman"/>
+          <w:noProof/>
           <w:sz w:val="24"/>
           <w:szCs w:val="24"/>
         </w:rPr>
@@ -745,6 +750,7 @@
       <w:r>
         <w:rPr>
           <w:rFonts w:ascii="Times New Roman" w:hAnsi="Times New Roman" w:cs="Times New Roman"/>
+          <w:noProof/>
           <w:sz w:val="24"/>
           <w:szCs w:val="24"/>
         </w:rPr>
@@ -999,16 +1005,14 @@
         <w:br/>
         <w:t xml:space="preserve">Today </w:t>
       </w:r>
-      <w:proofErr w:type="spellStart"/>
-      <w:r>
-        <w:rPr>
-          <w:rFonts w:ascii="Times New Roman" w:hAnsi="Times New Roman" w:cs="Times New Roman"/>
-          <w:sz w:val="24"/>
-          <w:szCs w:val="24"/>
-        </w:rPr>
-        <w:t>i</w:t>
-      </w:r>
-      <w:proofErr w:type="spellEnd"/>
+      <w:r>
+        <w:rPr>
+          <w:rFonts w:ascii="Times New Roman" w:hAnsi="Times New Roman" w:cs="Times New Roman"/>
+          <w:sz w:val="24"/>
+          <w:szCs w:val="24"/>
+        </w:rPr>
+        <w:t>I</w:t>
+      </w:r>
       <w:r>
         <w:rPr>
           <w:rFonts w:ascii="Times New Roman" w:hAnsi="Times New Roman" w:cs="Times New Roman"/>
@@ -1135,6 +1139,7 @@
       <w:r>
         <w:rPr>
           <w:rFonts w:ascii="Times New Roman" w:hAnsi="Times New Roman" w:cs="Times New Roman"/>
+          <w:noProof/>
           <w:sz w:val="24"/>
           <w:szCs w:val="24"/>
         </w:rPr>
@@ -1255,6 +1260,7 @@
       <w:r>
         <w:rPr>
           <w:rFonts w:ascii="Times New Roman" w:hAnsi="Times New Roman" w:cs="Times New Roman"/>
+          <w:noProof/>
           <w:sz w:val="24"/>
           <w:szCs w:val="24"/>
         </w:rPr>
@@ -1342,6 +1348,7 @@
       <w:r>
         <w:rPr>
           <w:rFonts w:ascii="Times New Roman" w:hAnsi="Times New Roman" w:cs="Times New Roman"/>
+          <w:noProof/>
           <w:sz w:val="24"/>
           <w:szCs w:val="24"/>
         </w:rPr>
@@ -1393,6 +1400,7 @@
       <w:r>
         <w:rPr>
           <w:rFonts w:ascii="Times New Roman" w:hAnsi="Times New Roman" w:cs="Times New Roman"/>
+          <w:noProof/>
           <w:sz w:val="24"/>
           <w:szCs w:val="24"/>
         </w:rPr>
@@ -1473,7 +1481,296 @@
           <w:sz w:val="24"/>
           <w:szCs w:val="24"/>
         </w:rPr>
-        <w:br/>
+        <w:drawing>
+          <wp:inline distT="0" distB="0" distL="0" distR="0" wp14:anchorId="091C5159" wp14:editId="1E6973AA">
+            <wp:extent cx="3010320" cy="2133898"/>
+            <wp:effectExtent l="0" t="0" r="0" b="0"/>
+            <wp:docPr id="12" name="Picture 12"/>
+            <wp:cNvGraphicFramePr>
+              <a:graphicFrameLocks xmlns:a="http://schemas.openxmlformats.org/drawingml/2006/main" noChangeAspect="1"/>
+            </wp:cNvGraphicFramePr>
+            <a:graphic xmlns:a="http://schemas.openxmlformats.org/drawingml/2006/main">
+              <a:graphicData uri="http://schemas.openxmlformats.org/drawingml/2006/picture">
+                <pic:pic xmlns:pic="http://schemas.openxmlformats.org/drawingml/2006/picture">
+                  <pic:nvPicPr>
+                    <pic:cNvPr id="1" name=""/>
+                    <pic:cNvPicPr/>
+                  </pic:nvPicPr>
+                  <pic:blipFill>
+                    <a:blip r:embed="rId16"/>
+                    <a:stretch>
+                      <a:fillRect/>
+                    </a:stretch>
+                  </pic:blipFill>
+                  <pic:spPr>
+                    <a:xfrm>
+                      <a:off x="0" y="0"/>
+                      <a:ext cx="3010320" cy="2133898"/>
+                    </a:xfrm>
+                    <a:prstGeom prst="rect">
+                      <a:avLst/>
+                    </a:prstGeom>
+                  </pic:spPr>
+                </pic:pic>
+              </a:graphicData>
+            </a:graphic>
+          </wp:inline>
+        </w:drawing>
+      </w:r>
+    </w:p>
+    <w:p>
+      <w:pPr>
+        <w:rPr>
+          <w:rFonts w:ascii="Times New Roman" w:hAnsi="Times New Roman" w:cs="Times New Roman"/>
+          <w:sz w:val="24"/>
+          <w:szCs w:val="24"/>
+        </w:rPr>
+      </w:pPr>
+      <w:r>
+        <w:rPr>
+          <w:rFonts w:ascii="Times New Roman" w:hAnsi="Times New Roman" w:cs="Times New Roman"/>
+          <w:sz w:val="24"/>
+          <w:szCs w:val="24"/>
+        </w:rPr>
+        <w:drawing>
+          <wp:inline distT="0" distB="0" distL="0" distR="0" wp14:anchorId="7AB194F1" wp14:editId="09ABCEBA">
+            <wp:extent cx="3343742" cy="2105319"/>
+            <wp:effectExtent l="0" t="0" r="9525" b="9525"/>
+            <wp:docPr id="13" name="Picture 13"/>
+            <wp:cNvGraphicFramePr>
+              <a:graphicFrameLocks xmlns:a="http://schemas.openxmlformats.org/drawingml/2006/main" noChangeAspect="1"/>
+            </wp:cNvGraphicFramePr>
+            <a:graphic xmlns:a="http://schemas.openxmlformats.org/drawingml/2006/main">
+              <a:graphicData uri="http://schemas.openxmlformats.org/drawingml/2006/picture">
+                <pic:pic xmlns:pic="http://schemas.openxmlformats.org/drawingml/2006/picture">
+                  <pic:nvPicPr>
+                    <pic:cNvPr id="1" name=""/>
+                    <pic:cNvPicPr/>
+                  </pic:nvPicPr>
+                  <pic:blipFill>
+                    <a:blip r:embed="rId17"/>
+                    <a:stretch>
+                      <a:fillRect/>
+                    </a:stretch>
+                  </pic:blipFill>
+                  <pic:spPr>
+                    <a:xfrm>
+                      <a:off x="0" y="0"/>
+                      <a:ext cx="3343742" cy="2105319"/>
+                    </a:xfrm>
+                    <a:prstGeom prst="rect">
+                      <a:avLst/>
+                    </a:prstGeom>
+                  </pic:spPr>
+                </pic:pic>
+              </a:graphicData>
+            </a:graphic>
+          </wp:inline>
+        </w:drawing>
+      </w:r>
+    </w:p>
+    <w:p>
+      <w:pPr>
+        <w:rPr>
+          <w:rFonts w:ascii="Times New Roman" w:hAnsi="Times New Roman" w:cs="Times New Roman"/>
+          <w:sz w:val="24"/>
+          <w:szCs w:val="24"/>
+        </w:rPr>
+      </w:pPr>
+      <w:r>
+        <w:rPr>
+          <w:rFonts w:ascii="Times New Roman" w:hAnsi="Times New Roman" w:cs="Times New Roman"/>
+          <w:sz w:val="24"/>
+          <w:szCs w:val="24"/>
+        </w:rPr>
+        <w:t>Today I:</w:t>
+      </w:r>
+    </w:p>
+    <w:p>
+      <w:pPr>
+        <w:pStyle w:val="ListParagraph"/>
+        <w:numPr>
+          <w:ilvl w:val="0"/>
+          <w:numId w:val="8"/>
+        </w:numPr>
+        <w:rPr>
+          <w:rFonts w:ascii="Times New Roman" w:hAnsi="Times New Roman" w:cs="Times New Roman"/>
+          <w:sz w:val="24"/>
+          <w:szCs w:val="24"/>
+        </w:rPr>
+      </w:pPr>
+      <w:r>
+        <w:rPr>
+          <w:rFonts w:ascii="Times New Roman" w:hAnsi="Times New Roman" w:cs="Times New Roman"/>
+          <w:sz w:val="24"/>
+          <w:szCs w:val="24"/>
+        </w:rPr>
+        <w:t>Create Basket Controller Logic</w:t>
+      </w:r>
+    </w:p>
+    <w:p>
+      <w:pPr>
+        <w:pStyle w:val="ListParagraph"/>
+        <w:numPr>
+          <w:ilvl w:val="0"/>
+          <w:numId w:val="8"/>
+        </w:numPr>
+        <w:rPr>
+          <w:rFonts w:ascii="Times New Roman" w:hAnsi="Times New Roman" w:cs="Times New Roman"/>
+          <w:sz w:val="24"/>
+          <w:szCs w:val="24"/>
+        </w:rPr>
+      </w:pPr>
+      <w:r>
+        <w:rPr>
+          <w:rFonts w:ascii="Times New Roman" w:hAnsi="Times New Roman" w:cs="Times New Roman"/>
+          <w:sz w:val="24"/>
+          <w:szCs w:val="24"/>
+        </w:rPr>
+        <w:t>Create products controller Logic</w:t>
+      </w:r>
+    </w:p>
+    <w:p>
+      <w:pPr>
+        <w:pStyle w:val="ListParagraph"/>
+        <w:numPr>
+          <w:ilvl w:val="0"/>
+          <w:numId w:val="8"/>
+        </w:numPr>
+        <w:rPr>
+          <w:rFonts w:ascii="Times New Roman" w:hAnsi="Times New Roman" w:cs="Times New Roman"/>
+          <w:sz w:val="24"/>
+          <w:szCs w:val="24"/>
+        </w:rPr>
+      </w:pPr>
+      <w:r>
+        <w:rPr>
+          <w:rFonts w:ascii="Times New Roman" w:hAnsi="Times New Roman" w:cs="Times New Roman"/>
+          <w:sz w:val="24"/>
+          <w:szCs w:val="24"/>
+        </w:rPr>
+        <w:t>Sort out my checkout function</w:t>
+      </w:r>
+    </w:p>
+    <w:p>
+      <w:pPr>
+        <w:pStyle w:val="ListParagraph"/>
+        <w:numPr>
+          <w:ilvl w:val="0"/>
+          <w:numId w:val="8"/>
+        </w:numPr>
+        <w:rPr>
+          <w:rFonts w:ascii="Times New Roman" w:hAnsi="Times New Roman" w:cs="Times New Roman"/>
+          <w:sz w:val="24"/>
+          <w:szCs w:val="24"/>
+        </w:rPr>
+      </w:pPr>
+      <w:r>
+        <w:rPr>
+          <w:rFonts w:ascii="Times New Roman" w:hAnsi="Times New Roman" w:cs="Times New Roman"/>
+          <w:sz w:val="24"/>
+          <w:szCs w:val="24"/>
+        </w:rPr>
+        <w:t>Create demo logo for the producers’ seed data</w:t>
+      </w:r>
+    </w:p>
+    <w:p>
+      <w:pPr>
+        <w:rPr>
+          <w:rFonts w:ascii="Times New Roman" w:hAnsi="Times New Roman" w:cs="Times New Roman"/>
+          <w:sz w:val="24"/>
+          <w:szCs w:val="24"/>
+        </w:rPr>
+      </w:pPr>
+      <w:r>
+        <w:rPr>
+          <w:rFonts w:ascii="Times New Roman" w:hAnsi="Times New Roman" w:cs="Times New Roman"/>
+          <w:sz w:val="24"/>
+          <w:szCs w:val="24"/>
+        </w:rPr>
+        <w:t>Tomorrow I want to:</w:t>
+      </w:r>
+    </w:p>
+    <w:p>
+      <w:pPr>
+        <w:pStyle w:val="ListParagraph"/>
+        <w:numPr>
+          <w:ilvl w:val="0"/>
+          <w:numId w:val="9"/>
+        </w:numPr>
+        <w:rPr>
+          <w:rFonts w:ascii="Times New Roman" w:hAnsi="Times New Roman" w:cs="Times New Roman"/>
+          <w:sz w:val="24"/>
+          <w:szCs w:val="24"/>
+        </w:rPr>
+      </w:pPr>
+      <w:r>
+        <w:rPr>
+          <w:rFonts w:ascii="Times New Roman" w:hAnsi="Times New Roman" w:cs="Times New Roman"/>
+          <w:sz w:val="24"/>
+          <w:szCs w:val="24"/>
+        </w:rPr>
+        <w:t xml:space="preserve">Write out my </w:t>
+      </w:r>
+      <w:r>
+        <w:rPr>
+          <w:rFonts w:ascii="Times New Roman" w:hAnsi="Times New Roman" w:cs="Times New Roman"/>
+          <w:sz w:val="24"/>
+          <w:szCs w:val="24"/>
+        </w:rPr>
+        <w:t xml:space="preserve">cascading styles sheet </w:t>
+      </w:r>
+      <w:r>
+        <w:rPr>
+          <w:rFonts w:ascii="Times New Roman" w:hAnsi="Times New Roman" w:cs="Times New Roman"/>
+          <w:sz w:val="24"/>
+          <w:szCs w:val="24"/>
+        </w:rPr>
+        <w:t>and style my entire website</w:t>
+      </w:r>
+    </w:p>
+    <w:p>
+      <w:pPr>
+        <w:pStyle w:val="ListParagraph"/>
+        <w:numPr>
+          <w:ilvl w:val="0"/>
+          <w:numId w:val="9"/>
+        </w:numPr>
+        <w:rPr>
+          <w:rFonts w:ascii="Times New Roman" w:hAnsi="Times New Roman" w:cs="Times New Roman"/>
+          <w:sz w:val="24"/>
+          <w:szCs w:val="24"/>
+        </w:rPr>
+      </w:pPr>
+      <w:r>
+        <w:rPr>
+          <w:rFonts w:ascii="Times New Roman" w:hAnsi="Times New Roman" w:cs="Times New Roman"/>
+          <w:sz w:val="24"/>
+          <w:szCs w:val="24"/>
+        </w:rPr>
+        <w:t>Create Producer, User and staff dashboards</w:t>
+      </w:r>
+    </w:p>
+    <w:p>
+      <w:pPr>
+        <w:pStyle w:val="ListParagraph"/>
+        <w:numPr>
+          <w:ilvl w:val="0"/>
+          <w:numId w:val="9"/>
+        </w:numPr>
+        <w:rPr>
+          <w:rFonts w:ascii="Times New Roman" w:hAnsi="Times New Roman" w:cs="Times New Roman"/>
+          <w:sz w:val="24"/>
+          <w:szCs w:val="24"/>
+        </w:rPr>
+      </w:pPr>
+      <w:r>
+        <w:rPr>
+          <w:rFonts w:ascii="Times New Roman" w:hAnsi="Times New Roman" w:cs="Times New Roman"/>
+          <w:sz w:val="24"/>
+          <w:szCs w:val="24"/>
+        </w:rPr>
+        <w:t>Add accessibility settings</w:t>
       </w:r>
     </w:p>
     <w:sectPr>
@@ -1489,6 +1786,92 @@
 <file path=word/numbering.xml><?xml version="1.0" encoding="utf-8"?>
 <w:numbering xmlns:wpc="http://schemas.microsoft.com/office/word/2010/wordprocessingCanvas" xmlns:cx="http://schemas.microsoft.com/office/drawing/2014/chartex" xmlns:cx1="http://schemas.microsoft.com/office/drawing/2015/9/8/chartex" xmlns:cx2="http://schemas.microsoft.com/office/drawing/2015/10/21/chartex" xmlns:cx3="http://schemas.microsoft.com/office/drawing/2016/5/9/chartex" xmlns:cx4="http://schemas.microsoft.com/office/drawing/2016/5/10/chartex" xmlns:cx5="http://schemas.microsoft.com/office/drawing/2016/5/11/chartex" xmlns:cx6="http://schemas.microsoft.com/office/drawing/2016/5/12/chartex" xmlns:cx7="http://schemas.microsoft.com/office/drawing/2016/5/13/chartex" xmlns:cx8="http://schemas.microsoft.com/office/drawing/2016/5/14/chartex" xmlns:mc="http://schemas.openxmlformats.org/markup-compatibility/2006" xmlns:aink="http://schemas.microsoft.com/office/drawing/2016/ink" xmlns:am3d="http://schemas.microsoft.com/office/drawing/2017/model3d" xmlns:o="urn:schemas-microsoft-com:office:office" xmlns:r="http://schemas.openxmlformats.org/officeDocument/2006/relationships" xmlns:m="http://schemas.openxmlformats.org/officeDocument/2006/math" xmlns:v="urn:schemas-microsoft-com:vml" xmlns:wp14="http://schemas.microsoft.com/office/word/2010/wordprocessingDrawing" xmlns:wp="http://schemas.openxmlformats.org/drawingml/2006/wordprocessingDrawing" xmlns:w10="urn:schemas-microsoft-com:office:word" xmlns:w="http://schemas.openxmlformats.org/wordprocessingml/2006/main" xmlns:w14="http://schemas.microsoft.com/office/word/2010/wordml" xmlns:w15="http://schemas.microsoft.com/office/word/2012/wordml" xmlns:w16cex="http://schemas.microsoft.com/office/word/2018/wordml/cex" xmlns:w16cid="http://schemas.microsoft.com/office/word/2016/wordml/cid" xmlns:w16="http://schemas.microsoft.com/office/word/2018/wordml" xmlns:w16sdtdh="http://schemas.microsoft.com/office/word/2020/wordml/sdtdatahash" xmlns:w16se="http://schemas.microsoft.com/office/word/2015/wordml/symex" xmlns:wpg="http://schemas.microsoft.com/office/word/2010/wordprocessingGroup" xmlns:wpi="http://schemas.microsoft.com/office/word/2010/wordprocessingInk" xmlns:wne="http://schemas.microsoft.com/office/word/2006/wordml" xmlns:wps="http://schemas.microsoft.com/office/word/2010/wordprocessingShape" mc:Ignorable="w14 w15 w16se w16cid w16 w16cex w16sdtdh wp14">
   <w:abstractNum w:abstractNumId="0" w15:restartNumberingAfterBreak="0">
+    <w:nsid w:val="0C4D14C7"/>
+    <w:multiLevelType w:val="hybridMultilevel"/>
+    <w:tmpl w:val="A6E63C7C"/>
+    <w:lvl w:ilvl="0" w:tplc="0809000F">
+      <w:start w:val="1"/>
+      <w:numFmt w:val="decimal"/>
+      <w:lvlText w:val="%1."/>
+      <w:lvlJc w:val="left"/>
+      <w:pPr>
+        <w:ind w:left="720" w:hanging="360"/>
+      </w:pPr>
+    </w:lvl>
+    <w:lvl w:ilvl="1" w:tplc="08090019" w:tentative="1">
+      <w:start w:val="1"/>
+      <w:numFmt w:val="lowerLetter"/>
+      <w:lvlText w:val="%2."/>
+      <w:lvlJc w:val="left"/>
+      <w:pPr>
+        <w:ind w:left="1440" w:hanging="360"/>
+      </w:pPr>
+    </w:lvl>
+    <w:lvl w:ilvl="2" w:tplc="0809001B" w:tentative="1">
+      <w:start w:val="1"/>
+      <w:numFmt w:val="lowerRoman"/>
+      <w:lvlText w:val="%3."/>
+      <w:lvlJc w:val="right"/>
+      <w:pPr>
+        <w:ind w:left="2160" w:hanging="180"/>
+      </w:pPr>
+    </w:lvl>
+    <w:lvl w:ilvl="3" w:tplc="0809000F" w:tentative="1">
+      <w:start w:val="1"/>
+      <w:numFmt w:val="decimal"/>
+      <w:lvlText w:val="%4."/>
+      <w:lvlJc w:val="left"/>
+      <w:pPr>
+        <w:ind w:left="2880" w:hanging="360"/>
+      </w:pPr>
+    </w:lvl>
+    <w:lvl w:ilvl="4" w:tplc="08090019" w:tentative="1">
+      <w:start w:val="1"/>
+      <w:numFmt w:val="lowerLetter"/>
+      <w:lvlText w:val="%5."/>
+      <w:lvlJc w:val="left"/>
+      <w:pPr>
+        <w:ind w:left="3600" w:hanging="360"/>
+      </w:pPr>
+    </w:lvl>
+    <w:lvl w:ilvl="5" w:tplc="0809001B" w:tentative="1">
+      <w:start w:val="1"/>
+      <w:numFmt w:val="lowerRoman"/>
+      <w:lvlText w:val="%6."/>
+      <w:lvlJc w:val="right"/>
+      <w:pPr>
+        <w:ind w:left="4320" w:hanging="180"/>
+      </w:pPr>
+    </w:lvl>
+    <w:lvl w:ilvl="6" w:tplc="0809000F" w:tentative="1">
+      <w:start w:val="1"/>
+      <w:numFmt w:val="decimal"/>
+      <w:lvlText w:val="%7."/>
+      <w:lvlJc w:val="left"/>
+      <w:pPr>
+        <w:ind w:left="5040" w:hanging="360"/>
+      </w:pPr>
+    </w:lvl>
+    <w:lvl w:ilvl="7" w:tplc="08090019" w:tentative="1">
+      <w:start w:val="1"/>
+      <w:numFmt w:val="lowerLetter"/>
+      <w:lvlText w:val="%8."/>
+      <w:lvlJc w:val="left"/>
+      <w:pPr>
+        <w:ind w:left="5760" w:hanging="360"/>
+      </w:pPr>
+    </w:lvl>
+    <w:lvl w:ilvl="8" w:tplc="0809001B" w:tentative="1">
+      <w:start w:val="1"/>
+      <w:numFmt w:val="lowerRoman"/>
+      <w:lvlText w:val="%9."/>
+      <w:lvlJc w:val="right"/>
+      <w:pPr>
+        <w:ind w:left="6480" w:hanging="180"/>
+      </w:pPr>
+    </w:lvl>
+  </w:abstractNum>
+  <w:abstractNum w:abstractNumId="1" w15:restartNumberingAfterBreak="0">
     <w:nsid w:val="1BEF5316"/>
     <w:multiLevelType w:val="hybridMultilevel"/>
     <w:tmpl w:val="5BDA26B8"/>
@@ -1574,7 +1957,7 @@
       </w:pPr>
     </w:lvl>
   </w:abstractNum>
-  <w:abstractNum w:abstractNumId="1" w15:restartNumberingAfterBreak="0">
+  <w:abstractNum w:abstractNumId="2" w15:restartNumberingAfterBreak="0">
     <w:nsid w:val="30630094"/>
     <w:multiLevelType w:val="hybridMultilevel"/>
     <w:tmpl w:val="C31ED572"/>
@@ -1660,7 +2043,7 @@
       </w:pPr>
     </w:lvl>
   </w:abstractNum>
-  <w:abstractNum w:abstractNumId="2" w15:restartNumberingAfterBreak="0">
+  <w:abstractNum w:abstractNumId="3" w15:restartNumberingAfterBreak="0">
     <w:nsid w:val="4A072FA6"/>
     <w:multiLevelType w:val="hybridMultilevel"/>
     <w:tmpl w:val="6890F314"/>
@@ -1746,7 +2129,7 @@
       </w:pPr>
     </w:lvl>
   </w:abstractNum>
-  <w:abstractNum w:abstractNumId="3" w15:restartNumberingAfterBreak="0">
+  <w:abstractNum w:abstractNumId="4" w15:restartNumberingAfterBreak="0">
     <w:nsid w:val="5E872D5C"/>
     <w:multiLevelType w:val="hybridMultilevel"/>
     <w:tmpl w:val="E1864EEC"/>
@@ -1832,7 +2215,7 @@
       </w:pPr>
     </w:lvl>
   </w:abstractNum>
-  <w:abstractNum w:abstractNumId="4" w15:restartNumberingAfterBreak="0">
+  <w:abstractNum w:abstractNumId="5" w15:restartNumberingAfterBreak="0">
     <w:nsid w:val="62D56080"/>
     <w:multiLevelType w:val="hybridMultilevel"/>
     <w:tmpl w:val="9836D4F6"/>
@@ -1918,7 +2301,93 @@
       </w:pPr>
     </w:lvl>
   </w:abstractNum>
-  <w:abstractNum w:abstractNumId="5" w15:restartNumberingAfterBreak="0">
+  <w:abstractNum w:abstractNumId="6" w15:restartNumberingAfterBreak="0">
+    <w:nsid w:val="708F6AB2"/>
+    <w:multiLevelType w:val="hybridMultilevel"/>
+    <w:tmpl w:val="1CB4A180"/>
+    <w:lvl w:ilvl="0" w:tplc="0809000F">
+      <w:start w:val="1"/>
+      <w:numFmt w:val="decimal"/>
+      <w:lvlText w:val="%1."/>
+      <w:lvlJc w:val="left"/>
+      <w:pPr>
+        <w:ind w:left="720" w:hanging="360"/>
+      </w:pPr>
+    </w:lvl>
+    <w:lvl w:ilvl="1" w:tplc="08090019" w:tentative="1">
+      <w:start w:val="1"/>
+      <w:numFmt w:val="lowerLetter"/>
+      <w:lvlText w:val="%2."/>
+      <w:lvlJc w:val="left"/>
+      <w:pPr>
+        <w:ind w:left="1440" w:hanging="360"/>
+      </w:pPr>
+    </w:lvl>
+    <w:lvl w:ilvl="2" w:tplc="0809001B" w:tentative="1">
+      <w:start w:val="1"/>
+      <w:numFmt w:val="lowerRoman"/>
+      <w:lvlText w:val="%3."/>
+      <w:lvlJc w:val="right"/>
+      <w:pPr>
+        <w:ind w:left="2160" w:hanging="180"/>
+      </w:pPr>
+    </w:lvl>
+    <w:lvl w:ilvl="3" w:tplc="0809000F" w:tentative="1">
+      <w:start w:val="1"/>
+      <w:numFmt w:val="decimal"/>
+      <w:lvlText w:val="%4."/>
+      <w:lvlJc w:val="left"/>
+      <w:pPr>
+        <w:ind w:left="2880" w:hanging="360"/>
+      </w:pPr>
+    </w:lvl>
+    <w:lvl w:ilvl="4" w:tplc="08090019" w:tentative="1">
+      <w:start w:val="1"/>
+      <w:numFmt w:val="lowerLetter"/>
+      <w:lvlText w:val="%5."/>
+      <w:lvlJc w:val="left"/>
+      <w:pPr>
+        <w:ind w:left="3600" w:hanging="360"/>
+      </w:pPr>
+    </w:lvl>
+    <w:lvl w:ilvl="5" w:tplc="0809001B" w:tentative="1">
+      <w:start w:val="1"/>
+      <w:numFmt w:val="lowerRoman"/>
+      <w:lvlText w:val="%6."/>
+      <w:lvlJc w:val="right"/>
+      <w:pPr>
+        <w:ind w:left="4320" w:hanging="180"/>
+      </w:pPr>
+    </w:lvl>
+    <w:lvl w:ilvl="6" w:tplc="0809000F" w:tentative="1">
+      <w:start w:val="1"/>
+      <w:numFmt w:val="decimal"/>
+      <w:lvlText w:val="%7."/>
+      <w:lvlJc w:val="left"/>
+      <w:pPr>
+        <w:ind w:left="5040" w:hanging="360"/>
+      </w:pPr>
+    </w:lvl>
+    <w:lvl w:ilvl="7" w:tplc="08090019" w:tentative="1">
+      <w:start w:val="1"/>
+      <w:numFmt w:val="lowerLetter"/>
+      <w:lvlText w:val="%8."/>
+      <w:lvlJc w:val="left"/>
+      <w:pPr>
+        <w:ind w:left="5760" w:hanging="360"/>
+      </w:pPr>
+    </w:lvl>
+    <w:lvl w:ilvl="8" w:tplc="0809001B" w:tentative="1">
+      <w:start w:val="1"/>
+      <w:numFmt w:val="lowerRoman"/>
+      <w:lvlText w:val="%9."/>
+      <w:lvlJc w:val="right"/>
+      <w:pPr>
+        <w:ind w:left="6480" w:hanging="180"/>
+      </w:pPr>
+    </w:lvl>
+  </w:abstractNum>
+  <w:abstractNum w:abstractNumId="7" w15:restartNumberingAfterBreak="0">
     <w:nsid w:val="789D6AB5"/>
     <w:multiLevelType w:val="hybridMultilevel"/>
     <w:tmpl w:val="D584E204"/>
@@ -2004,7 +2473,7 @@
       </w:pPr>
     </w:lvl>
   </w:abstractNum>
-  <w:abstractNum w:abstractNumId="6" w15:restartNumberingAfterBreak="0">
+  <w:abstractNum w:abstractNumId="8" w15:restartNumberingAfterBreak="0">
     <w:nsid w:val="79B14F8E"/>
     <w:multiLevelType w:val="hybridMultilevel"/>
     <w:tmpl w:val="D7709680"/>
@@ -2118,24 +2587,30 @@
     </w:lvl>
   </w:abstractNum>
   <w:num w:numId="1">
+    <w:abstractNumId w:val="7"/>
+  </w:num>
+  <w:num w:numId="2">
+    <w:abstractNumId w:val="3"/>
+  </w:num>
+  <w:num w:numId="3">
+    <w:abstractNumId w:val="4"/>
+  </w:num>
+  <w:num w:numId="4">
+    <w:abstractNumId w:val="8"/>
+  </w:num>
+  <w:num w:numId="5">
     <w:abstractNumId w:val="5"/>
   </w:num>
-  <w:num w:numId="2">
+  <w:num w:numId="6">
     <w:abstractNumId w:val="2"/>
   </w:num>
-  <w:num w:numId="3">
-    <w:abstractNumId w:val="3"/>
+  <w:num w:numId="7">
+    <w:abstractNumId w:val="1"/>
   </w:num>
-  <w:num w:numId="4">
+  <w:num w:numId="8">
     <w:abstractNumId w:val="6"/>
   </w:num>
-  <w:num w:numId="5">
-    <w:abstractNumId w:val="4"/>
-  </w:num>
-  <w:num w:numId="6">
-    <w:abstractNumId w:val="1"/>
-  </w:num>
-  <w:num w:numId="7">
+  <w:num w:numId="9">
     <w:abstractNumId w:val="0"/>
   </w:num>
 </w:numbering>

--- a/Development Diary.docx
+++ b/Development Diary.docx
@@ -1,6 +1,6 @@
 
 <file path=word/document.xml><?xml version="1.0" encoding="utf-8"?>
-<w:document xmlns:wpc="http://schemas.microsoft.com/office/word/2010/wordprocessingCanvas" xmlns:cx="http://schemas.microsoft.com/office/drawing/2014/chartex" xmlns:cx1="http://schemas.microsoft.com/office/drawing/2015/9/8/chartex" xmlns:cx2="http://schemas.microsoft.com/office/drawing/2015/10/21/chartex" xmlns:cx3="http://schemas.microsoft.com/office/drawing/2016/5/9/chartex" xmlns:cx4="http://schemas.microsoft.com/office/drawing/2016/5/10/chartex" xmlns:cx5="http://schemas.microsoft.com/office/drawing/2016/5/11/chartex" xmlns:cx6="http://schemas.microsoft.com/office/drawing/2016/5/12/chartex" xmlns:cx7="http://schemas.microsoft.com/office/drawing/2016/5/13/chartex" xmlns:cx8="http://schemas.microsoft.com/office/drawing/2016/5/14/chartex" xmlns:mc="http://schemas.openxmlformats.org/markup-compatibility/2006" xmlns:aink="http://schemas.microsoft.com/office/drawing/2016/ink" xmlns:am3d="http://schemas.microsoft.com/office/drawing/2017/model3d" xmlns:o="urn:schemas-microsoft-com:office:office" xmlns:r="http://schemas.openxmlformats.org/officeDocument/2006/relationships" xmlns:m="http://schemas.openxmlformats.org/officeDocument/2006/math" xmlns:v="urn:schemas-microsoft-com:vml" xmlns:wp14="http://schemas.microsoft.com/office/word/2010/wordprocessingDrawing" xmlns:wp="http://schemas.openxmlformats.org/drawingml/2006/wordprocessingDrawing" xmlns:w10="urn:schemas-microsoft-com:office:word" xmlns:w="http://schemas.openxmlformats.org/wordprocessingml/2006/main" xmlns:w14="http://schemas.microsoft.com/office/word/2010/wordml" xmlns:w15="http://schemas.microsoft.com/office/word/2012/wordml" xmlns:w16cex="http://schemas.microsoft.com/office/word/2018/wordml/cex" xmlns:w16cid="http://schemas.microsoft.com/office/word/2016/wordml/cid" xmlns:w16="http://schemas.microsoft.com/office/word/2018/wordml" xmlns:w16sdtdh="http://schemas.microsoft.com/office/word/2020/wordml/sdtdatahash" xmlns:w16se="http://schemas.microsoft.com/office/word/2015/wordml/symex" xmlns:wpg="http://schemas.microsoft.com/office/word/2010/wordprocessingGroup" xmlns:wpi="http://schemas.microsoft.com/office/word/2010/wordprocessingInk" xmlns:wne="http://schemas.microsoft.com/office/word/2006/wordml" xmlns:wps="http://schemas.microsoft.com/office/word/2010/wordprocessingShape" mc:Ignorable="w14 w15 w16se w16cid w16 w16cex w16sdtdh wp14">
+<w:document xmlns:wpc="http://schemas.microsoft.com/office/word/2010/wordprocessingCanvas" xmlns:cx="http://schemas.microsoft.com/office/drawing/2014/chartex" xmlns:cx1="http://schemas.microsoft.com/office/drawing/2015/9/8/chartex" xmlns:cx2="http://schemas.microsoft.com/office/drawing/2015/10/21/chartex" xmlns:cx3="http://schemas.microsoft.com/office/drawing/2016/5/9/chartex" xmlns:cx4="http://schemas.microsoft.com/office/drawing/2016/5/10/chartex" xmlns:cx5="http://schemas.microsoft.com/office/drawing/2016/5/11/chartex" xmlns:cx6="http://schemas.microsoft.com/office/drawing/2016/5/12/chartex" xmlns:cx7="http://schemas.microsoft.com/office/drawing/2016/5/13/chartex" xmlns:cx8="http://schemas.microsoft.com/office/drawing/2016/5/14/chartex" xmlns:mc="http://schemas.openxmlformats.org/markup-compatibility/2006" xmlns:aink="http://schemas.microsoft.com/office/drawing/2016/ink" xmlns:am3d="http://schemas.microsoft.com/office/drawing/2017/model3d" xmlns:o="urn:schemas-microsoft-com:office:office" xmlns:oel="http://schemas.microsoft.com/office/2019/extlst" xmlns:r="http://schemas.openxmlformats.org/officeDocument/2006/relationships" xmlns:m="http://schemas.openxmlformats.org/officeDocument/2006/math" xmlns:v="urn:schemas-microsoft-com:vml" xmlns:wp14="http://schemas.microsoft.com/office/word/2010/wordprocessingDrawing" xmlns:wp="http://schemas.openxmlformats.org/drawingml/2006/wordprocessingDrawing" xmlns:w10="urn:schemas-microsoft-com:office:word" xmlns:w="http://schemas.openxmlformats.org/wordprocessingml/2006/main" xmlns:w14="http://schemas.microsoft.com/office/word/2010/wordml" xmlns:w15="http://schemas.microsoft.com/office/word/2012/wordml" xmlns:w16cex="http://schemas.microsoft.com/office/word/2018/wordml/cex" xmlns:w16cid="http://schemas.microsoft.com/office/word/2016/wordml/cid" xmlns:w16="http://schemas.microsoft.com/office/word/2018/wordml" xmlns:w16du="http://schemas.microsoft.com/office/word/2023/wordml/word16du" xmlns:w16sdtdh="http://schemas.microsoft.com/office/word/2020/wordml/sdtdatahash" xmlns:w16sdtfl="http://schemas.microsoft.com/office/word/2024/wordml/sdtformatlock" xmlns:w16se="http://schemas.microsoft.com/office/word/2015/wordml/symex" xmlns:wpg="http://schemas.microsoft.com/office/word/2010/wordprocessingGroup" xmlns:wpi="http://schemas.microsoft.com/office/word/2010/wordprocessingInk" xmlns:wne="http://schemas.microsoft.com/office/word/2006/wordml" xmlns:wps="http://schemas.microsoft.com/office/word/2010/wordprocessingShape" mc:Ignorable="w14 w15 w16se w16cid w16 w16cex w16sdtdh w16sdtfl w16du wp14">
   <w:body>
     <w:p>
       <w:pPr>
@@ -490,7 +490,29 @@
           <w:sz w:val="24"/>
           <w:szCs w:val="24"/>
         </w:rPr>
-        <w:t>Add google authentication for logging in#</w:t>
+        <w:t>Add google authentication for logging in</w:t>
+      </w:r>
+    </w:p>
+    <w:p>
+      <w:pPr>
+        <w:pStyle w:val="ListParagraph"/>
+        <w:numPr>
+          <w:ilvl w:val="0"/>
+          <w:numId w:val="3"/>
+        </w:numPr>
+        <w:rPr>
+          <w:rFonts w:ascii="Times New Roman" w:hAnsi="Times New Roman" w:cs="Times New Roman"/>
+          <w:sz w:val="24"/>
+          <w:szCs w:val="24"/>
+        </w:rPr>
+      </w:pPr>
+      <w:r>
+        <w:rPr>
+          <w:rFonts w:ascii="Times New Roman" w:hAnsi="Times New Roman" w:cs="Times New Roman"/>
+          <w:sz w:val="24"/>
+          <w:szCs w:val="24"/>
+        </w:rPr>
+        <w:t>Begin writing my styles sheet code</w:t>
       </w:r>
     </w:p>
     <w:p>
@@ -805,6 +827,83 @@
           <w:sz w:val="24"/>
           <w:szCs w:val="24"/>
         </w:rPr>
+        <w:t>Then I styled my homepage sidebar</w:t>
+      </w:r>
+    </w:p>
+    <w:p>
+      <w:pPr>
+        <w:rPr>
+          <w:rFonts w:ascii="Times New Roman" w:hAnsi="Times New Roman" w:cs="Times New Roman"/>
+          <w:sz w:val="24"/>
+          <w:szCs w:val="24"/>
+        </w:rPr>
+      </w:pPr>
+      <w:r>
+        <w:rPr>
+          <w:rFonts w:ascii="Times New Roman" w:hAnsi="Times New Roman" w:cs="Times New Roman"/>
+          <w:sz w:val="24"/>
+          <w:szCs w:val="24"/>
+        </w:rPr>
+        <w:lastRenderedPageBreak/>
+        <w:br/>
+      </w:r>
+      <w:r>
+        <w:rPr>
+          <w:rFonts w:ascii="Times New Roman" w:hAnsi="Times New Roman" w:cs="Times New Roman"/>
+          <w:sz w:val="24"/>
+          <w:szCs w:val="24"/>
+        </w:rPr>
+        <w:drawing>
+          <wp:inline distT="0" distB="0" distL="0" distR="0" wp14:anchorId="7C3BC0D1" wp14:editId="3DE1C24E">
+            <wp:extent cx="5731510" cy="2772410"/>
+            <wp:effectExtent l="0" t="0" r="2540" b="8890"/>
+            <wp:docPr id="1228972964" name="Picture 1"/>
+            <wp:cNvGraphicFramePr>
+              <a:graphicFrameLocks xmlns:a="http://schemas.openxmlformats.org/drawingml/2006/main" noChangeAspect="1"/>
+            </wp:cNvGraphicFramePr>
+            <a:graphic xmlns:a="http://schemas.openxmlformats.org/drawingml/2006/main">
+              <a:graphicData uri="http://schemas.openxmlformats.org/drawingml/2006/picture">
+                <pic:pic xmlns:pic="http://schemas.openxmlformats.org/drawingml/2006/picture">
+                  <pic:nvPicPr>
+                    <pic:cNvPr id="1228972964" name=""/>
+                    <pic:cNvPicPr/>
+                  </pic:nvPicPr>
+                  <pic:blipFill>
+                    <a:blip r:embed="rId11"/>
+                    <a:stretch>
+                      <a:fillRect/>
+                    </a:stretch>
+                  </pic:blipFill>
+                  <pic:spPr>
+                    <a:xfrm>
+                      <a:off x="0" y="0"/>
+                      <a:ext cx="5731510" cy="2772410"/>
+                    </a:xfrm>
+                    <a:prstGeom prst="rect">
+                      <a:avLst/>
+                    </a:prstGeom>
+                  </pic:spPr>
+                </pic:pic>
+              </a:graphicData>
+            </a:graphic>
+          </wp:inline>
+        </w:drawing>
+      </w:r>
+    </w:p>
+    <w:p>
+      <w:pPr>
+        <w:rPr>
+          <w:rFonts w:ascii="Times New Roman" w:hAnsi="Times New Roman" w:cs="Times New Roman"/>
+          <w:sz w:val="24"/>
+          <w:szCs w:val="24"/>
+        </w:rPr>
+      </w:pPr>
+      <w:r>
+        <w:rPr>
+          <w:rFonts w:ascii="Times New Roman" w:hAnsi="Times New Roman" w:cs="Times New Roman"/>
+          <w:sz w:val="24"/>
+          <w:szCs w:val="24"/>
+        </w:rPr>
         <w:t>Today i:</w:t>
       </w:r>
     </w:p>
@@ -876,6 +975,28 @@
     </w:p>
     <w:p>
       <w:pPr>
+        <w:pStyle w:val="ListParagraph"/>
+        <w:numPr>
+          <w:ilvl w:val="0"/>
+          <w:numId w:val="6"/>
+        </w:numPr>
+        <w:rPr>
+          <w:rFonts w:ascii="Times New Roman" w:hAnsi="Times New Roman" w:cs="Times New Roman"/>
+          <w:sz w:val="24"/>
+          <w:szCs w:val="24"/>
+        </w:rPr>
+      </w:pPr>
+      <w:r>
+        <w:rPr>
+          <w:rFonts w:ascii="Times New Roman" w:hAnsi="Times New Roman" w:cs="Times New Roman"/>
+          <w:sz w:val="24"/>
+          <w:szCs w:val="24"/>
+        </w:rPr>
+        <w:t>Styled my navbar on the home page</w:t>
+      </w:r>
+    </w:p>
+    <w:p>
+      <w:pPr>
         <w:rPr>
           <w:rFonts w:ascii="Times New Roman" w:hAnsi="Times New Roman" w:cs="Times New Roman"/>
           <w:sz w:val="24"/>
@@ -981,19 +1102,40 @@
     </w:p>
     <w:p>
       <w:pPr>
-        <w:rPr>
-          <w:rFonts w:ascii="Times New Roman" w:hAnsi="Times New Roman" w:cs="Times New Roman"/>
-          <w:sz w:val="24"/>
-          <w:szCs w:val="24"/>
-        </w:rPr>
-      </w:pPr>
-      <w:r>
-        <w:rPr>
-          <w:rFonts w:ascii="Times New Roman" w:hAnsi="Times New Roman" w:cs="Times New Roman"/>
-          <w:sz w:val="24"/>
-          <w:szCs w:val="24"/>
-        </w:rPr>
-        <w:lastRenderedPageBreak/>
+        <w:pStyle w:val="ListParagraph"/>
+        <w:numPr>
+          <w:ilvl w:val="0"/>
+          <w:numId w:val="7"/>
+        </w:numPr>
+        <w:rPr>
+          <w:rFonts w:ascii="Times New Roman" w:hAnsi="Times New Roman" w:cs="Times New Roman"/>
+          <w:sz w:val="24"/>
+          <w:szCs w:val="24"/>
+        </w:rPr>
+      </w:pPr>
+      <w:r>
+        <w:rPr>
+          <w:rFonts w:ascii="Times New Roman" w:hAnsi="Times New Roman" w:cs="Times New Roman"/>
+          <w:sz w:val="24"/>
+          <w:szCs w:val="24"/>
+        </w:rPr>
+        <w:t>Continue writing my styles sheet code</w:t>
+      </w:r>
+    </w:p>
+    <w:p>
+      <w:pPr>
+        <w:rPr>
+          <w:rFonts w:ascii="Times New Roman" w:hAnsi="Times New Roman" w:cs="Times New Roman"/>
+          <w:sz w:val="24"/>
+          <w:szCs w:val="24"/>
+        </w:rPr>
+      </w:pPr>
+      <w:r>
+        <w:rPr>
+          <w:rFonts w:ascii="Times New Roman" w:hAnsi="Times New Roman" w:cs="Times New Roman"/>
+          <w:sz w:val="24"/>
+          <w:szCs w:val="24"/>
+        </w:rPr>
         <w:t>Day 3:</w:t>
       </w:r>
       <w:r>
@@ -1046,7 +1188,7 @@
                     </pic:cNvPicPr>
                   </pic:nvPicPr>
                   <pic:blipFill>
-                    <a:blip r:embed="rId11" cstate="print">
+                    <a:blip r:embed="rId12" cstate="print">
                       <a:extLst>
                         <a:ext uri="{28A0092B-C50C-407E-A947-70E740481C1C}">
                           <a14:useLocalDpi xmlns:a14="http://schemas.microsoft.com/office/drawing/2010/main" val="0"/>
@@ -1092,6 +1234,7 @@
           <w:sz w:val="24"/>
           <w:szCs w:val="24"/>
         </w:rPr>
+        <w:lastRenderedPageBreak/>
         <w:t xml:space="preserve">After creating the </w:t>
       </w:r>
       <w:proofErr w:type="gramStart"/>
@@ -1110,7 +1253,15 @@
           <w:sz w:val="24"/>
           <w:szCs w:val="24"/>
         </w:rPr>
-        <w:t xml:space="preserve"> I updated the seed</w:t>
+        <w:t xml:space="preserve"> I</w:t>
+      </w:r>
+      <w:r>
+        <w:rPr>
+          <w:rFonts w:ascii="Times New Roman" w:hAnsi="Times New Roman" w:cs="Times New Roman"/>
+          <w:sz w:val="24"/>
+          <w:szCs w:val="24"/>
+        </w:rPr>
+        <w:t xml:space="preserve"> updated the seed</w:t>
       </w:r>
       <w:r>
         <w:rPr>
@@ -1120,13 +1271,23 @@
         </w:rPr>
         <w:t xml:space="preserve"> </w:t>
       </w:r>
-      <w:r>
-        <w:rPr>
-          <w:rFonts w:ascii="Times New Roman" w:hAnsi="Times New Roman" w:cs="Times New Roman"/>
-          <w:sz w:val="24"/>
-          <w:szCs w:val="24"/>
-        </w:rPr>
-        <w:t>data so the logo is used for all demo producers.</w:t>
+      <w:proofErr w:type="gramStart"/>
+      <w:r>
+        <w:rPr>
+          <w:rFonts w:ascii="Times New Roman" w:hAnsi="Times New Roman" w:cs="Times New Roman"/>
+          <w:sz w:val="24"/>
+          <w:szCs w:val="24"/>
+        </w:rPr>
+        <w:t>data</w:t>
+      </w:r>
+      <w:proofErr w:type="gramEnd"/>
+      <w:r>
+        <w:rPr>
+          <w:rFonts w:ascii="Times New Roman" w:hAnsi="Times New Roman" w:cs="Times New Roman"/>
+          <w:sz w:val="24"/>
+          <w:szCs w:val="24"/>
+        </w:rPr>
+        <w:t xml:space="preserve"> so the logo is used for all demo producers.</w:t>
       </w:r>
       <w:r>
         <w:rPr>
@@ -1148,128 +1309,6 @@
             <wp:extent cx="5731510" cy="1238885"/>
             <wp:effectExtent l="0" t="0" r="2540" b="0"/>
             <wp:docPr id="8" name="Picture 8"/>
-            <wp:cNvGraphicFramePr>
-              <a:graphicFrameLocks xmlns:a="http://schemas.openxmlformats.org/drawingml/2006/main" noChangeAspect="1"/>
-            </wp:cNvGraphicFramePr>
-            <a:graphic xmlns:a="http://schemas.openxmlformats.org/drawingml/2006/main">
-              <a:graphicData uri="http://schemas.openxmlformats.org/drawingml/2006/picture">
-                <pic:pic xmlns:pic="http://schemas.openxmlformats.org/drawingml/2006/picture">
-                  <pic:nvPicPr>
-                    <pic:cNvPr id="1" name=""/>
-                    <pic:cNvPicPr/>
-                  </pic:nvPicPr>
-                  <pic:blipFill>
-                    <a:blip r:embed="rId12"/>
-                    <a:stretch>
-                      <a:fillRect/>
-                    </a:stretch>
-                  </pic:blipFill>
-                  <pic:spPr>
-                    <a:xfrm>
-                      <a:off x="0" y="0"/>
-                      <a:ext cx="5731510" cy="1238885"/>
-                    </a:xfrm>
-                    <a:prstGeom prst="rect">
-                      <a:avLst/>
-                    </a:prstGeom>
-                  </pic:spPr>
-                </pic:pic>
-              </a:graphicData>
-            </a:graphic>
-          </wp:inline>
-        </w:drawing>
-      </w:r>
-    </w:p>
-    <w:p>
-      <w:pPr>
-        <w:rPr>
-          <w:rFonts w:ascii="Times New Roman" w:hAnsi="Times New Roman" w:cs="Times New Roman"/>
-          <w:sz w:val="24"/>
-          <w:szCs w:val="24"/>
-        </w:rPr>
-      </w:pPr>
-      <w:r>
-        <w:rPr>
-          <w:rFonts w:ascii="Times New Roman" w:hAnsi="Times New Roman" w:cs="Times New Roman"/>
-          <w:sz w:val="24"/>
-          <w:szCs w:val="24"/>
-        </w:rPr>
-        <w:t>After this I then tackled the baskets controller logic, creating the functions for the basket to act like an actual basket and to display the contents of the basket not the basket itself, I then added the price logic. For the products controller I created the button for the products to be able to be added to basket.</w:t>
-      </w:r>
-      <w:r>
-        <w:rPr>
-          <w:rFonts w:ascii="Times New Roman" w:hAnsi="Times New Roman" w:cs="Times New Roman"/>
-          <w:sz w:val="24"/>
-          <w:szCs w:val="24"/>
-        </w:rPr>
-        <w:br/>
-        <w:t xml:space="preserve">I noticed when adding a product to basket </w:t>
-      </w:r>
-      <w:r>
-        <w:rPr>
-          <w:rFonts w:ascii="Times New Roman" w:hAnsi="Times New Roman" w:cs="Times New Roman"/>
-          <w:sz w:val="24"/>
-          <w:szCs w:val="24"/>
-        </w:rPr>
-        <w:t>the solution redirects the user to the basket immediately every time, to fix this I had to use AJAX to send the request without leaving the current page.</w:t>
-      </w:r>
-      <w:r>
-        <w:rPr>
-          <w:rFonts w:ascii="Times New Roman" w:hAnsi="Times New Roman" w:cs="Times New Roman"/>
-          <w:sz w:val="24"/>
-          <w:szCs w:val="24"/>
-        </w:rPr>
-        <w:br/>
-        <w:t xml:space="preserve">I also noticed that the basket page wouldn’t update and I had to implement an update button that would make the page save any changes that was made to it at the moment, for example, </w:t>
-      </w:r>
-      <w:r>
-        <w:rPr>
-          <w:rFonts w:ascii="Times New Roman" w:hAnsi="Times New Roman" w:cs="Times New Roman"/>
-          <w:sz w:val="24"/>
-          <w:szCs w:val="24"/>
-        </w:rPr>
-        <w:t>if you were in the basket page and clicked the plus button to increase quantity for an item you would have to press the update button which would reload the page to make it save an update the price.</w:t>
-      </w:r>
-      <w:r>
-        <w:rPr>
-          <w:rFonts w:ascii="Times New Roman" w:hAnsi="Times New Roman" w:cs="Times New Roman"/>
-          <w:sz w:val="24"/>
-          <w:szCs w:val="24"/>
-        </w:rPr>
-        <w:br/>
-        <w:t>so to fix this I implemented a silent tick that resaves and updates the basket page automatically after a certain amount of time using AJAX.</w:t>
-      </w:r>
-      <w:r>
-        <w:rPr>
-          <w:rFonts w:ascii="Times New Roman" w:hAnsi="Times New Roman" w:cs="Times New Roman"/>
-          <w:sz w:val="24"/>
-          <w:szCs w:val="24"/>
-        </w:rPr>
-        <w:br/>
-        <w:t xml:space="preserve">I also noticed that items could be duplicated in a basket when clicked to be added to the basket more than once, so I made an update so it just increases the quantity for that item instead </w:t>
-      </w:r>
-    </w:p>
-    <w:p>
-      <w:pPr>
-        <w:rPr>
-          <w:rFonts w:ascii="Times New Roman" w:hAnsi="Times New Roman" w:cs="Times New Roman"/>
-          <w:sz w:val="24"/>
-          <w:szCs w:val="24"/>
-        </w:rPr>
-      </w:pPr>
-      <w:r>
-        <w:rPr>
-          <w:rFonts w:ascii="Times New Roman" w:hAnsi="Times New Roman" w:cs="Times New Roman"/>
-          <w:noProof/>
-          <w:sz w:val="24"/>
-          <w:szCs w:val="24"/>
-        </w:rPr>
-        <w:lastRenderedPageBreak/>
-        <w:drawing>
-          <wp:inline distT="0" distB="0" distL="0" distR="0" wp14:anchorId="3ABE2987" wp14:editId="43BB6F86">
-            <wp:extent cx="5731510" cy="2127885"/>
-            <wp:effectExtent l="0" t="0" r="2540" b="5715"/>
-            <wp:docPr id="9" name="Picture 9"/>
             <wp:cNvGraphicFramePr>
               <a:graphicFrameLocks xmlns:a="http://schemas.openxmlformats.org/drawingml/2006/main" noChangeAspect="1"/>
             </wp:cNvGraphicFramePr>
@@ -1289,7 +1328,7 @@
                   <pic:spPr>
                     <a:xfrm>
                       <a:off x="0" y="0"/>
-                      <a:ext cx="5731510" cy="2127885"/>
+                      <a:ext cx="5731510" cy="1238885"/>
                     </a:xfrm>
                     <a:prstGeom prst="rect">
                       <a:avLst/>
@@ -1316,25 +1355,110 @@
           <w:sz w:val="24"/>
           <w:szCs w:val="24"/>
         </w:rPr>
-        <w:t xml:space="preserve">Then after fixing that I created a checkout process where the checkout button navigates to the order creation page, sourcing all the items in the basket, and asks the user if they want delivery or checkout, depending on that decision they can enter their address or choose their pickup date, and from there they can finish their checkout, once they are </w:t>
-      </w:r>
-      <w:proofErr w:type="gramStart"/>
-      <w:r>
-        <w:rPr>
-          <w:rFonts w:ascii="Times New Roman" w:hAnsi="Times New Roman" w:cs="Times New Roman"/>
-          <w:sz w:val="24"/>
-          <w:szCs w:val="24"/>
-        </w:rPr>
-        <w:t>done</w:t>
-      </w:r>
-      <w:proofErr w:type="gramEnd"/>
-      <w:r>
-        <w:rPr>
-          <w:rFonts w:ascii="Times New Roman" w:hAnsi="Times New Roman" w:cs="Times New Roman"/>
-          <w:sz w:val="24"/>
-          <w:szCs w:val="24"/>
-        </w:rPr>
-        <w:t xml:space="preserve"> they receive a confirmation and then they can proceed with their shopping.</w:t>
+        <w:t>After this</w:t>
+      </w:r>
+      <w:r>
+        <w:rPr>
+          <w:rFonts w:ascii="Times New Roman" w:hAnsi="Times New Roman" w:cs="Times New Roman"/>
+          <w:sz w:val="24"/>
+          <w:szCs w:val="24"/>
+        </w:rPr>
+        <w:t xml:space="preserve"> </w:t>
+      </w:r>
+      <w:r>
+        <w:rPr>
+          <w:rFonts w:ascii="Times New Roman" w:hAnsi="Times New Roman" w:cs="Times New Roman"/>
+          <w:sz w:val="24"/>
+          <w:szCs w:val="24"/>
+        </w:rPr>
+        <w:t>I worked more on my styles sheet</w:t>
+      </w:r>
+      <w:r>
+        <w:rPr>
+          <w:rFonts w:ascii="Times New Roman" w:hAnsi="Times New Roman" w:cs="Times New Roman"/>
+          <w:sz w:val="24"/>
+          <w:szCs w:val="24"/>
+        </w:rPr>
+        <w:t xml:space="preserve"> and accessibility </w:t>
+      </w:r>
+      <w:proofErr w:type="spellStart"/>
+      <w:r>
+        <w:rPr>
+          <w:rFonts w:ascii="Times New Roman" w:hAnsi="Times New Roman" w:cs="Times New Roman"/>
+          <w:sz w:val="24"/>
+          <w:szCs w:val="24"/>
+        </w:rPr>
+        <w:t>javascript</w:t>
+      </w:r>
+      <w:proofErr w:type="spellEnd"/>
+    </w:p>
+    <w:p>
+      <w:pPr>
+        <w:rPr>
+          <w:rFonts w:ascii="Times New Roman" w:hAnsi="Times New Roman" w:cs="Times New Roman"/>
+          <w:sz w:val="24"/>
+          <w:szCs w:val="24"/>
+        </w:rPr>
+      </w:pPr>
+      <w:r>
+        <w:rPr>
+          <w:rFonts w:ascii="Times New Roman" w:hAnsi="Times New Roman" w:cs="Times New Roman"/>
+          <w:sz w:val="24"/>
+          <w:szCs w:val="24"/>
+        </w:rPr>
+        <w:t xml:space="preserve"> I then tackled the baskets controller logic, creating the functions for the basket to act like an actual basket and to display the contents of the basket not the basket itself, I then added the price logic. For the products controller I created the button for the products to be able to be added to basket.</w:t>
+      </w:r>
+      <w:r>
+        <w:rPr>
+          <w:rFonts w:ascii="Times New Roman" w:hAnsi="Times New Roman" w:cs="Times New Roman"/>
+          <w:sz w:val="24"/>
+          <w:szCs w:val="24"/>
+        </w:rPr>
+        <w:br/>
+        <w:t xml:space="preserve">I noticed when adding a product to basket </w:t>
+      </w:r>
+      <w:r>
+        <w:rPr>
+          <w:rFonts w:ascii="Times New Roman" w:hAnsi="Times New Roman" w:cs="Times New Roman"/>
+          <w:sz w:val="24"/>
+          <w:szCs w:val="24"/>
+        </w:rPr>
+        <w:t>the solution redirects the user to the basket immediately every time, to fix this I had to use AJAX to send the request without leaving the current page.</w:t>
+      </w:r>
+      <w:r>
+        <w:rPr>
+          <w:rFonts w:ascii="Times New Roman" w:hAnsi="Times New Roman" w:cs="Times New Roman"/>
+          <w:sz w:val="24"/>
+          <w:szCs w:val="24"/>
+        </w:rPr>
+        <w:br/>
+        <w:t xml:space="preserve">I also noticed that the basket page wouldn’t update and I had to implement an update button that would make the page save any changes that was made to it at the moment, for example, </w:t>
+      </w:r>
+      <w:r>
+        <w:rPr>
+          <w:rFonts w:ascii="Times New Roman" w:hAnsi="Times New Roman" w:cs="Times New Roman"/>
+          <w:sz w:val="24"/>
+          <w:szCs w:val="24"/>
+        </w:rPr>
+        <w:t>if you were in the basket page and clicked the plus button to increase quantity for an item you would have to press the update button which would reload the page to make it save an update the price.</w:t>
+      </w:r>
+      <w:r>
+        <w:rPr>
+          <w:rFonts w:ascii="Times New Roman" w:hAnsi="Times New Roman" w:cs="Times New Roman"/>
+          <w:sz w:val="24"/>
+          <w:szCs w:val="24"/>
+        </w:rPr>
+        <w:br/>
+        <w:t>so to fix this I implemented a silent tick that resaves and updates the basket page automatically after a certain amount of time using AJAX.</w:t>
+      </w:r>
+      <w:r>
+        <w:rPr>
+          <w:rFonts w:ascii="Times New Roman" w:hAnsi="Times New Roman" w:cs="Times New Roman"/>
+          <w:sz w:val="24"/>
+          <w:szCs w:val="24"/>
+        </w:rPr>
+        <w:br/>
+        <w:t xml:space="preserve">I also noticed that items could be duplicated in a basket when clicked to be added to the basket more than once, so I made an update so it just increases the quantity for that item instead </w:t>
       </w:r>
     </w:p>
     <w:p>
@@ -1353,10 +1477,10 @@
           <w:szCs w:val="24"/>
         </w:rPr>
         <w:drawing>
-          <wp:inline distT="0" distB="0" distL="0" distR="0" wp14:anchorId="12A0B349" wp14:editId="72B16627">
-            <wp:extent cx="5731510" cy="2071370"/>
-            <wp:effectExtent l="0" t="0" r="2540" b="5080"/>
-            <wp:docPr id="10" name="Picture 10"/>
+          <wp:inline distT="0" distB="0" distL="0" distR="0" wp14:anchorId="3ABE2987" wp14:editId="43BB6F86">
+            <wp:extent cx="5731510" cy="2127885"/>
+            <wp:effectExtent l="0" t="0" r="2540" b="5715"/>
+            <wp:docPr id="9" name="Picture 9"/>
             <wp:cNvGraphicFramePr>
               <a:graphicFrameLocks xmlns:a="http://schemas.openxmlformats.org/drawingml/2006/main" noChangeAspect="1"/>
             </wp:cNvGraphicFramePr>
@@ -1376,7 +1500,7 @@
                   <pic:spPr>
                     <a:xfrm>
                       <a:off x="0" y="0"/>
-                      <a:ext cx="5731510" cy="2071370"/>
+                      <a:ext cx="5731510" cy="2127885"/>
                     </a:xfrm>
                     <a:prstGeom prst="rect">
                       <a:avLst/>
@@ -1400,15 +1524,33 @@
       <w:r>
         <w:rPr>
           <w:rFonts w:ascii="Times New Roman" w:hAnsi="Times New Roman" w:cs="Times New Roman"/>
+          <w:sz w:val="24"/>
+          <w:szCs w:val="24"/>
+        </w:rPr>
+        <w:t>Then after fixing that I created a checkout process where the checkout button navigates to the order creation page, sourcing all the items in the basket, and asks the user if they want delivery or checkout, depending on that decision they can enter their address or choose their pickup date, and from there they can finish their checkout, once they are done they receive a confirmation and then they can proceed with their shopping.</w:t>
+      </w:r>
+    </w:p>
+    <w:p>
+      <w:pPr>
+        <w:rPr>
+          <w:rFonts w:ascii="Times New Roman" w:hAnsi="Times New Roman" w:cs="Times New Roman"/>
+          <w:sz w:val="24"/>
+          <w:szCs w:val="24"/>
+        </w:rPr>
+      </w:pPr>
+      <w:r>
+        <w:rPr>
+          <w:rFonts w:ascii="Times New Roman" w:hAnsi="Times New Roman" w:cs="Times New Roman"/>
           <w:noProof/>
           <w:sz w:val="24"/>
           <w:szCs w:val="24"/>
         </w:rPr>
+        <w:lastRenderedPageBreak/>
         <w:drawing>
-          <wp:inline distT="0" distB="0" distL="0" distR="0" wp14:anchorId="60AF661F" wp14:editId="20A8DA20">
-            <wp:extent cx="5731510" cy="2915920"/>
-            <wp:effectExtent l="0" t="0" r="2540" b="0"/>
-            <wp:docPr id="11" name="Picture 11"/>
+          <wp:inline distT="0" distB="0" distL="0" distR="0" wp14:anchorId="12A0B349" wp14:editId="72B16627">
+            <wp:extent cx="5731510" cy="2071370"/>
+            <wp:effectExtent l="0" t="0" r="2540" b="5080"/>
+            <wp:docPr id="10" name="Picture 10"/>
             <wp:cNvGraphicFramePr>
               <a:graphicFrameLocks xmlns:a="http://schemas.openxmlformats.org/drawingml/2006/main" noChangeAspect="1"/>
             </wp:cNvGraphicFramePr>
@@ -1428,7 +1570,7 @@
                   <pic:spPr>
                     <a:xfrm>
                       <a:off x="0" y="0"/>
-                      <a:ext cx="5731510" cy="2915920"/>
+                      <a:ext cx="5731510" cy="2071370"/>
                     </a:xfrm>
                     <a:prstGeom prst="rect">
                       <a:avLst/>
@@ -1452,40 +1594,15 @@
       <w:r>
         <w:rPr>
           <w:rFonts w:ascii="Times New Roman" w:hAnsi="Times New Roman" w:cs="Times New Roman"/>
-          <w:sz w:val="24"/>
-          <w:szCs w:val="24"/>
-        </w:rPr>
-        <w:lastRenderedPageBreak/>
-        <w:t>I noticed that the order was able to be confirmed without a delivery address being entered or a date being picked, so I added confirmation for both</w:t>
-      </w:r>
-      <w:r>
-        <w:rPr>
-          <w:rFonts w:ascii="Times New Roman" w:hAnsi="Times New Roman" w:cs="Times New Roman"/>
-          <w:sz w:val="24"/>
-          <w:szCs w:val="24"/>
-        </w:rPr>
-        <w:t xml:space="preserve"> to fix that issue.</w:t>
-      </w:r>
-    </w:p>
-    <w:p>
-      <w:pPr>
-        <w:rPr>
-          <w:rFonts w:ascii="Times New Roman" w:hAnsi="Times New Roman" w:cs="Times New Roman"/>
-          <w:sz w:val="24"/>
-          <w:szCs w:val="24"/>
-        </w:rPr>
-      </w:pPr>
-      <w:r>
-        <w:rPr>
-          <w:rFonts w:ascii="Times New Roman" w:hAnsi="Times New Roman" w:cs="Times New Roman"/>
+          <w:noProof/>
           <w:sz w:val="24"/>
           <w:szCs w:val="24"/>
         </w:rPr>
         <w:drawing>
-          <wp:inline distT="0" distB="0" distL="0" distR="0" wp14:anchorId="091C5159" wp14:editId="1E6973AA">
-            <wp:extent cx="3010320" cy="2133898"/>
-            <wp:effectExtent l="0" t="0" r="0" b="0"/>
-            <wp:docPr id="12" name="Picture 12"/>
+          <wp:inline distT="0" distB="0" distL="0" distR="0" wp14:anchorId="60AF661F" wp14:editId="20A8DA20">
+            <wp:extent cx="5731510" cy="2915920"/>
+            <wp:effectExtent l="0" t="0" r="2540" b="0"/>
+            <wp:docPr id="11" name="Picture 11"/>
             <wp:cNvGraphicFramePr>
               <a:graphicFrameLocks xmlns:a="http://schemas.openxmlformats.org/drawingml/2006/main" noChangeAspect="1"/>
             </wp:cNvGraphicFramePr>
@@ -1505,7 +1622,7 @@
                   <pic:spPr>
                     <a:xfrm>
                       <a:off x="0" y="0"/>
-                      <a:ext cx="3010320" cy="2133898"/>
+                      <a:ext cx="5731510" cy="2915920"/>
                     </a:xfrm>
                     <a:prstGeom prst="rect">
                       <a:avLst/>
@@ -1532,11 +1649,37 @@
           <w:sz w:val="24"/>
           <w:szCs w:val="24"/>
         </w:rPr>
+        <w:t>I noticed that the order was able to be confirmed without a delivery address being entered or a date being picked, so I added confirmation for both</w:t>
+      </w:r>
+      <w:r>
+        <w:rPr>
+          <w:rFonts w:ascii="Times New Roman" w:hAnsi="Times New Roman" w:cs="Times New Roman"/>
+          <w:sz w:val="24"/>
+          <w:szCs w:val="24"/>
+        </w:rPr>
+        <w:t xml:space="preserve"> to fix that issue.</w:t>
+      </w:r>
+    </w:p>
+    <w:p>
+      <w:pPr>
+        <w:rPr>
+          <w:rFonts w:ascii="Times New Roman" w:hAnsi="Times New Roman" w:cs="Times New Roman"/>
+          <w:sz w:val="24"/>
+          <w:szCs w:val="24"/>
+        </w:rPr>
+      </w:pPr>
+      <w:r>
+        <w:rPr>
+          <w:rFonts w:ascii="Times New Roman" w:hAnsi="Times New Roman" w:cs="Times New Roman"/>
+          <w:noProof/>
+          <w:sz w:val="24"/>
+          <w:szCs w:val="24"/>
+        </w:rPr>
         <w:drawing>
-          <wp:inline distT="0" distB="0" distL="0" distR="0" wp14:anchorId="7AB194F1" wp14:editId="09ABCEBA">
-            <wp:extent cx="3343742" cy="2105319"/>
-            <wp:effectExtent l="0" t="0" r="9525" b="9525"/>
-            <wp:docPr id="13" name="Picture 13"/>
+          <wp:inline distT="0" distB="0" distL="0" distR="0" wp14:anchorId="091C5159" wp14:editId="1E6973AA">
+            <wp:extent cx="3010320" cy="2133898"/>
+            <wp:effectExtent l="0" t="0" r="0" b="0"/>
+            <wp:docPr id="12" name="Picture 12"/>
             <wp:cNvGraphicFramePr>
               <a:graphicFrameLocks xmlns:a="http://schemas.openxmlformats.org/drawingml/2006/main" noChangeAspect="1"/>
             </wp:cNvGraphicFramePr>
@@ -1556,6 +1699,59 @@
                   <pic:spPr>
                     <a:xfrm>
                       <a:off x="0" y="0"/>
+                      <a:ext cx="3010320" cy="2133898"/>
+                    </a:xfrm>
+                    <a:prstGeom prst="rect">
+                      <a:avLst/>
+                    </a:prstGeom>
+                  </pic:spPr>
+                </pic:pic>
+              </a:graphicData>
+            </a:graphic>
+          </wp:inline>
+        </w:drawing>
+      </w:r>
+    </w:p>
+    <w:p>
+      <w:pPr>
+        <w:rPr>
+          <w:rFonts w:ascii="Times New Roman" w:hAnsi="Times New Roman" w:cs="Times New Roman"/>
+          <w:sz w:val="24"/>
+          <w:szCs w:val="24"/>
+        </w:rPr>
+      </w:pPr>
+      <w:r>
+        <w:rPr>
+          <w:rFonts w:ascii="Times New Roman" w:hAnsi="Times New Roman" w:cs="Times New Roman"/>
+          <w:noProof/>
+          <w:sz w:val="24"/>
+          <w:szCs w:val="24"/>
+        </w:rPr>
+        <w:lastRenderedPageBreak/>
+        <w:drawing>
+          <wp:inline distT="0" distB="0" distL="0" distR="0" wp14:anchorId="7AB194F1" wp14:editId="09ABCEBA">
+            <wp:extent cx="3343742" cy="2105319"/>
+            <wp:effectExtent l="0" t="0" r="9525" b="9525"/>
+            <wp:docPr id="13" name="Picture 13"/>
+            <wp:cNvGraphicFramePr>
+              <a:graphicFrameLocks xmlns:a="http://schemas.openxmlformats.org/drawingml/2006/main" noChangeAspect="1"/>
+            </wp:cNvGraphicFramePr>
+            <a:graphic xmlns:a="http://schemas.openxmlformats.org/drawingml/2006/main">
+              <a:graphicData uri="http://schemas.openxmlformats.org/drawingml/2006/picture">
+                <pic:pic xmlns:pic="http://schemas.openxmlformats.org/drawingml/2006/picture">
+                  <pic:nvPicPr>
+                    <pic:cNvPr id="1" name=""/>
+                    <pic:cNvPicPr/>
+                  </pic:nvPicPr>
+                  <pic:blipFill>
+                    <a:blip r:embed="rId18"/>
+                    <a:stretch>
+                      <a:fillRect/>
+                    </a:stretch>
+                  </pic:blipFill>
+                  <pic:spPr>
+                    <a:xfrm>
+                      <a:off x="0" y="0"/>
                       <a:ext cx="3343742" cy="2105319"/>
                     </a:xfrm>
                     <a:prstGeom prst="rect">
@@ -1676,6 +1872,28 @@
     </w:p>
     <w:p>
       <w:pPr>
+        <w:pStyle w:val="ListParagraph"/>
+        <w:numPr>
+          <w:ilvl w:val="0"/>
+          <w:numId w:val="8"/>
+        </w:numPr>
+        <w:rPr>
+          <w:rFonts w:ascii="Times New Roman" w:hAnsi="Times New Roman" w:cs="Times New Roman"/>
+          <w:sz w:val="24"/>
+          <w:szCs w:val="24"/>
+        </w:rPr>
+      </w:pPr>
+      <w:r>
+        <w:rPr>
+          <w:rFonts w:ascii="Times New Roman" w:hAnsi="Times New Roman" w:cs="Times New Roman"/>
+          <w:sz w:val="24"/>
+          <w:szCs w:val="24"/>
+        </w:rPr>
+        <w:t>Worked more on my styles sheet</w:t>
+      </w:r>
+    </w:p>
+    <w:p>
+      <w:pPr>
         <w:rPr>
           <w:rFonts w:ascii="Times New Roman" w:hAnsi="Times New Roman" w:cs="Times New Roman"/>
           <w:sz w:val="24"/>
@@ -1710,23 +1928,7 @@
           <w:sz w:val="24"/>
           <w:szCs w:val="24"/>
         </w:rPr>
-        <w:t xml:space="preserve">Write out my </w:t>
-      </w:r>
-      <w:r>
-        <w:rPr>
-          <w:rFonts w:ascii="Times New Roman" w:hAnsi="Times New Roman" w:cs="Times New Roman"/>
-          <w:sz w:val="24"/>
-          <w:szCs w:val="24"/>
-        </w:rPr>
-        <w:t xml:space="preserve">cascading styles sheet </w:t>
-      </w:r>
-      <w:r>
-        <w:rPr>
-          <w:rFonts w:ascii="Times New Roman" w:hAnsi="Times New Roman" w:cs="Times New Roman"/>
-          <w:sz w:val="24"/>
-          <w:szCs w:val="24"/>
-        </w:rPr>
-        <w:t>and style my entire website</w:t>
+        <w:t>Add Login using Google function</w:t>
       </w:r>
     </w:p>
     <w:p>
@@ -1771,6 +1973,62 @@
           <w:szCs w:val="24"/>
         </w:rPr>
         <w:t>Add accessibility settings</w:t>
+      </w:r>
+    </w:p>
+    <w:p>
+      <w:pPr>
+        <w:pStyle w:val="ListParagraph"/>
+        <w:numPr>
+          <w:ilvl w:val="0"/>
+          <w:numId w:val="9"/>
+        </w:numPr>
+        <w:rPr>
+          <w:rFonts w:ascii="Times New Roman" w:hAnsi="Times New Roman" w:cs="Times New Roman"/>
+          <w:sz w:val="24"/>
+          <w:szCs w:val="24"/>
+        </w:rPr>
+      </w:pPr>
+      <w:r>
+        <w:rPr>
+          <w:rFonts w:ascii="Times New Roman" w:hAnsi="Times New Roman" w:cs="Times New Roman"/>
+          <w:sz w:val="24"/>
+          <w:szCs w:val="24"/>
+        </w:rPr>
+        <w:t>Work more on the styles sheet</w:t>
+      </w:r>
+    </w:p>
+    <w:p>
+      <w:pPr>
+        <w:rPr>
+          <w:rFonts w:ascii="Times New Roman" w:hAnsi="Times New Roman" w:cs="Times New Roman"/>
+          <w:sz w:val="24"/>
+          <w:szCs w:val="24"/>
+        </w:rPr>
+      </w:pPr>
+    </w:p>
+    <w:p>
+      <w:pPr>
+        <w:rPr>
+          <w:rFonts w:ascii="Times New Roman" w:hAnsi="Times New Roman" w:cs="Times New Roman"/>
+          <w:sz w:val="24"/>
+          <w:szCs w:val="24"/>
+        </w:rPr>
+      </w:pPr>
+      <w:r>
+        <w:rPr>
+          <w:rFonts w:ascii="Times New Roman" w:hAnsi="Times New Roman" w:cs="Times New Roman"/>
+          <w:sz w:val="24"/>
+          <w:szCs w:val="24"/>
+        </w:rPr>
+        <w:t>Day 5:</w:t>
+      </w:r>
+      <w:r>
+        <w:rPr>
+          <w:rFonts w:ascii="Times New Roman" w:hAnsi="Times New Roman" w:cs="Times New Roman"/>
+          <w:sz w:val="24"/>
+          <w:szCs w:val="24"/>
+        </w:rPr>
+        <w:br/>
       </w:r>
     </w:p>
     <w:sectPr>
@@ -1784,7 +2042,7 @@
 </file>
 
 <file path=word/numbering.xml><?xml version="1.0" encoding="utf-8"?>
-<w:numbering xmlns:wpc="http://schemas.microsoft.com/office/word/2010/wordprocessingCanvas" xmlns:cx="http://schemas.microsoft.com/office/drawing/2014/chartex" xmlns:cx1="http://schemas.microsoft.com/office/drawing/2015/9/8/chartex" xmlns:cx2="http://schemas.microsoft.com/office/drawing/2015/10/21/chartex" xmlns:cx3="http://schemas.microsoft.com/office/drawing/2016/5/9/chartex" xmlns:cx4="http://schemas.microsoft.com/office/drawing/2016/5/10/chartex" xmlns:cx5="http://schemas.microsoft.com/office/drawing/2016/5/11/chartex" xmlns:cx6="http://schemas.microsoft.com/office/drawing/2016/5/12/chartex" xmlns:cx7="http://schemas.microsoft.com/office/drawing/2016/5/13/chartex" xmlns:cx8="http://schemas.microsoft.com/office/drawing/2016/5/14/chartex" xmlns:mc="http://schemas.openxmlformats.org/markup-compatibility/2006" xmlns:aink="http://schemas.microsoft.com/office/drawing/2016/ink" xmlns:am3d="http://schemas.microsoft.com/office/drawing/2017/model3d" xmlns:o="urn:schemas-microsoft-com:office:office" xmlns:r="http://schemas.openxmlformats.org/officeDocument/2006/relationships" xmlns:m="http://schemas.openxmlformats.org/officeDocument/2006/math" xmlns:v="urn:schemas-microsoft-com:vml" xmlns:wp14="http://schemas.microsoft.com/office/word/2010/wordprocessingDrawing" xmlns:wp="http://schemas.openxmlformats.org/drawingml/2006/wordprocessingDrawing" xmlns:w10="urn:schemas-microsoft-com:office:word" xmlns:w="http://schemas.openxmlformats.org/wordprocessingml/2006/main" xmlns:w14="http://schemas.microsoft.com/office/word/2010/wordml" xmlns:w15="http://schemas.microsoft.com/office/word/2012/wordml" xmlns:w16cex="http://schemas.microsoft.com/office/word/2018/wordml/cex" xmlns:w16cid="http://schemas.microsoft.com/office/word/2016/wordml/cid" xmlns:w16="http://schemas.microsoft.com/office/word/2018/wordml" xmlns:w16sdtdh="http://schemas.microsoft.com/office/word/2020/wordml/sdtdatahash" xmlns:w16se="http://schemas.microsoft.com/office/word/2015/wordml/symex" xmlns:wpg="http://schemas.microsoft.com/office/word/2010/wordprocessingGroup" xmlns:wpi="http://schemas.microsoft.com/office/word/2010/wordprocessingInk" xmlns:wne="http://schemas.microsoft.com/office/word/2006/wordml" xmlns:wps="http://schemas.microsoft.com/office/word/2010/wordprocessingShape" mc:Ignorable="w14 w15 w16se w16cid w16 w16cex w16sdtdh wp14">
+<w:numbering xmlns:wpc="http://schemas.microsoft.com/office/word/2010/wordprocessingCanvas" xmlns:cx="http://schemas.microsoft.com/office/drawing/2014/chartex" xmlns:cx1="http://schemas.microsoft.com/office/drawing/2015/9/8/chartex" xmlns:cx2="http://schemas.microsoft.com/office/drawing/2015/10/21/chartex" xmlns:cx3="http://schemas.microsoft.com/office/drawing/2016/5/9/chartex" xmlns:cx4="http://schemas.microsoft.com/office/drawing/2016/5/10/chartex" xmlns:cx5="http://schemas.microsoft.com/office/drawing/2016/5/11/chartex" xmlns:cx6="http://schemas.microsoft.com/office/drawing/2016/5/12/chartex" xmlns:cx7="http://schemas.microsoft.com/office/drawing/2016/5/13/chartex" xmlns:cx8="http://schemas.microsoft.com/office/drawing/2016/5/14/chartex" xmlns:mc="http://schemas.openxmlformats.org/markup-compatibility/2006" xmlns:aink="http://schemas.microsoft.com/office/drawing/2016/ink" xmlns:am3d="http://schemas.microsoft.com/office/drawing/2017/model3d" xmlns:o="urn:schemas-microsoft-com:office:office" xmlns:oel="http://schemas.microsoft.com/office/2019/extlst" xmlns:r="http://schemas.openxmlformats.org/officeDocument/2006/relationships" xmlns:m="http://schemas.openxmlformats.org/officeDocument/2006/math" xmlns:v="urn:schemas-microsoft-com:vml" xmlns:wp14="http://schemas.microsoft.com/office/word/2010/wordprocessingDrawing" xmlns:wp="http://schemas.openxmlformats.org/drawingml/2006/wordprocessingDrawing" xmlns:w10="urn:schemas-microsoft-com:office:word" xmlns:w="http://schemas.openxmlformats.org/wordprocessingml/2006/main" xmlns:w14="http://schemas.microsoft.com/office/word/2010/wordml" xmlns:w15="http://schemas.microsoft.com/office/word/2012/wordml" xmlns:w16cex="http://schemas.microsoft.com/office/word/2018/wordml/cex" xmlns:w16cid="http://schemas.microsoft.com/office/word/2016/wordml/cid" xmlns:w16="http://schemas.microsoft.com/office/word/2018/wordml" xmlns:w16du="http://schemas.microsoft.com/office/word/2023/wordml/word16du" xmlns:w16sdtdh="http://schemas.microsoft.com/office/word/2020/wordml/sdtdatahash" xmlns:w16sdtfl="http://schemas.microsoft.com/office/word/2024/wordml/sdtformatlock" xmlns:w16se="http://schemas.microsoft.com/office/word/2015/wordml/symex" xmlns:wpg="http://schemas.microsoft.com/office/word/2010/wordprocessingGroup" xmlns:wpi="http://schemas.microsoft.com/office/word/2010/wordprocessingInk" xmlns:wne="http://schemas.microsoft.com/office/word/2006/wordml" xmlns:wps="http://schemas.microsoft.com/office/word/2010/wordprocessingShape" mc:Ignorable="w14 w15 w16se w16cid w16 w16cex w16sdtdh w16sdtfl w16du wp14">
   <w:abstractNum w:abstractNumId="0" w15:restartNumberingAfterBreak="0">
     <w:nsid w:val="0C4D14C7"/>
     <w:multiLevelType w:val="hybridMultilevel"/>
@@ -2586,38 +2844,38 @@
       </w:rPr>
     </w:lvl>
   </w:abstractNum>
-  <w:num w:numId="1">
+  <w:num w:numId="1" w16cid:durableId="1776486257">
     <w:abstractNumId w:val="7"/>
   </w:num>
-  <w:num w:numId="2">
+  <w:num w:numId="2" w16cid:durableId="642854814">
     <w:abstractNumId w:val="3"/>
   </w:num>
-  <w:num w:numId="3">
+  <w:num w:numId="3" w16cid:durableId="1223758046">
     <w:abstractNumId w:val="4"/>
   </w:num>
-  <w:num w:numId="4">
+  <w:num w:numId="4" w16cid:durableId="68967141">
     <w:abstractNumId w:val="8"/>
   </w:num>
-  <w:num w:numId="5">
+  <w:num w:numId="5" w16cid:durableId="496000483">
     <w:abstractNumId w:val="5"/>
   </w:num>
-  <w:num w:numId="6">
+  <w:num w:numId="6" w16cid:durableId="1065839306">
     <w:abstractNumId w:val="2"/>
   </w:num>
-  <w:num w:numId="7">
+  <w:num w:numId="7" w16cid:durableId="968163857">
     <w:abstractNumId w:val="1"/>
   </w:num>
-  <w:num w:numId="8">
+  <w:num w:numId="8" w16cid:durableId="1948925124">
     <w:abstractNumId w:val="6"/>
   </w:num>
-  <w:num w:numId="9">
+  <w:num w:numId="9" w16cid:durableId="1519197761">
     <w:abstractNumId w:val="0"/>
   </w:num>
 </w:numbering>
 </file>
 
 <file path=word/styles.xml><?xml version="1.0" encoding="utf-8"?>
-<w:styles xmlns:mc="http://schemas.openxmlformats.org/markup-compatibility/2006" xmlns:r="http://schemas.openxmlformats.org/officeDocument/2006/relationships" xmlns:w="http://schemas.openxmlformats.org/wordprocessingml/2006/main" xmlns:w14="http://schemas.microsoft.com/office/word/2010/wordml" xmlns:w15="http://schemas.microsoft.com/office/word/2012/wordml" xmlns:w16cex="http://schemas.microsoft.com/office/word/2018/wordml/cex" xmlns:w16cid="http://schemas.microsoft.com/office/word/2016/wordml/cid" xmlns:w16="http://schemas.microsoft.com/office/word/2018/wordml" xmlns:w16sdtdh="http://schemas.microsoft.com/office/word/2020/wordml/sdtdatahash" xmlns:w16se="http://schemas.microsoft.com/office/word/2015/wordml/symex" mc:Ignorable="w14 w15 w16se w16cid w16 w16cex w16sdtdh">
+<w:styles xmlns:mc="http://schemas.openxmlformats.org/markup-compatibility/2006" xmlns:r="http://schemas.openxmlformats.org/officeDocument/2006/relationships" xmlns:w="http://schemas.openxmlformats.org/wordprocessingml/2006/main" xmlns:w14="http://schemas.microsoft.com/office/word/2010/wordml" xmlns:w15="http://schemas.microsoft.com/office/word/2012/wordml" xmlns:w16cex="http://schemas.microsoft.com/office/word/2018/wordml/cex" xmlns:w16cid="http://schemas.microsoft.com/office/word/2016/wordml/cid" xmlns:w16="http://schemas.microsoft.com/office/word/2018/wordml" xmlns:w16du="http://schemas.microsoft.com/office/word/2023/wordml/word16du" xmlns:w16sdtdh="http://schemas.microsoft.com/office/word/2020/wordml/sdtdatahash" xmlns:w16sdtfl="http://schemas.microsoft.com/office/word/2024/wordml/sdtformatlock" xmlns:w16se="http://schemas.microsoft.com/office/word/2015/wordml/symex" mc:Ignorable="w14 w15 w16se w16cid w16 w16cex w16sdtdh w16sdtfl w16du">
   <w:docDefaults>
     <w:rPrDefault>
       <w:rPr>

--- a/Development Diary.docx
+++ b/Development Diary.docx
@@ -1,6 +1,6 @@
 
 <file path=word/document.xml><?xml version="1.0" encoding="utf-8"?>
-<w:document xmlns:wpc="http://schemas.microsoft.com/office/word/2010/wordprocessingCanvas" xmlns:cx="http://schemas.microsoft.com/office/drawing/2014/chartex" xmlns:cx1="http://schemas.microsoft.com/office/drawing/2015/9/8/chartex" xmlns:cx2="http://schemas.microsoft.com/office/drawing/2015/10/21/chartex" xmlns:cx3="http://schemas.microsoft.com/office/drawing/2016/5/9/chartex" xmlns:cx4="http://schemas.microsoft.com/office/drawing/2016/5/10/chartex" xmlns:cx5="http://schemas.microsoft.com/office/drawing/2016/5/11/chartex" xmlns:cx6="http://schemas.microsoft.com/office/drawing/2016/5/12/chartex" xmlns:cx7="http://schemas.microsoft.com/office/drawing/2016/5/13/chartex" xmlns:cx8="http://schemas.microsoft.com/office/drawing/2016/5/14/chartex" xmlns:mc="http://schemas.openxmlformats.org/markup-compatibility/2006" xmlns:aink="http://schemas.microsoft.com/office/drawing/2016/ink" xmlns:am3d="http://schemas.microsoft.com/office/drawing/2017/model3d" xmlns:o="urn:schemas-microsoft-com:office:office" xmlns:oel="http://schemas.microsoft.com/office/2019/extlst" xmlns:r="http://schemas.openxmlformats.org/officeDocument/2006/relationships" xmlns:m="http://schemas.openxmlformats.org/officeDocument/2006/math" xmlns:v="urn:schemas-microsoft-com:vml" xmlns:wp14="http://schemas.microsoft.com/office/word/2010/wordprocessingDrawing" xmlns:wp="http://schemas.openxmlformats.org/drawingml/2006/wordprocessingDrawing" xmlns:w10="urn:schemas-microsoft-com:office:word" xmlns:w="http://schemas.openxmlformats.org/wordprocessingml/2006/main" xmlns:w14="http://schemas.microsoft.com/office/word/2010/wordml" xmlns:w15="http://schemas.microsoft.com/office/word/2012/wordml" xmlns:w16cex="http://schemas.microsoft.com/office/word/2018/wordml/cex" xmlns:w16cid="http://schemas.microsoft.com/office/word/2016/wordml/cid" xmlns:w16="http://schemas.microsoft.com/office/word/2018/wordml" xmlns:w16du="http://schemas.microsoft.com/office/word/2023/wordml/word16du" xmlns:w16sdtdh="http://schemas.microsoft.com/office/word/2020/wordml/sdtdatahash" xmlns:w16sdtfl="http://schemas.microsoft.com/office/word/2024/wordml/sdtformatlock" xmlns:w16se="http://schemas.microsoft.com/office/word/2015/wordml/symex" xmlns:wpg="http://schemas.microsoft.com/office/word/2010/wordprocessingGroup" xmlns:wpi="http://schemas.microsoft.com/office/word/2010/wordprocessingInk" xmlns:wne="http://schemas.microsoft.com/office/word/2006/wordml" xmlns:wps="http://schemas.microsoft.com/office/word/2010/wordprocessingShape" mc:Ignorable="w14 w15 w16se w16cid w16 w16cex w16sdtdh w16sdtfl w16du wp14">
+<w:document xmlns:wpc="http://schemas.microsoft.com/office/word/2010/wordprocessingCanvas" xmlns:cx="http://schemas.microsoft.com/office/drawing/2014/chartex" xmlns:cx1="http://schemas.microsoft.com/office/drawing/2015/9/8/chartex" xmlns:cx2="http://schemas.microsoft.com/office/drawing/2015/10/21/chartex" xmlns:cx3="http://schemas.microsoft.com/office/drawing/2016/5/9/chartex" xmlns:cx4="http://schemas.microsoft.com/office/drawing/2016/5/10/chartex" xmlns:cx5="http://schemas.microsoft.com/office/drawing/2016/5/11/chartex" xmlns:cx6="http://schemas.microsoft.com/office/drawing/2016/5/12/chartex" xmlns:cx7="http://schemas.microsoft.com/office/drawing/2016/5/13/chartex" xmlns:cx8="http://schemas.microsoft.com/office/drawing/2016/5/14/chartex" xmlns:mc="http://schemas.openxmlformats.org/markup-compatibility/2006" xmlns:aink="http://schemas.microsoft.com/office/drawing/2016/ink" xmlns:am3d="http://schemas.microsoft.com/office/drawing/2017/model3d" xmlns:o="urn:schemas-microsoft-com:office:office" xmlns:r="http://schemas.openxmlformats.org/officeDocument/2006/relationships" xmlns:m="http://schemas.openxmlformats.org/officeDocument/2006/math" xmlns:v="urn:schemas-microsoft-com:vml" xmlns:wp14="http://schemas.microsoft.com/office/word/2010/wordprocessingDrawing" xmlns:wp="http://schemas.openxmlformats.org/drawingml/2006/wordprocessingDrawing" xmlns:w10="urn:schemas-microsoft-com:office:word" xmlns:w="http://schemas.openxmlformats.org/wordprocessingml/2006/main" xmlns:w14="http://schemas.microsoft.com/office/word/2010/wordml" xmlns:w15="http://schemas.microsoft.com/office/word/2012/wordml" xmlns:w16cex="http://schemas.microsoft.com/office/word/2018/wordml/cex" xmlns:w16cid="http://schemas.microsoft.com/office/word/2016/wordml/cid" xmlns:w16="http://schemas.microsoft.com/office/word/2018/wordml" xmlns:w16sdtdh="http://schemas.microsoft.com/office/word/2020/wordml/sdtdatahash" xmlns:w16se="http://schemas.microsoft.com/office/word/2015/wordml/symex" xmlns:wpg="http://schemas.microsoft.com/office/word/2010/wordprocessingGroup" xmlns:wpi="http://schemas.microsoft.com/office/word/2010/wordprocessingInk" xmlns:wne="http://schemas.microsoft.com/office/word/2006/wordml" xmlns:wps="http://schemas.microsoft.com/office/word/2010/wordprocessingShape" mc:Ignorable="w14 w15 w16se w16cid w16 w16cex w16sdtdh wp14">
   <w:body>
     <w:p>
       <w:pPr>
@@ -88,24 +88,7 @@
           <w:szCs w:val="24"/>
         </w:rPr>
         <w:br/>
-      </w:r>
-      <w:proofErr w:type="gramStart"/>
-      <w:r>
-        <w:rPr>
-          <w:rFonts w:ascii="Times New Roman" w:hAnsi="Times New Roman" w:cs="Times New Roman"/>
-          <w:sz w:val="24"/>
-          <w:szCs w:val="24"/>
-        </w:rPr>
-        <w:t>Next</w:t>
-      </w:r>
-      <w:proofErr w:type="gramEnd"/>
-      <w:r>
-        <w:rPr>
-          <w:rFonts w:ascii="Times New Roman" w:hAnsi="Times New Roman" w:cs="Times New Roman"/>
-          <w:sz w:val="24"/>
-          <w:szCs w:val="24"/>
-        </w:rPr>
-        <w:t xml:space="preserve"> I created my models.</w:t>
+        <w:t>Next I created my models.</w:t>
       </w:r>
     </w:p>
     <w:p>
@@ -554,25 +537,7 @@
           <w:sz w:val="24"/>
           <w:szCs w:val="24"/>
         </w:rPr>
-        <w:t xml:space="preserve">. After this I then seeded the different </w:t>
-      </w:r>
-      <w:proofErr w:type="gramStart"/>
-      <w:r>
-        <w:rPr>
-          <w:rFonts w:ascii="Times New Roman" w:hAnsi="Times New Roman" w:cs="Times New Roman"/>
-          <w:sz w:val="24"/>
-          <w:szCs w:val="24"/>
-        </w:rPr>
-        <w:t>roles</w:t>
-      </w:r>
-      <w:proofErr w:type="gramEnd"/>
-      <w:r>
-        <w:rPr>
-          <w:rFonts w:ascii="Times New Roman" w:hAnsi="Times New Roman" w:cs="Times New Roman"/>
-          <w:sz w:val="24"/>
-          <w:szCs w:val="24"/>
-        </w:rPr>
-        <w:t xml:space="preserve"> I wanted in my solution and demo accounts for </w:t>
+        <w:t xml:space="preserve">. After this I then seeded the different roles I wanted in my solution and demo accounts for </w:t>
       </w:r>
       <w:r>
         <w:rPr>
@@ -850,6 +815,7 @@
       <w:r>
         <w:rPr>
           <w:rFonts w:ascii="Times New Roman" w:hAnsi="Times New Roman" w:cs="Times New Roman"/>
+          <w:noProof/>
           <w:sz w:val="24"/>
           <w:szCs w:val="24"/>
         </w:rPr>
@@ -1235,18 +1201,8 @@
           <w:szCs w:val="24"/>
         </w:rPr>
         <w:lastRenderedPageBreak/>
-        <w:t xml:space="preserve">After creating the </w:t>
-      </w:r>
-      <w:proofErr w:type="gramStart"/>
-      <w:r>
-        <w:rPr>
-          <w:rFonts w:ascii="Times New Roman" w:hAnsi="Times New Roman" w:cs="Times New Roman"/>
-          <w:sz w:val="24"/>
-          <w:szCs w:val="24"/>
-        </w:rPr>
-        <w:t>logo</w:t>
-      </w:r>
-      <w:proofErr w:type="gramEnd"/>
+        <w:t>After creating the logo</w:t>
+      </w:r>
       <w:r>
         <w:rPr>
           <w:rFonts w:ascii="Times New Roman" w:hAnsi="Times New Roman" w:cs="Times New Roman"/>
@@ -1271,23 +1227,13 @@
         </w:rPr>
         <w:t xml:space="preserve"> </w:t>
       </w:r>
-      <w:proofErr w:type="gramStart"/>
-      <w:r>
-        <w:rPr>
-          <w:rFonts w:ascii="Times New Roman" w:hAnsi="Times New Roman" w:cs="Times New Roman"/>
-          <w:sz w:val="24"/>
-          <w:szCs w:val="24"/>
-        </w:rPr>
-        <w:t>data</w:t>
-      </w:r>
-      <w:proofErr w:type="gramEnd"/>
-      <w:r>
-        <w:rPr>
-          <w:rFonts w:ascii="Times New Roman" w:hAnsi="Times New Roman" w:cs="Times New Roman"/>
-          <w:sz w:val="24"/>
-          <w:szCs w:val="24"/>
-        </w:rPr>
-        <w:t xml:space="preserve"> so the logo is used for all demo producers.</w:t>
+      <w:r>
+        <w:rPr>
+          <w:rFonts w:ascii="Times New Roman" w:hAnsi="Times New Roman" w:cs="Times New Roman"/>
+          <w:sz w:val="24"/>
+          <w:szCs w:val="24"/>
+        </w:rPr>
+        <w:t>data so the logo is used for all demo producers.</w:t>
       </w:r>
       <w:r>
         <w:rPr>
@@ -1363,23 +1309,7 @@
           <w:sz w:val="24"/>
           <w:szCs w:val="24"/>
         </w:rPr>
-        <w:t xml:space="preserve"> </w:t>
-      </w:r>
-      <w:r>
-        <w:rPr>
-          <w:rFonts w:ascii="Times New Roman" w:hAnsi="Times New Roman" w:cs="Times New Roman"/>
-          <w:sz w:val="24"/>
-          <w:szCs w:val="24"/>
-        </w:rPr>
-        <w:t>I worked more on my styles sheet</w:t>
-      </w:r>
-      <w:r>
-        <w:rPr>
-          <w:rFonts w:ascii="Times New Roman" w:hAnsi="Times New Roman" w:cs="Times New Roman"/>
-          <w:sz w:val="24"/>
-          <w:szCs w:val="24"/>
-        </w:rPr>
-        <w:t xml:space="preserve"> and accessibility </w:t>
+        <w:t xml:space="preserve"> I worked more on my styles sheet and accessibility </w:t>
       </w:r>
       <w:proofErr w:type="spellStart"/>
       <w:r>
@@ -1764,6 +1694,15 @@
           </wp:inline>
         </w:drawing>
       </w:r>
+      <w:r>
+        <w:rPr>
+          <w:rFonts w:ascii="Times New Roman" w:hAnsi="Times New Roman" w:cs="Times New Roman"/>
+          <w:sz w:val="24"/>
+          <w:szCs w:val="24"/>
+        </w:rPr>
+        <w:br/>
+        <w:t>I then created Producer user and staff dashboards.</w:t>
+      </w:r>
     </w:p>
     <w:p>
       <w:pPr>
@@ -1894,6 +1833,28 @@
     </w:p>
     <w:p>
       <w:pPr>
+        <w:pStyle w:val="ListParagraph"/>
+        <w:numPr>
+          <w:ilvl w:val="0"/>
+          <w:numId w:val="8"/>
+        </w:numPr>
+        <w:rPr>
+          <w:rFonts w:ascii="Times New Roman" w:hAnsi="Times New Roman" w:cs="Times New Roman"/>
+          <w:sz w:val="24"/>
+          <w:szCs w:val="24"/>
+        </w:rPr>
+      </w:pPr>
+      <w:r>
+        <w:rPr>
+          <w:rFonts w:ascii="Times New Roman" w:hAnsi="Times New Roman" w:cs="Times New Roman"/>
+          <w:sz w:val="24"/>
+          <w:szCs w:val="24"/>
+        </w:rPr>
+        <w:t>Created user, admin and producer dashboards</w:t>
+      </w:r>
+    </w:p>
+    <w:p>
+      <w:pPr>
         <w:rPr>
           <w:rFonts w:ascii="Times New Roman" w:hAnsi="Times New Roman" w:cs="Times New Roman"/>
           <w:sz w:val="24"/>
@@ -1950,7 +1911,15 @@
           <w:sz w:val="24"/>
           <w:szCs w:val="24"/>
         </w:rPr>
-        <w:t>Create Producer, User and staff dashboards</w:t>
+        <w:t>Redesign</w:t>
+      </w:r>
+      <w:r>
+        <w:rPr>
+          <w:rFonts w:ascii="Times New Roman" w:hAnsi="Times New Roman" w:cs="Times New Roman"/>
+          <w:sz w:val="24"/>
+          <w:szCs w:val="24"/>
+        </w:rPr>
+        <w:t xml:space="preserve"> Producer, User and staff dashboards</w:t>
       </w:r>
     </w:p>
     <w:p>
@@ -1972,7 +1941,15 @@
           <w:sz w:val="24"/>
           <w:szCs w:val="24"/>
         </w:rPr>
-        <w:t>Add accessibility settings</w:t>
+        <w:t>Implement</w:t>
+      </w:r>
+      <w:r>
+        <w:rPr>
+          <w:rFonts w:ascii="Times New Roman" w:hAnsi="Times New Roman" w:cs="Times New Roman"/>
+          <w:sz w:val="24"/>
+          <w:szCs w:val="24"/>
+        </w:rPr>
+        <w:t xml:space="preserve"> accessibility settings</w:t>
       </w:r>
     </w:p>
     <w:p>
@@ -1999,6 +1976,28 @@
     </w:p>
     <w:p>
       <w:pPr>
+        <w:pStyle w:val="ListParagraph"/>
+        <w:numPr>
+          <w:ilvl w:val="0"/>
+          <w:numId w:val="9"/>
+        </w:numPr>
+        <w:rPr>
+          <w:rFonts w:ascii="Times New Roman" w:hAnsi="Times New Roman" w:cs="Times New Roman"/>
+          <w:sz w:val="24"/>
+          <w:szCs w:val="24"/>
+        </w:rPr>
+      </w:pPr>
+      <w:r>
+        <w:rPr>
+          <w:rFonts w:ascii="Times New Roman" w:hAnsi="Times New Roman" w:cs="Times New Roman"/>
+          <w:sz w:val="24"/>
+          <w:szCs w:val="24"/>
+        </w:rPr>
+        <w:t>Remove Stamps functionality</w:t>
+      </w:r>
+    </w:p>
+    <w:p>
+      <w:pPr>
         <w:rPr>
           <w:rFonts w:ascii="Times New Roman" w:hAnsi="Times New Roman" w:cs="Times New Roman"/>
           <w:sz w:val="24"/>
@@ -2022,6 +2021,488 @@
         </w:rPr>
         <w:t>Day 5:</w:t>
       </w:r>
+      <w:r>
+        <w:rPr>
+          <w:rFonts w:ascii="Times New Roman" w:hAnsi="Times New Roman" w:cs="Times New Roman"/>
+          <w:sz w:val="24"/>
+          <w:szCs w:val="24"/>
+        </w:rPr>
+        <w:br/>
+      </w:r>
+      <w:r>
+        <w:rPr>
+          <w:rFonts w:ascii="Times New Roman" w:hAnsi="Times New Roman" w:cs="Times New Roman"/>
+          <w:sz w:val="24"/>
+          <w:szCs w:val="24"/>
+        </w:rPr>
+        <w:t>I started off by trying to remove all stamps functionality but I ran into an error and decided to restart my solution.</w:t>
+      </w:r>
+      <w:r>
+        <w:rPr>
+          <w:rFonts w:ascii="Times New Roman" w:hAnsi="Times New Roman" w:cs="Times New Roman"/>
+          <w:sz w:val="24"/>
+          <w:szCs w:val="24"/>
+        </w:rPr>
+        <w:br/>
+        <w:t>I then created my models, controllers and authorised everything to be the same as before, seeded my data again and got all working again.</w:t>
+      </w:r>
+      <w:r>
+        <w:rPr>
+          <w:rFonts w:ascii="Times New Roman" w:hAnsi="Times New Roman" w:cs="Times New Roman"/>
+          <w:sz w:val="24"/>
+          <w:szCs w:val="24"/>
+        </w:rPr>
+        <w:br/>
+        <w:t>I then went to redesign the functionality of the dashboards, because each role had their own dashboard there were a lot of files and things became confusing. So I made a central controller named dashboard, added each roles functionality through authorisation, and gave each role its own view.</w:t>
+      </w:r>
+    </w:p>
+    <w:p>
+      <w:pPr>
+        <w:rPr>
+          <w:rFonts w:ascii="Times New Roman" w:hAnsi="Times New Roman" w:cs="Times New Roman"/>
+          <w:sz w:val="24"/>
+          <w:szCs w:val="24"/>
+        </w:rPr>
+      </w:pPr>
+      <w:r>
+        <w:rPr>
+          <w:rFonts w:ascii="Times New Roman" w:hAnsi="Times New Roman" w:cs="Times New Roman"/>
+          <w:sz w:val="24"/>
+          <w:szCs w:val="24"/>
+        </w:rPr>
+        <w:br/>
+        <w:t>After that I went on to add my authentication through google</w:t>
+      </w:r>
+      <w:r>
+        <w:rPr>
+          <w:rFonts w:ascii="Times New Roman" w:hAnsi="Times New Roman" w:cs="Times New Roman"/>
+          <w:sz w:val="24"/>
+          <w:szCs w:val="24"/>
+        </w:rPr>
+        <w:t xml:space="preserve"> for users to login using their </w:t>
+      </w:r>
+      <w:r>
+        <w:rPr>
+          <w:rFonts w:ascii="Times New Roman" w:hAnsi="Times New Roman" w:cs="Times New Roman"/>
+          <w:sz w:val="24"/>
+          <w:szCs w:val="24"/>
+        </w:rPr>
+        <w:lastRenderedPageBreak/>
+        <w:t>existing google a</w:t>
+      </w:r>
+      <w:r>
+        <w:rPr>
+          <w:rFonts w:ascii="Times New Roman" w:hAnsi="Times New Roman" w:cs="Times New Roman"/>
+          <w:sz w:val="24"/>
+          <w:szCs w:val="24"/>
+        </w:rPr>
+        <w:t>ccounts.</w:t>
+      </w:r>
+      <w:r>
+        <w:rPr>
+          <w:rFonts w:ascii="Times New Roman" w:hAnsi="Times New Roman" w:cs="Times New Roman"/>
+          <w:sz w:val="24"/>
+          <w:szCs w:val="24"/>
+        </w:rPr>
+        <w:drawing>
+          <wp:inline distT="0" distB="0" distL="0" distR="0" wp14:anchorId="22BA3626" wp14:editId="696D1E57">
+            <wp:extent cx="5731510" cy="1165225"/>
+            <wp:effectExtent l="0" t="0" r="2540" b="0"/>
+            <wp:docPr id="15" name="Picture 15"/>
+            <wp:cNvGraphicFramePr>
+              <a:graphicFrameLocks xmlns:a="http://schemas.openxmlformats.org/drawingml/2006/main" noChangeAspect="1"/>
+            </wp:cNvGraphicFramePr>
+            <a:graphic xmlns:a="http://schemas.openxmlformats.org/drawingml/2006/main">
+              <a:graphicData uri="http://schemas.openxmlformats.org/drawingml/2006/picture">
+                <pic:pic xmlns:pic="http://schemas.openxmlformats.org/drawingml/2006/picture">
+                  <pic:nvPicPr>
+                    <pic:cNvPr id="1" name=""/>
+                    <pic:cNvPicPr/>
+                  </pic:nvPicPr>
+                  <pic:blipFill>
+                    <a:blip r:embed="rId19"/>
+                    <a:stretch>
+                      <a:fillRect/>
+                    </a:stretch>
+                  </pic:blipFill>
+                  <pic:spPr>
+                    <a:xfrm>
+                      <a:off x="0" y="0"/>
+                      <a:ext cx="5731510" cy="1165225"/>
+                    </a:xfrm>
+                    <a:prstGeom prst="rect">
+                      <a:avLst/>
+                    </a:prstGeom>
+                  </pic:spPr>
+                </pic:pic>
+              </a:graphicData>
+            </a:graphic>
+          </wp:inline>
+        </w:drawing>
+      </w:r>
+    </w:p>
+    <w:p>
+      <w:pPr>
+        <w:rPr>
+          <w:rFonts w:ascii="Times New Roman" w:hAnsi="Times New Roman" w:cs="Times New Roman"/>
+          <w:sz w:val="24"/>
+          <w:szCs w:val="24"/>
+        </w:rPr>
+      </w:pPr>
+      <w:r>
+        <w:rPr>
+          <w:rFonts w:ascii="Times New Roman" w:hAnsi="Times New Roman" w:cs="Times New Roman"/>
+          <w:sz w:val="24"/>
+          <w:szCs w:val="24"/>
+        </w:rPr>
+        <w:br/>
+        <w:t>after this I spent some more time on my styles sheet and finished it.</w:t>
+      </w:r>
+      <w:r>
+        <w:rPr>
+          <w:rFonts w:ascii="Times New Roman" w:hAnsi="Times New Roman" w:cs="Times New Roman"/>
+          <w:sz w:val="24"/>
+          <w:szCs w:val="24"/>
+        </w:rPr>
+        <w:br/>
+        <w:t>implemented my accessibility settings onto the website using the styles sheet.</w:t>
+      </w:r>
+    </w:p>
+    <w:p>
+      <w:pPr>
+        <w:rPr>
+          <w:rFonts w:ascii="Times New Roman" w:hAnsi="Times New Roman" w:cs="Times New Roman"/>
+          <w:sz w:val="24"/>
+          <w:szCs w:val="24"/>
+        </w:rPr>
+      </w:pPr>
+      <w:r>
+        <w:rPr>
+          <w:rFonts w:ascii="Times New Roman" w:hAnsi="Times New Roman" w:cs="Times New Roman"/>
+          <w:sz w:val="24"/>
+          <w:szCs w:val="24"/>
+        </w:rPr>
+        <w:drawing>
+          <wp:inline distT="0" distB="0" distL="0" distR="0" wp14:anchorId="73863597" wp14:editId="7EC2D205">
+            <wp:extent cx="2191056" cy="1286054"/>
+            <wp:effectExtent l="0" t="0" r="0" b="0"/>
+            <wp:docPr id="14" name="Picture 14"/>
+            <wp:cNvGraphicFramePr>
+              <a:graphicFrameLocks xmlns:a="http://schemas.openxmlformats.org/drawingml/2006/main" noChangeAspect="1"/>
+            </wp:cNvGraphicFramePr>
+            <a:graphic xmlns:a="http://schemas.openxmlformats.org/drawingml/2006/main">
+              <a:graphicData uri="http://schemas.openxmlformats.org/drawingml/2006/picture">
+                <pic:pic xmlns:pic="http://schemas.openxmlformats.org/drawingml/2006/picture">
+                  <pic:nvPicPr>
+                    <pic:cNvPr id="1" name=""/>
+                    <pic:cNvPicPr/>
+                  </pic:nvPicPr>
+                  <pic:blipFill>
+                    <a:blip r:embed="rId20"/>
+                    <a:stretch>
+                      <a:fillRect/>
+                    </a:stretch>
+                  </pic:blipFill>
+                  <pic:spPr>
+                    <a:xfrm>
+                      <a:off x="0" y="0"/>
+                      <a:ext cx="2191056" cy="1286054"/>
+                    </a:xfrm>
+                    <a:prstGeom prst="rect">
+                      <a:avLst/>
+                    </a:prstGeom>
+                  </pic:spPr>
+                </pic:pic>
+              </a:graphicData>
+            </a:graphic>
+          </wp:inline>
+        </w:drawing>
+      </w:r>
+      <w:r>
+        <w:rPr>
+          <w:rFonts w:ascii="Times New Roman" w:hAnsi="Times New Roman" w:cs="Times New Roman"/>
+          <w:sz w:val="24"/>
+          <w:szCs w:val="24"/>
+        </w:rPr>
+        <w:br/>
+      </w:r>
+      <w:r>
+        <w:rPr>
+          <w:rFonts w:ascii="Times New Roman" w:hAnsi="Times New Roman" w:cs="Times New Roman"/>
+          <w:sz w:val="24"/>
+          <w:szCs w:val="24"/>
+        </w:rPr>
+        <w:br/>
+        <w:t xml:space="preserve">Today i: </w:t>
+      </w:r>
+    </w:p>
+    <w:p>
+      <w:pPr>
+        <w:pStyle w:val="ListParagraph"/>
+        <w:numPr>
+          <w:ilvl w:val="0"/>
+          <w:numId w:val="10"/>
+        </w:numPr>
+        <w:rPr>
+          <w:rFonts w:ascii="Times New Roman" w:hAnsi="Times New Roman" w:cs="Times New Roman"/>
+          <w:sz w:val="24"/>
+          <w:szCs w:val="24"/>
+        </w:rPr>
+      </w:pPr>
+      <w:r>
+        <w:rPr>
+          <w:rFonts w:ascii="Times New Roman" w:hAnsi="Times New Roman" w:cs="Times New Roman"/>
+          <w:sz w:val="24"/>
+          <w:szCs w:val="24"/>
+        </w:rPr>
+        <w:t>Add</w:t>
+      </w:r>
+      <w:r>
+        <w:rPr>
+          <w:rFonts w:ascii="Times New Roman" w:hAnsi="Times New Roman" w:cs="Times New Roman"/>
+          <w:sz w:val="24"/>
+          <w:szCs w:val="24"/>
+        </w:rPr>
+        <w:t xml:space="preserve">ed </w:t>
+      </w:r>
+      <w:r>
+        <w:rPr>
+          <w:rFonts w:ascii="Times New Roman" w:hAnsi="Times New Roman" w:cs="Times New Roman"/>
+          <w:sz w:val="24"/>
+          <w:szCs w:val="24"/>
+        </w:rPr>
+        <w:t>Login using Google function</w:t>
+      </w:r>
+    </w:p>
+    <w:p>
+      <w:pPr>
+        <w:pStyle w:val="ListParagraph"/>
+        <w:numPr>
+          <w:ilvl w:val="0"/>
+          <w:numId w:val="10"/>
+        </w:numPr>
+        <w:rPr>
+          <w:rFonts w:ascii="Times New Roman" w:hAnsi="Times New Roman" w:cs="Times New Roman"/>
+          <w:sz w:val="24"/>
+          <w:szCs w:val="24"/>
+        </w:rPr>
+      </w:pPr>
+      <w:r>
+        <w:rPr>
+          <w:rFonts w:ascii="Times New Roman" w:hAnsi="Times New Roman" w:cs="Times New Roman"/>
+          <w:sz w:val="24"/>
+          <w:szCs w:val="24"/>
+        </w:rPr>
+        <w:t>Redesign</w:t>
+      </w:r>
+      <w:r>
+        <w:rPr>
+          <w:rFonts w:ascii="Times New Roman" w:hAnsi="Times New Roman" w:cs="Times New Roman"/>
+          <w:sz w:val="24"/>
+          <w:szCs w:val="24"/>
+        </w:rPr>
+        <w:t>ed</w:t>
+      </w:r>
+      <w:r>
+        <w:rPr>
+          <w:rFonts w:ascii="Times New Roman" w:hAnsi="Times New Roman" w:cs="Times New Roman"/>
+          <w:sz w:val="24"/>
+          <w:szCs w:val="24"/>
+        </w:rPr>
+        <w:t xml:space="preserve"> Producer, User and staff dashboards</w:t>
+      </w:r>
+    </w:p>
+    <w:p>
+      <w:pPr>
+        <w:pStyle w:val="ListParagraph"/>
+        <w:numPr>
+          <w:ilvl w:val="0"/>
+          <w:numId w:val="10"/>
+        </w:numPr>
+        <w:rPr>
+          <w:rFonts w:ascii="Times New Roman" w:hAnsi="Times New Roman" w:cs="Times New Roman"/>
+          <w:sz w:val="24"/>
+          <w:szCs w:val="24"/>
+        </w:rPr>
+      </w:pPr>
+      <w:r>
+        <w:rPr>
+          <w:rFonts w:ascii="Times New Roman" w:hAnsi="Times New Roman" w:cs="Times New Roman"/>
+          <w:sz w:val="24"/>
+          <w:szCs w:val="24"/>
+        </w:rPr>
+        <w:t>Implement</w:t>
+      </w:r>
+      <w:r>
+        <w:rPr>
+          <w:rFonts w:ascii="Times New Roman" w:hAnsi="Times New Roman" w:cs="Times New Roman"/>
+          <w:sz w:val="24"/>
+          <w:szCs w:val="24"/>
+        </w:rPr>
+        <w:t>ed</w:t>
+      </w:r>
+      <w:r>
+        <w:rPr>
+          <w:rFonts w:ascii="Times New Roman" w:hAnsi="Times New Roman" w:cs="Times New Roman"/>
+          <w:sz w:val="24"/>
+          <w:szCs w:val="24"/>
+        </w:rPr>
+        <w:t xml:space="preserve"> accessibility settings</w:t>
+      </w:r>
+    </w:p>
+    <w:p>
+      <w:pPr>
+        <w:pStyle w:val="ListParagraph"/>
+        <w:numPr>
+          <w:ilvl w:val="0"/>
+          <w:numId w:val="10"/>
+        </w:numPr>
+        <w:rPr>
+          <w:rFonts w:ascii="Times New Roman" w:hAnsi="Times New Roman" w:cs="Times New Roman"/>
+          <w:sz w:val="24"/>
+          <w:szCs w:val="24"/>
+        </w:rPr>
+      </w:pPr>
+      <w:r>
+        <w:rPr>
+          <w:rFonts w:ascii="Times New Roman" w:hAnsi="Times New Roman" w:cs="Times New Roman"/>
+          <w:sz w:val="24"/>
+          <w:szCs w:val="24"/>
+        </w:rPr>
+        <w:t>Finished my styles sheet</w:t>
+      </w:r>
+    </w:p>
+    <w:p>
+      <w:pPr>
+        <w:pStyle w:val="ListParagraph"/>
+        <w:numPr>
+          <w:ilvl w:val="0"/>
+          <w:numId w:val="10"/>
+        </w:numPr>
+        <w:rPr>
+          <w:rFonts w:ascii="Times New Roman" w:hAnsi="Times New Roman" w:cs="Times New Roman"/>
+          <w:sz w:val="24"/>
+          <w:szCs w:val="24"/>
+        </w:rPr>
+      </w:pPr>
+      <w:r>
+        <w:rPr>
+          <w:rFonts w:ascii="Times New Roman" w:hAnsi="Times New Roman" w:cs="Times New Roman"/>
+          <w:sz w:val="24"/>
+          <w:szCs w:val="24"/>
+        </w:rPr>
+        <w:t>Remove</w:t>
+      </w:r>
+      <w:r>
+        <w:rPr>
+          <w:rFonts w:ascii="Times New Roman" w:hAnsi="Times New Roman" w:cs="Times New Roman"/>
+          <w:sz w:val="24"/>
+          <w:szCs w:val="24"/>
+        </w:rPr>
+        <w:t xml:space="preserve">d </w:t>
+      </w:r>
+      <w:r>
+        <w:rPr>
+          <w:rFonts w:ascii="Times New Roman" w:hAnsi="Times New Roman" w:cs="Times New Roman"/>
+          <w:sz w:val="24"/>
+          <w:szCs w:val="24"/>
+        </w:rPr>
+        <w:t>Stamps functionality</w:t>
+      </w:r>
+      <w:r>
+        <w:rPr>
+          <w:rFonts w:ascii="Times New Roman" w:hAnsi="Times New Roman" w:cs="Times New Roman"/>
+          <w:sz w:val="24"/>
+          <w:szCs w:val="24"/>
+        </w:rPr>
+        <w:t xml:space="preserve"> fully</w:t>
+      </w:r>
+      <w:r>
+        <w:rPr>
+          <w:rFonts w:ascii="Times New Roman" w:hAnsi="Times New Roman" w:cs="Times New Roman"/>
+          <w:sz w:val="24"/>
+          <w:szCs w:val="24"/>
+        </w:rPr>
+        <w:br/>
+      </w:r>
+    </w:p>
+    <w:p>
+      <w:pPr>
+        <w:rPr>
+          <w:rFonts w:ascii="Times New Roman" w:hAnsi="Times New Roman" w:cs="Times New Roman"/>
+          <w:sz w:val="24"/>
+          <w:szCs w:val="24"/>
+        </w:rPr>
+      </w:pPr>
+      <w:r>
+        <w:rPr>
+          <w:rFonts w:ascii="Times New Roman" w:hAnsi="Times New Roman" w:cs="Times New Roman"/>
+          <w:sz w:val="24"/>
+          <w:szCs w:val="24"/>
+        </w:rPr>
+        <w:t>Tomorrow I want to:</w:t>
+      </w:r>
+      <w:r>
+        <w:rPr>
+          <w:rFonts w:ascii="Times New Roman" w:hAnsi="Times New Roman" w:cs="Times New Roman"/>
+          <w:sz w:val="24"/>
+          <w:szCs w:val="24"/>
+        </w:rPr>
+        <w:br/>
+      </w:r>
+    </w:p>
+    <w:p>
+      <w:pPr>
+        <w:pStyle w:val="ListParagraph"/>
+        <w:numPr>
+          <w:ilvl w:val="0"/>
+          <w:numId w:val="11"/>
+        </w:numPr>
+        <w:rPr>
+          <w:rFonts w:ascii="Times New Roman" w:hAnsi="Times New Roman" w:cs="Times New Roman"/>
+          <w:sz w:val="24"/>
+          <w:szCs w:val="24"/>
+        </w:rPr>
+      </w:pPr>
+      <w:r>
+        <w:rPr>
+          <w:rFonts w:ascii="Times New Roman" w:hAnsi="Times New Roman" w:cs="Times New Roman"/>
+          <w:sz w:val="24"/>
+          <w:szCs w:val="24"/>
+        </w:rPr>
+        <w:t>Fully style my website</w:t>
+      </w:r>
+    </w:p>
+    <w:p>
+      <w:pPr>
+        <w:pStyle w:val="ListParagraph"/>
+        <w:numPr>
+          <w:ilvl w:val="0"/>
+          <w:numId w:val="11"/>
+        </w:numPr>
+        <w:rPr>
+          <w:rFonts w:ascii="Times New Roman" w:hAnsi="Times New Roman" w:cs="Times New Roman"/>
+          <w:sz w:val="24"/>
+          <w:szCs w:val="24"/>
+        </w:rPr>
+      </w:pPr>
+      <w:r>
+        <w:rPr>
+          <w:rFonts w:ascii="Times New Roman" w:hAnsi="Times New Roman" w:cs="Times New Roman"/>
+          <w:sz w:val="24"/>
+          <w:szCs w:val="24"/>
+        </w:rPr>
+        <w:t>Finish Dashboard implementation</w:t>
+      </w:r>
+    </w:p>
+    <w:p>
+      <w:pPr>
+        <w:rPr>
+          <w:rFonts w:ascii="Times New Roman" w:hAnsi="Times New Roman" w:cs="Times New Roman"/>
+          <w:sz w:val="24"/>
+          <w:szCs w:val="24"/>
+        </w:rPr>
+      </w:pPr>
       <w:r>
         <w:rPr>
           <w:rFonts w:ascii="Times New Roman" w:hAnsi="Times New Roman" w:cs="Times New Roman"/>
@@ -2042,7 +2523,7 @@
 </file>
 
 <file path=word/numbering.xml><?xml version="1.0" encoding="utf-8"?>
-<w:numbering xmlns:wpc="http://schemas.microsoft.com/office/word/2010/wordprocessingCanvas" xmlns:cx="http://schemas.microsoft.com/office/drawing/2014/chartex" xmlns:cx1="http://schemas.microsoft.com/office/drawing/2015/9/8/chartex" xmlns:cx2="http://schemas.microsoft.com/office/drawing/2015/10/21/chartex" xmlns:cx3="http://schemas.microsoft.com/office/drawing/2016/5/9/chartex" xmlns:cx4="http://schemas.microsoft.com/office/drawing/2016/5/10/chartex" xmlns:cx5="http://schemas.microsoft.com/office/drawing/2016/5/11/chartex" xmlns:cx6="http://schemas.microsoft.com/office/drawing/2016/5/12/chartex" xmlns:cx7="http://schemas.microsoft.com/office/drawing/2016/5/13/chartex" xmlns:cx8="http://schemas.microsoft.com/office/drawing/2016/5/14/chartex" xmlns:mc="http://schemas.openxmlformats.org/markup-compatibility/2006" xmlns:aink="http://schemas.microsoft.com/office/drawing/2016/ink" xmlns:am3d="http://schemas.microsoft.com/office/drawing/2017/model3d" xmlns:o="urn:schemas-microsoft-com:office:office" xmlns:oel="http://schemas.microsoft.com/office/2019/extlst" xmlns:r="http://schemas.openxmlformats.org/officeDocument/2006/relationships" xmlns:m="http://schemas.openxmlformats.org/officeDocument/2006/math" xmlns:v="urn:schemas-microsoft-com:vml" xmlns:wp14="http://schemas.microsoft.com/office/word/2010/wordprocessingDrawing" xmlns:wp="http://schemas.openxmlformats.org/drawingml/2006/wordprocessingDrawing" xmlns:w10="urn:schemas-microsoft-com:office:word" xmlns:w="http://schemas.openxmlformats.org/wordprocessingml/2006/main" xmlns:w14="http://schemas.microsoft.com/office/word/2010/wordml" xmlns:w15="http://schemas.microsoft.com/office/word/2012/wordml" xmlns:w16cex="http://schemas.microsoft.com/office/word/2018/wordml/cex" xmlns:w16cid="http://schemas.microsoft.com/office/word/2016/wordml/cid" xmlns:w16="http://schemas.microsoft.com/office/word/2018/wordml" xmlns:w16du="http://schemas.microsoft.com/office/word/2023/wordml/word16du" xmlns:w16sdtdh="http://schemas.microsoft.com/office/word/2020/wordml/sdtdatahash" xmlns:w16sdtfl="http://schemas.microsoft.com/office/word/2024/wordml/sdtformatlock" xmlns:w16se="http://schemas.microsoft.com/office/word/2015/wordml/symex" xmlns:wpg="http://schemas.microsoft.com/office/word/2010/wordprocessingGroup" xmlns:wpi="http://schemas.microsoft.com/office/word/2010/wordprocessingInk" xmlns:wne="http://schemas.microsoft.com/office/word/2006/wordml" xmlns:wps="http://schemas.microsoft.com/office/word/2010/wordprocessingShape" mc:Ignorable="w14 w15 w16se w16cid w16 w16cex w16sdtdh w16sdtfl w16du wp14">
+<w:numbering xmlns:wpc="http://schemas.microsoft.com/office/word/2010/wordprocessingCanvas" xmlns:cx="http://schemas.microsoft.com/office/drawing/2014/chartex" xmlns:cx1="http://schemas.microsoft.com/office/drawing/2015/9/8/chartex" xmlns:cx2="http://schemas.microsoft.com/office/drawing/2015/10/21/chartex" xmlns:cx3="http://schemas.microsoft.com/office/drawing/2016/5/9/chartex" xmlns:cx4="http://schemas.microsoft.com/office/drawing/2016/5/10/chartex" xmlns:cx5="http://schemas.microsoft.com/office/drawing/2016/5/11/chartex" xmlns:cx6="http://schemas.microsoft.com/office/drawing/2016/5/12/chartex" xmlns:cx7="http://schemas.microsoft.com/office/drawing/2016/5/13/chartex" xmlns:cx8="http://schemas.microsoft.com/office/drawing/2016/5/14/chartex" xmlns:mc="http://schemas.openxmlformats.org/markup-compatibility/2006" xmlns:aink="http://schemas.microsoft.com/office/drawing/2016/ink" xmlns:am3d="http://schemas.microsoft.com/office/drawing/2017/model3d" xmlns:o="urn:schemas-microsoft-com:office:office" xmlns:r="http://schemas.openxmlformats.org/officeDocument/2006/relationships" xmlns:m="http://schemas.openxmlformats.org/officeDocument/2006/math" xmlns:v="urn:schemas-microsoft-com:vml" xmlns:wp14="http://schemas.microsoft.com/office/word/2010/wordprocessingDrawing" xmlns:wp="http://schemas.openxmlformats.org/drawingml/2006/wordprocessingDrawing" xmlns:w10="urn:schemas-microsoft-com:office:word" xmlns:w="http://schemas.openxmlformats.org/wordprocessingml/2006/main" xmlns:w14="http://schemas.microsoft.com/office/word/2010/wordml" xmlns:w15="http://schemas.microsoft.com/office/word/2012/wordml" xmlns:w16cex="http://schemas.microsoft.com/office/word/2018/wordml/cex" xmlns:w16cid="http://schemas.microsoft.com/office/word/2016/wordml/cid" xmlns:w16="http://schemas.microsoft.com/office/word/2018/wordml" xmlns:w16sdtdh="http://schemas.microsoft.com/office/word/2020/wordml/sdtdatahash" xmlns:w16se="http://schemas.microsoft.com/office/word/2015/wordml/symex" xmlns:wpg="http://schemas.microsoft.com/office/word/2010/wordprocessingGroup" xmlns:wpi="http://schemas.microsoft.com/office/word/2010/wordprocessingInk" xmlns:wne="http://schemas.microsoft.com/office/word/2006/wordml" xmlns:wps="http://schemas.microsoft.com/office/word/2010/wordprocessingShape" mc:Ignorable="w14 w15 w16se w16cid w16 w16cex w16sdtdh wp14">
   <w:abstractNum w:abstractNumId="0" w15:restartNumberingAfterBreak="0">
     <w:nsid w:val="0C4D14C7"/>
     <w:multiLevelType w:val="hybridMultilevel"/>
@@ -2302,6 +2783,92 @@
     </w:lvl>
   </w:abstractNum>
   <w:abstractNum w:abstractNumId="3" w15:restartNumberingAfterBreak="0">
+    <w:nsid w:val="31541F1B"/>
+    <w:multiLevelType w:val="hybridMultilevel"/>
+    <w:tmpl w:val="EC5C2FF0"/>
+    <w:lvl w:ilvl="0" w:tplc="0809000F">
+      <w:start w:val="1"/>
+      <w:numFmt w:val="decimal"/>
+      <w:lvlText w:val="%1."/>
+      <w:lvlJc w:val="left"/>
+      <w:pPr>
+        <w:ind w:left="720" w:hanging="360"/>
+      </w:pPr>
+    </w:lvl>
+    <w:lvl w:ilvl="1" w:tplc="08090019" w:tentative="1">
+      <w:start w:val="1"/>
+      <w:numFmt w:val="lowerLetter"/>
+      <w:lvlText w:val="%2."/>
+      <w:lvlJc w:val="left"/>
+      <w:pPr>
+        <w:ind w:left="1440" w:hanging="360"/>
+      </w:pPr>
+    </w:lvl>
+    <w:lvl w:ilvl="2" w:tplc="0809001B" w:tentative="1">
+      <w:start w:val="1"/>
+      <w:numFmt w:val="lowerRoman"/>
+      <w:lvlText w:val="%3."/>
+      <w:lvlJc w:val="right"/>
+      <w:pPr>
+        <w:ind w:left="2160" w:hanging="180"/>
+      </w:pPr>
+    </w:lvl>
+    <w:lvl w:ilvl="3" w:tplc="0809000F" w:tentative="1">
+      <w:start w:val="1"/>
+      <w:numFmt w:val="decimal"/>
+      <w:lvlText w:val="%4."/>
+      <w:lvlJc w:val="left"/>
+      <w:pPr>
+        <w:ind w:left="2880" w:hanging="360"/>
+      </w:pPr>
+    </w:lvl>
+    <w:lvl w:ilvl="4" w:tplc="08090019" w:tentative="1">
+      <w:start w:val="1"/>
+      <w:numFmt w:val="lowerLetter"/>
+      <w:lvlText w:val="%5."/>
+      <w:lvlJc w:val="left"/>
+      <w:pPr>
+        <w:ind w:left="3600" w:hanging="360"/>
+      </w:pPr>
+    </w:lvl>
+    <w:lvl w:ilvl="5" w:tplc="0809001B" w:tentative="1">
+      <w:start w:val="1"/>
+      <w:numFmt w:val="lowerRoman"/>
+      <w:lvlText w:val="%6."/>
+      <w:lvlJc w:val="right"/>
+      <w:pPr>
+        <w:ind w:left="4320" w:hanging="180"/>
+      </w:pPr>
+    </w:lvl>
+    <w:lvl w:ilvl="6" w:tplc="0809000F" w:tentative="1">
+      <w:start w:val="1"/>
+      <w:numFmt w:val="decimal"/>
+      <w:lvlText w:val="%7."/>
+      <w:lvlJc w:val="left"/>
+      <w:pPr>
+        <w:ind w:left="5040" w:hanging="360"/>
+      </w:pPr>
+    </w:lvl>
+    <w:lvl w:ilvl="7" w:tplc="08090019" w:tentative="1">
+      <w:start w:val="1"/>
+      <w:numFmt w:val="lowerLetter"/>
+      <w:lvlText w:val="%8."/>
+      <w:lvlJc w:val="left"/>
+      <w:pPr>
+        <w:ind w:left="5760" w:hanging="360"/>
+      </w:pPr>
+    </w:lvl>
+    <w:lvl w:ilvl="8" w:tplc="0809001B" w:tentative="1">
+      <w:start w:val="1"/>
+      <w:numFmt w:val="lowerRoman"/>
+      <w:lvlText w:val="%9."/>
+      <w:lvlJc w:val="right"/>
+      <w:pPr>
+        <w:ind w:left="6480" w:hanging="180"/>
+      </w:pPr>
+    </w:lvl>
+  </w:abstractNum>
+  <w:abstractNum w:abstractNumId="4" w15:restartNumberingAfterBreak="0">
     <w:nsid w:val="4A072FA6"/>
     <w:multiLevelType w:val="hybridMultilevel"/>
     <w:tmpl w:val="6890F314"/>
@@ -2387,7 +2954,7 @@
       </w:pPr>
     </w:lvl>
   </w:abstractNum>
-  <w:abstractNum w:abstractNumId="4" w15:restartNumberingAfterBreak="0">
+  <w:abstractNum w:abstractNumId="5" w15:restartNumberingAfterBreak="0">
     <w:nsid w:val="5E872D5C"/>
     <w:multiLevelType w:val="hybridMultilevel"/>
     <w:tmpl w:val="E1864EEC"/>
@@ -2473,7 +3040,7 @@
       </w:pPr>
     </w:lvl>
   </w:abstractNum>
-  <w:abstractNum w:abstractNumId="5" w15:restartNumberingAfterBreak="0">
+  <w:abstractNum w:abstractNumId="6" w15:restartNumberingAfterBreak="0">
     <w:nsid w:val="62D56080"/>
     <w:multiLevelType w:val="hybridMultilevel"/>
     <w:tmpl w:val="9836D4F6"/>
@@ -2559,7 +3126,7 @@
       </w:pPr>
     </w:lvl>
   </w:abstractNum>
-  <w:abstractNum w:abstractNumId="6" w15:restartNumberingAfterBreak="0">
+  <w:abstractNum w:abstractNumId="7" w15:restartNumberingAfterBreak="0">
     <w:nsid w:val="708F6AB2"/>
     <w:multiLevelType w:val="hybridMultilevel"/>
     <w:tmpl w:val="1CB4A180"/>
@@ -2645,7 +3212,7 @@
       </w:pPr>
     </w:lvl>
   </w:abstractNum>
-  <w:abstractNum w:abstractNumId="7" w15:restartNumberingAfterBreak="0">
+  <w:abstractNum w:abstractNumId="8" w15:restartNumberingAfterBreak="0">
     <w:nsid w:val="789D6AB5"/>
     <w:multiLevelType w:val="hybridMultilevel"/>
     <w:tmpl w:val="D584E204"/>
@@ -2731,7 +3298,7 @@
       </w:pPr>
     </w:lvl>
   </w:abstractNum>
-  <w:abstractNum w:abstractNumId="8" w15:restartNumberingAfterBreak="0">
+  <w:abstractNum w:abstractNumId="9" w15:restartNumberingAfterBreak="0">
     <w:nsid w:val="79B14F8E"/>
     <w:multiLevelType w:val="hybridMultilevel"/>
     <w:tmpl w:val="D7709680"/>
@@ -2844,38 +3411,130 @@
       </w:rPr>
     </w:lvl>
   </w:abstractNum>
-  <w:num w:numId="1" w16cid:durableId="1776486257">
+  <w:abstractNum w:abstractNumId="10" w15:restartNumberingAfterBreak="0">
+    <w:nsid w:val="79BB4CDE"/>
+    <w:multiLevelType w:val="hybridMultilevel"/>
+    <w:tmpl w:val="F580C28A"/>
+    <w:lvl w:ilvl="0" w:tplc="0809000F">
+      <w:start w:val="1"/>
+      <w:numFmt w:val="decimal"/>
+      <w:lvlText w:val="%1."/>
+      <w:lvlJc w:val="left"/>
+      <w:pPr>
+        <w:ind w:left="720" w:hanging="360"/>
+      </w:pPr>
+    </w:lvl>
+    <w:lvl w:ilvl="1" w:tplc="08090019" w:tentative="1">
+      <w:start w:val="1"/>
+      <w:numFmt w:val="lowerLetter"/>
+      <w:lvlText w:val="%2."/>
+      <w:lvlJc w:val="left"/>
+      <w:pPr>
+        <w:ind w:left="1440" w:hanging="360"/>
+      </w:pPr>
+    </w:lvl>
+    <w:lvl w:ilvl="2" w:tplc="0809001B" w:tentative="1">
+      <w:start w:val="1"/>
+      <w:numFmt w:val="lowerRoman"/>
+      <w:lvlText w:val="%3."/>
+      <w:lvlJc w:val="right"/>
+      <w:pPr>
+        <w:ind w:left="2160" w:hanging="180"/>
+      </w:pPr>
+    </w:lvl>
+    <w:lvl w:ilvl="3" w:tplc="0809000F" w:tentative="1">
+      <w:start w:val="1"/>
+      <w:numFmt w:val="decimal"/>
+      <w:lvlText w:val="%4."/>
+      <w:lvlJc w:val="left"/>
+      <w:pPr>
+        <w:ind w:left="2880" w:hanging="360"/>
+      </w:pPr>
+    </w:lvl>
+    <w:lvl w:ilvl="4" w:tplc="08090019" w:tentative="1">
+      <w:start w:val="1"/>
+      <w:numFmt w:val="lowerLetter"/>
+      <w:lvlText w:val="%5."/>
+      <w:lvlJc w:val="left"/>
+      <w:pPr>
+        <w:ind w:left="3600" w:hanging="360"/>
+      </w:pPr>
+    </w:lvl>
+    <w:lvl w:ilvl="5" w:tplc="0809001B" w:tentative="1">
+      <w:start w:val="1"/>
+      <w:numFmt w:val="lowerRoman"/>
+      <w:lvlText w:val="%6."/>
+      <w:lvlJc w:val="right"/>
+      <w:pPr>
+        <w:ind w:left="4320" w:hanging="180"/>
+      </w:pPr>
+    </w:lvl>
+    <w:lvl w:ilvl="6" w:tplc="0809000F" w:tentative="1">
+      <w:start w:val="1"/>
+      <w:numFmt w:val="decimal"/>
+      <w:lvlText w:val="%7."/>
+      <w:lvlJc w:val="left"/>
+      <w:pPr>
+        <w:ind w:left="5040" w:hanging="360"/>
+      </w:pPr>
+    </w:lvl>
+    <w:lvl w:ilvl="7" w:tplc="08090019" w:tentative="1">
+      <w:start w:val="1"/>
+      <w:numFmt w:val="lowerLetter"/>
+      <w:lvlText w:val="%8."/>
+      <w:lvlJc w:val="left"/>
+      <w:pPr>
+        <w:ind w:left="5760" w:hanging="360"/>
+      </w:pPr>
+    </w:lvl>
+    <w:lvl w:ilvl="8" w:tplc="0809001B" w:tentative="1">
+      <w:start w:val="1"/>
+      <w:numFmt w:val="lowerRoman"/>
+      <w:lvlText w:val="%9."/>
+      <w:lvlJc w:val="right"/>
+      <w:pPr>
+        <w:ind w:left="6480" w:hanging="180"/>
+      </w:pPr>
+    </w:lvl>
+  </w:abstractNum>
+  <w:num w:numId="1">
+    <w:abstractNumId w:val="8"/>
+  </w:num>
+  <w:num w:numId="2">
+    <w:abstractNumId w:val="4"/>
+  </w:num>
+  <w:num w:numId="3">
+    <w:abstractNumId w:val="5"/>
+  </w:num>
+  <w:num w:numId="4">
+    <w:abstractNumId w:val="9"/>
+  </w:num>
+  <w:num w:numId="5">
+    <w:abstractNumId w:val="6"/>
+  </w:num>
+  <w:num w:numId="6">
+    <w:abstractNumId w:val="2"/>
+  </w:num>
+  <w:num w:numId="7">
+    <w:abstractNumId w:val="1"/>
+  </w:num>
+  <w:num w:numId="8">
     <w:abstractNumId w:val="7"/>
   </w:num>
-  <w:num w:numId="2" w16cid:durableId="642854814">
+  <w:num w:numId="9">
+    <w:abstractNumId w:val="0"/>
+  </w:num>
+  <w:num w:numId="10">
+    <w:abstractNumId w:val="10"/>
+  </w:num>
+  <w:num w:numId="11">
     <w:abstractNumId w:val="3"/>
-  </w:num>
-  <w:num w:numId="3" w16cid:durableId="1223758046">
-    <w:abstractNumId w:val="4"/>
-  </w:num>
-  <w:num w:numId="4" w16cid:durableId="68967141">
-    <w:abstractNumId w:val="8"/>
-  </w:num>
-  <w:num w:numId="5" w16cid:durableId="496000483">
-    <w:abstractNumId w:val="5"/>
-  </w:num>
-  <w:num w:numId="6" w16cid:durableId="1065839306">
-    <w:abstractNumId w:val="2"/>
-  </w:num>
-  <w:num w:numId="7" w16cid:durableId="968163857">
-    <w:abstractNumId w:val="1"/>
-  </w:num>
-  <w:num w:numId="8" w16cid:durableId="1948925124">
-    <w:abstractNumId w:val="6"/>
-  </w:num>
-  <w:num w:numId="9" w16cid:durableId="1519197761">
-    <w:abstractNumId w:val="0"/>
   </w:num>
 </w:numbering>
 </file>
 
 <file path=word/styles.xml><?xml version="1.0" encoding="utf-8"?>
-<w:styles xmlns:mc="http://schemas.openxmlformats.org/markup-compatibility/2006" xmlns:r="http://schemas.openxmlformats.org/officeDocument/2006/relationships" xmlns:w="http://schemas.openxmlformats.org/wordprocessingml/2006/main" xmlns:w14="http://schemas.microsoft.com/office/word/2010/wordml" xmlns:w15="http://schemas.microsoft.com/office/word/2012/wordml" xmlns:w16cex="http://schemas.microsoft.com/office/word/2018/wordml/cex" xmlns:w16cid="http://schemas.microsoft.com/office/word/2016/wordml/cid" xmlns:w16="http://schemas.microsoft.com/office/word/2018/wordml" xmlns:w16du="http://schemas.microsoft.com/office/word/2023/wordml/word16du" xmlns:w16sdtdh="http://schemas.microsoft.com/office/word/2020/wordml/sdtdatahash" xmlns:w16sdtfl="http://schemas.microsoft.com/office/word/2024/wordml/sdtformatlock" xmlns:w16se="http://schemas.microsoft.com/office/word/2015/wordml/symex" mc:Ignorable="w14 w15 w16se w16cid w16 w16cex w16sdtdh w16sdtfl w16du">
+<w:styles xmlns:mc="http://schemas.openxmlformats.org/markup-compatibility/2006" xmlns:r="http://schemas.openxmlformats.org/officeDocument/2006/relationships" xmlns:w="http://schemas.openxmlformats.org/wordprocessingml/2006/main" xmlns:w14="http://schemas.microsoft.com/office/word/2010/wordml" xmlns:w15="http://schemas.microsoft.com/office/word/2012/wordml" xmlns:w16cex="http://schemas.microsoft.com/office/word/2018/wordml/cex" xmlns:w16cid="http://schemas.microsoft.com/office/word/2016/wordml/cid" xmlns:w16="http://schemas.microsoft.com/office/word/2018/wordml" xmlns:w16sdtdh="http://schemas.microsoft.com/office/word/2020/wordml/sdtdatahash" xmlns:w16se="http://schemas.microsoft.com/office/word/2015/wordml/symex" mc:Ignorable="w14 w15 w16se w16cid w16 w16cex w16sdtdh">
   <w:docDefaults>
     <w:rPrDefault>
       <w:rPr>

--- a/Development Diary.docx
+++ b/Development Diary.docx
@@ -88,7 +88,24 @@
           <w:szCs w:val="24"/>
         </w:rPr>
         <w:br/>
-        <w:t>Next I created my models.</w:t>
+      </w:r>
+      <w:proofErr w:type="gramStart"/>
+      <w:r>
+        <w:rPr>
+          <w:rFonts w:ascii="Times New Roman" w:hAnsi="Times New Roman" w:cs="Times New Roman"/>
+          <w:sz w:val="24"/>
+          <w:szCs w:val="24"/>
+        </w:rPr>
+        <w:t>Next</w:t>
+      </w:r>
+      <w:proofErr w:type="gramEnd"/>
+      <w:r>
+        <w:rPr>
+          <w:rFonts w:ascii="Times New Roman" w:hAnsi="Times New Roman" w:cs="Times New Roman"/>
+          <w:sz w:val="24"/>
+          <w:szCs w:val="24"/>
+        </w:rPr>
+        <w:t xml:space="preserve"> I created my models.</w:t>
       </w:r>
     </w:p>
     <w:p>
@@ -537,7 +554,25 @@
           <w:sz w:val="24"/>
           <w:szCs w:val="24"/>
         </w:rPr>
-        <w:t xml:space="preserve">. After this I then seeded the different roles I wanted in my solution and demo accounts for </w:t>
+        <w:t xml:space="preserve">. After this I then seeded the different </w:t>
+      </w:r>
+      <w:proofErr w:type="gramStart"/>
+      <w:r>
+        <w:rPr>
+          <w:rFonts w:ascii="Times New Roman" w:hAnsi="Times New Roman" w:cs="Times New Roman"/>
+          <w:sz w:val="24"/>
+          <w:szCs w:val="24"/>
+        </w:rPr>
+        <w:t>roles</w:t>
+      </w:r>
+      <w:proofErr w:type="gramEnd"/>
+      <w:r>
+        <w:rPr>
+          <w:rFonts w:ascii="Times New Roman" w:hAnsi="Times New Roman" w:cs="Times New Roman"/>
+          <w:sz w:val="24"/>
+          <w:szCs w:val="24"/>
+        </w:rPr>
+        <w:t xml:space="preserve"> I wanted in my solution and demo accounts for </w:t>
       </w:r>
       <w:r>
         <w:rPr>
@@ -1201,8 +1236,18 @@
           <w:szCs w:val="24"/>
         </w:rPr>
         <w:lastRenderedPageBreak/>
-        <w:t>After creating the logo</w:t>
-      </w:r>
+        <w:t xml:space="preserve">After creating the </w:t>
+      </w:r>
+      <w:proofErr w:type="gramStart"/>
+      <w:r>
+        <w:rPr>
+          <w:rFonts w:ascii="Times New Roman" w:hAnsi="Times New Roman" w:cs="Times New Roman"/>
+          <w:sz w:val="24"/>
+          <w:szCs w:val="24"/>
+        </w:rPr>
+        <w:t>logo</w:t>
+      </w:r>
+      <w:proofErr w:type="gramEnd"/>
       <w:r>
         <w:rPr>
           <w:rFonts w:ascii="Times New Roman" w:hAnsi="Times New Roman" w:cs="Times New Roman"/>
@@ -1457,7 +1502,25 @@
           <w:sz w:val="24"/>
           <w:szCs w:val="24"/>
         </w:rPr>
-        <w:t>Then after fixing that I created a checkout process where the checkout button navigates to the order creation page, sourcing all the items in the basket, and asks the user if they want delivery or checkout, depending on that decision they can enter their address or choose their pickup date, and from there they can finish their checkout, once they are done they receive a confirmation and then they can proceed with their shopping.</w:t>
+        <w:t xml:space="preserve">Then after fixing that I created a checkout process where the checkout button navigates to the order creation page, sourcing all the items in the basket, and asks the user if they want delivery or checkout, depending on that decision they can enter their address or choose their pickup date, and from there they can finish their checkout, once they are </w:t>
+      </w:r>
+      <w:proofErr w:type="gramStart"/>
+      <w:r>
+        <w:rPr>
+          <w:rFonts w:ascii="Times New Roman" w:hAnsi="Times New Roman" w:cs="Times New Roman"/>
+          <w:sz w:val="24"/>
+          <w:szCs w:val="24"/>
+        </w:rPr>
+        <w:t>done</w:t>
+      </w:r>
+      <w:proofErr w:type="gramEnd"/>
+      <w:r>
+        <w:rPr>
+          <w:rFonts w:ascii="Times New Roman" w:hAnsi="Times New Roman" w:cs="Times New Roman"/>
+          <w:sz w:val="24"/>
+          <w:szCs w:val="24"/>
+        </w:rPr>
+        <w:t xml:space="preserve"> they receive a confirmation and then they can proceed with their shopping.</w:t>
       </w:r>
     </w:p>
     <w:p>
@@ -2053,7 +2116,25 @@
           <w:szCs w:val="24"/>
         </w:rPr>
         <w:br/>
-        <w:t>I then went to redesign the functionality of the dashboards, because each role had their own dashboard there were a lot of files and things became confusing. So I made a central controller named dashboard, added each roles functionality through authorisation, and gave each role its own view.</w:t>
+        <w:t xml:space="preserve">I then went to redesign the functionality of the dashboards, because each role had their own dashboard there were a lot of files and things became confusing. </w:t>
+      </w:r>
+      <w:proofErr w:type="gramStart"/>
+      <w:r>
+        <w:rPr>
+          <w:rFonts w:ascii="Times New Roman" w:hAnsi="Times New Roman" w:cs="Times New Roman"/>
+          <w:sz w:val="24"/>
+          <w:szCs w:val="24"/>
+        </w:rPr>
+        <w:t>So</w:t>
+      </w:r>
+      <w:proofErr w:type="gramEnd"/>
+      <w:r>
+        <w:rPr>
+          <w:rFonts w:ascii="Times New Roman" w:hAnsi="Times New Roman" w:cs="Times New Roman"/>
+          <w:sz w:val="24"/>
+          <w:szCs w:val="24"/>
+        </w:rPr>
+        <w:t xml:space="preserve"> I made a central controller named dashboard, added each roles functionality through authorisation, and gave each role its own view.</w:t>
       </w:r>
     </w:p>
     <w:p>
@@ -2101,6 +2182,7 @@
       <w:r>
         <w:rPr>
           <w:rFonts w:ascii="Times New Roman" w:hAnsi="Times New Roman" w:cs="Times New Roman"/>
+          <w:noProof/>
           <w:sz w:val="24"/>
           <w:szCs w:val="24"/>
         </w:rPr>
@@ -2179,6 +2261,7 @@
       <w:r>
         <w:rPr>
           <w:rFonts w:ascii="Times New Roman" w:hAnsi="Times New Roman" w:cs="Times New Roman"/>
+          <w:noProof/>
           <w:sz w:val="24"/>
           <w:szCs w:val="24"/>
         </w:rPr>
@@ -2255,23 +2338,7 @@
           <w:sz w:val="24"/>
           <w:szCs w:val="24"/>
         </w:rPr>
-        <w:t>Add</w:t>
-      </w:r>
-      <w:r>
-        <w:rPr>
-          <w:rFonts w:ascii="Times New Roman" w:hAnsi="Times New Roman" w:cs="Times New Roman"/>
-          <w:sz w:val="24"/>
-          <w:szCs w:val="24"/>
-        </w:rPr>
-        <w:t xml:space="preserve">ed </w:t>
-      </w:r>
-      <w:r>
-        <w:rPr>
-          <w:rFonts w:ascii="Times New Roman" w:hAnsi="Times New Roman" w:cs="Times New Roman"/>
-          <w:sz w:val="24"/>
-          <w:szCs w:val="24"/>
-        </w:rPr>
-        <w:t>Login using Google function</w:t>
+        <w:t>Added Login using Google function</w:t>
       </w:r>
     </w:p>
     <w:p>
@@ -2293,23 +2360,7 @@
           <w:sz w:val="24"/>
           <w:szCs w:val="24"/>
         </w:rPr>
-        <w:t>Redesign</w:t>
-      </w:r>
-      <w:r>
-        <w:rPr>
-          <w:rFonts w:ascii="Times New Roman" w:hAnsi="Times New Roman" w:cs="Times New Roman"/>
-          <w:sz w:val="24"/>
-          <w:szCs w:val="24"/>
-        </w:rPr>
-        <w:t>ed</w:t>
-      </w:r>
-      <w:r>
-        <w:rPr>
-          <w:rFonts w:ascii="Times New Roman" w:hAnsi="Times New Roman" w:cs="Times New Roman"/>
-          <w:sz w:val="24"/>
-          <w:szCs w:val="24"/>
-        </w:rPr>
-        <w:t xml:space="preserve"> Producer, User and staff dashboards</w:t>
+        <w:t>Redesigned Producer, User and staff dashboards</w:t>
       </w:r>
     </w:p>
     <w:p>
@@ -2331,23 +2382,7 @@
           <w:sz w:val="24"/>
           <w:szCs w:val="24"/>
         </w:rPr>
-        <w:t>Implement</w:t>
-      </w:r>
-      <w:r>
-        <w:rPr>
-          <w:rFonts w:ascii="Times New Roman" w:hAnsi="Times New Roman" w:cs="Times New Roman"/>
-          <w:sz w:val="24"/>
-          <w:szCs w:val="24"/>
-        </w:rPr>
-        <w:t>ed</w:t>
-      </w:r>
-      <w:r>
-        <w:rPr>
-          <w:rFonts w:ascii="Times New Roman" w:hAnsi="Times New Roman" w:cs="Times New Roman"/>
-          <w:sz w:val="24"/>
-          <w:szCs w:val="24"/>
-        </w:rPr>
-        <w:t xml:space="preserve"> accessibility settings</w:t>
+        <w:t>Implemented accessibility settings</w:t>
       </w:r>
     </w:p>
     <w:p>
@@ -2391,31 +2426,7 @@
           <w:sz w:val="24"/>
           <w:szCs w:val="24"/>
         </w:rPr>
-        <w:t>Remove</w:t>
-      </w:r>
-      <w:r>
-        <w:rPr>
-          <w:rFonts w:ascii="Times New Roman" w:hAnsi="Times New Roman" w:cs="Times New Roman"/>
-          <w:sz w:val="24"/>
-          <w:szCs w:val="24"/>
-        </w:rPr>
-        <w:t xml:space="preserve">d </w:t>
-      </w:r>
-      <w:r>
-        <w:rPr>
-          <w:rFonts w:ascii="Times New Roman" w:hAnsi="Times New Roman" w:cs="Times New Roman"/>
-          <w:sz w:val="24"/>
-          <w:szCs w:val="24"/>
-        </w:rPr>
-        <w:t>Stamps functionality</w:t>
-      </w:r>
-      <w:r>
-        <w:rPr>
-          <w:rFonts w:ascii="Times New Roman" w:hAnsi="Times New Roman" w:cs="Times New Roman"/>
-          <w:sz w:val="24"/>
-          <w:szCs w:val="24"/>
-        </w:rPr>
-        <w:t xml:space="preserve"> fully</w:t>
+        <w:t>Removed Stamps functionality fully</w:t>
       </w:r>
       <w:r>
         <w:rPr>
@@ -2503,6 +2514,94 @@
           <w:szCs w:val="24"/>
         </w:rPr>
       </w:pPr>
+      <w:r>
+        <w:rPr>
+          <w:rFonts w:ascii="Times New Roman" w:hAnsi="Times New Roman" w:cs="Times New Roman"/>
+          <w:sz w:val="24"/>
+          <w:szCs w:val="24"/>
+        </w:rPr>
+        <w:br/>
+      </w:r>
+      <w:r>
+        <w:rPr>
+          <w:rFonts w:ascii="Times New Roman" w:hAnsi="Times New Roman" w:cs="Times New Roman"/>
+          <w:sz w:val="24"/>
+          <w:szCs w:val="24"/>
+        </w:rPr>
+        <w:t>Day 6:</w:t>
+      </w:r>
+    </w:p>
+    <w:p>
+      <w:pPr>
+        <w:rPr>
+          <w:rFonts w:ascii="Times New Roman" w:hAnsi="Times New Roman" w:cs="Times New Roman"/>
+          <w:sz w:val="24"/>
+          <w:szCs w:val="24"/>
+        </w:rPr>
+      </w:pPr>
+      <w:r>
+        <w:rPr>
+          <w:rFonts w:ascii="Times New Roman" w:hAnsi="Times New Roman" w:cs="Times New Roman"/>
+          <w:sz w:val="24"/>
+          <w:szCs w:val="24"/>
+        </w:rPr>
+        <w:br/>
+        <w:t xml:space="preserve">Today I noticed that when a new account is </w:t>
+      </w:r>
+      <w:proofErr w:type="gramStart"/>
+      <w:r>
+        <w:rPr>
+          <w:rFonts w:ascii="Times New Roman" w:hAnsi="Times New Roman" w:cs="Times New Roman"/>
+          <w:sz w:val="24"/>
+          <w:szCs w:val="24"/>
+        </w:rPr>
+        <w:t>made</w:t>
+      </w:r>
+      <w:proofErr w:type="gramEnd"/>
+      <w:r>
+        <w:rPr>
+          <w:rFonts w:ascii="Times New Roman" w:hAnsi="Times New Roman" w:cs="Times New Roman"/>
+          <w:sz w:val="24"/>
+          <w:szCs w:val="24"/>
+        </w:rPr>
+        <w:t xml:space="preserve"> they don’t automatically get the standard role so even </w:t>
+      </w:r>
+      <w:proofErr w:type="spellStart"/>
+      <w:r>
+        <w:rPr>
+          <w:rFonts w:ascii="Times New Roman" w:hAnsi="Times New Roman" w:cs="Times New Roman"/>
+          <w:sz w:val="24"/>
+          <w:szCs w:val="24"/>
+        </w:rPr>
+        <w:t>afer</w:t>
+      </w:r>
+      <w:proofErr w:type="spellEnd"/>
+      <w:r>
+        <w:rPr>
+          <w:rFonts w:ascii="Times New Roman" w:hAnsi="Times New Roman" w:cs="Times New Roman"/>
+          <w:sz w:val="24"/>
+          <w:szCs w:val="24"/>
+        </w:rPr>
+        <w:t xml:space="preserve"> being logged in none of the </w:t>
+      </w:r>
+      <w:proofErr w:type="spellStart"/>
+      <w:r>
+        <w:rPr>
+          <w:rFonts w:ascii="Times New Roman" w:hAnsi="Times New Roman" w:cs="Times New Roman"/>
+          <w:sz w:val="24"/>
+          <w:szCs w:val="24"/>
+        </w:rPr>
+        <w:t>authorisatins</w:t>
+      </w:r>
+      <w:proofErr w:type="spellEnd"/>
+      <w:r>
+        <w:rPr>
+          <w:rFonts w:ascii="Times New Roman" w:hAnsi="Times New Roman" w:cs="Times New Roman"/>
+          <w:sz w:val="24"/>
+          <w:szCs w:val="24"/>
+        </w:rPr>
+        <w:t xml:space="preserve"> on the controllers actually let them do anything, so I fixed it by scaffolding identity and editing the register function to give the newly registered account the standard role.</w:t>
+      </w:r>
       <w:r>
         <w:rPr>
           <w:rFonts w:ascii="Times New Roman" w:hAnsi="Times New Roman" w:cs="Times New Roman"/>

--- a/Development Diary.docx
+++ b/Development Diary.docx
@@ -2601,6 +2601,111 @@
           <w:szCs w:val="24"/>
         </w:rPr>
         <w:t xml:space="preserve"> on the controllers actually let them do anything, so I fixed it by scaffolding identity and editing the register function to give the newly registered account the standard role.</w:t>
+      </w:r>
+      <w:r>
+        <w:rPr>
+          <w:rFonts w:ascii="Times New Roman" w:hAnsi="Times New Roman" w:cs="Times New Roman"/>
+          <w:sz w:val="24"/>
+          <w:szCs w:val="24"/>
+        </w:rPr>
+        <w:br/>
+      </w:r>
+      <w:r>
+        <w:rPr>
+          <w:rFonts w:ascii="Times New Roman" w:hAnsi="Times New Roman" w:cs="Times New Roman"/>
+          <w:sz w:val="24"/>
+          <w:szCs w:val="24"/>
+        </w:rPr>
+        <w:br/>
+        <w:t>I also started to style my website and I finished the dashboard functionality for standard users, producers and staff.</w:t>
+      </w:r>
+      <w:r>
+        <w:rPr>
+          <w:rFonts w:ascii="Times New Roman" w:hAnsi="Times New Roman" w:cs="Times New Roman"/>
+          <w:sz w:val="24"/>
+          <w:szCs w:val="24"/>
+        </w:rPr>
+        <w:br/>
+        <w:t>I also made the about us page.</w:t>
+      </w:r>
+      <w:r>
+        <w:rPr>
+          <w:rFonts w:ascii="Times New Roman" w:hAnsi="Times New Roman" w:cs="Times New Roman"/>
+          <w:sz w:val="24"/>
+          <w:szCs w:val="24"/>
+        </w:rPr>
+        <w:br/>
+        <w:t xml:space="preserve">I also changed the images that were used in my </w:t>
+      </w:r>
+      <w:proofErr w:type="spellStart"/>
+      <w:r>
+        <w:rPr>
+          <w:rFonts w:ascii="Times New Roman" w:hAnsi="Times New Roman" w:cs="Times New Roman"/>
+          <w:sz w:val="24"/>
+          <w:szCs w:val="24"/>
+        </w:rPr>
+        <w:t>seeddata</w:t>
+      </w:r>
+      <w:proofErr w:type="spellEnd"/>
+      <w:r>
+        <w:rPr>
+          <w:rFonts w:ascii="Times New Roman" w:hAnsi="Times New Roman" w:cs="Times New Roman"/>
+          <w:sz w:val="24"/>
+          <w:szCs w:val="24"/>
+        </w:rPr>
+        <w:t xml:space="preserve"> for the </w:t>
+      </w:r>
+      <w:proofErr w:type="spellStart"/>
+      <w:r>
+        <w:rPr>
+          <w:rFonts w:ascii="Times New Roman" w:hAnsi="Times New Roman" w:cs="Times New Roman"/>
+          <w:sz w:val="24"/>
+          <w:szCs w:val="24"/>
+        </w:rPr>
+        <w:t>proucts</w:t>
+      </w:r>
+      <w:proofErr w:type="spellEnd"/>
+      <w:r>
+        <w:rPr>
+          <w:rFonts w:ascii="Times New Roman" w:hAnsi="Times New Roman" w:cs="Times New Roman"/>
+          <w:sz w:val="24"/>
+          <w:szCs w:val="24"/>
+        </w:rPr>
+        <w:t xml:space="preserve"> to better images that can be properly used in the styles.</w:t>
+      </w:r>
+      <w:r>
+        <w:rPr>
+          <w:rFonts w:ascii="Times New Roman" w:hAnsi="Times New Roman" w:cs="Times New Roman"/>
+          <w:sz w:val="24"/>
+          <w:szCs w:val="24"/>
+        </w:rPr>
+        <w:br/>
+        <w:t xml:space="preserve">I decided to redesign my styles.css to make it more accurate to the design reference and make </w:t>
+      </w:r>
+      <w:r>
+        <w:rPr>
+          <w:rFonts w:ascii="Times New Roman" w:hAnsi="Times New Roman" w:cs="Times New Roman"/>
+          <w:sz w:val="24"/>
+          <w:szCs w:val="24"/>
+        </w:rPr>
+        <w:lastRenderedPageBreak/>
+        <w:t>it more accurate, and it only took a few changes to do this</w:t>
+      </w:r>
+      <w:r>
+        <w:rPr>
+          <w:rFonts w:ascii="Times New Roman" w:hAnsi="Times New Roman" w:cs="Times New Roman"/>
+          <w:sz w:val="24"/>
+          <w:szCs w:val="24"/>
+        </w:rPr>
+        <w:br/>
+      </w:r>
+      <w:r>
+        <w:rPr>
+          <w:rFonts w:ascii="Times New Roman" w:hAnsi="Times New Roman" w:cs="Times New Roman"/>
+          <w:sz w:val="24"/>
+          <w:szCs w:val="24"/>
+        </w:rPr>
+        <w:br/>
       </w:r>
       <w:r>
         <w:rPr>

--- a/Development Diary.docx
+++ b/Development Diary.docx
@@ -325,236 +325,29 @@
         </w:rPr>
         <w:t xml:space="preserve"> as this is the industry standard, then updated my database.</w:t>
       </w:r>
-    </w:p>
-    <w:p>
-      <w:pPr>
-        <w:rPr>
-          <w:rFonts w:ascii="Times New Roman" w:hAnsi="Times New Roman" w:cs="Times New Roman"/>
-          <w:sz w:val="24"/>
-          <w:szCs w:val="24"/>
-        </w:rPr>
-      </w:pPr>
-      <w:r>
-        <w:rPr>
-          <w:rFonts w:ascii="Times New Roman" w:hAnsi="Times New Roman" w:cs="Times New Roman"/>
-          <w:sz w:val="24"/>
-          <w:szCs w:val="24"/>
-        </w:rPr>
-        <w:t>Today i:</w:t>
-      </w:r>
-    </w:p>
-    <w:p>
-      <w:pPr>
-        <w:pStyle w:val="ListParagraph"/>
-        <w:numPr>
-          <w:ilvl w:val="0"/>
-          <w:numId w:val="2"/>
-        </w:numPr>
-        <w:rPr>
-          <w:rFonts w:ascii="Times New Roman" w:hAnsi="Times New Roman" w:cs="Times New Roman"/>
-          <w:sz w:val="24"/>
-          <w:szCs w:val="24"/>
-        </w:rPr>
-      </w:pPr>
-      <w:r>
-        <w:rPr>
-          <w:rFonts w:ascii="Times New Roman" w:hAnsi="Times New Roman" w:cs="Times New Roman"/>
-          <w:sz w:val="24"/>
-          <w:szCs w:val="24"/>
-        </w:rPr>
-        <w:t>Created my solution</w:t>
-      </w:r>
-    </w:p>
-    <w:p>
-      <w:pPr>
-        <w:pStyle w:val="ListParagraph"/>
-        <w:numPr>
-          <w:ilvl w:val="0"/>
-          <w:numId w:val="2"/>
-        </w:numPr>
-        <w:rPr>
-          <w:rFonts w:ascii="Times New Roman" w:hAnsi="Times New Roman" w:cs="Times New Roman"/>
-          <w:sz w:val="24"/>
-          <w:szCs w:val="24"/>
-        </w:rPr>
-      </w:pPr>
-      <w:r>
-        <w:rPr>
-          <w:rFonts w:ascii="Times New Roman" w:hAnsi="Times New Roman" w:cs="Times New Roman"/>
-          <w:sz w:val="24"/>
-          <w:szCs w:val="24"/>
-        </w:rPr>
-        <w:t>Created my models</w:t>
-      </w:r>
-    </w:p>
-    <w:p>
-      <w:pPr>
-        <w:pStyle w:val="ListParagraph"/>
-        <w:numPr>
-          <w:ilvl w:val="0"/>
-          <w:numId w:val="2"/>
-        </w:numPr>
-        <w:rPr>
-          <w:rFonts w:ascii="Times New Roman" w:hAnsi="Times New Roman" w:cs="Times New Roman"/>
-          <w:sz w:val="24"/>
-          <w:szCs w:val="24"/>
-        </w:rPr>
-      </w:pPr>
-      <w:r>
-        <w:rPr>
-          <w:rFonts w:ascii="Times New Roman" w:hAnsi="Times New Roman" w:cs="Times New Roman"/>
-          <w:sz w:val="24"/>
-          <w:szCs w:val="24"/>
-        </w:rPr>
-        <w:t>Scaffolded my models into views and controllers</w:t>
-      </w:r>
-    </w:p>
-    <w:p>
-      <w:pPr>
-        <w:rPr>
-          <w:rFonts w:ascii="Times New Roman" w:hAnsi="Times New Roman" w:cs="Times New Roman"/>
-          <w:sz w:val="24"/>
-          <w:szCs w:val="24"/>
-        </w:rPr>
-      </w:pPr>
-      <w:r>
-        <w:rPr>
-          <w:rFonts w:ascii="Times New Roman" w:hAnsi="Times New Roman" w:cs="Times New Roman"/>
-          <w:sz w:val="24"/>
-          <w:szCs w:val="24"/>
-        </w:rPr>
-        <w:t>Tomorrow I want to:</w:t>
-      </w:r>
-    </w:p>
-    <w:p>
-      <w:pPr>
-        <w:pStyle w:val="ListParagraph"/>
-        <w:numPr>
-          <w:ilvl w:val="0"/>
-          <w:numId w:val="3"/>
-        </w:numPr>
-        <w:rPr>
-          <w:rFonts w:ascii="Times New Roman" w:hAnsi="Times New Roman" w:cs="Times New Roman"/>
-          <w:sz w:val="24"/>
-          <w:szCs w:val="24"/>
-        </w:rPr>
-      </w:pPr>
-      <w:r>
-        <w:rPr>
-          <w:rFonts w:ascii="Times New Roman" w:hAnsi="Times New Roman" w:cs="Times New Roman"/>
-          <w:sz w:val="24"/>
-          <w:szCs w:val="24"/>
-        </w:rPr>
-        <w:lastRenderedPageBreak/>
-        <w:t>Seed Data for the models</w:t>
-      </w:r>
-    </w:p>
-    <w:p>
-      <w:pPr>
-        <w:pStyle w:val="ListParagraph"/>
-        <w:numPr>
-          <w:ilvl w:val="0"/>
-          <w:numId w:val="3"/>
-        </w:numPr>
-        <w:rPr>
-          <w:rFonts w:ascii="Times New Roman" w:hAnsi="Times New Roman" w:cs="Times New Roman"/>
-          <w:sz w:val="24"/>
-          <w:szCs w:val="24"/>
-        </w:rPr>
-      </w:pPr>
-      <w:r>
-        <w:rPr>
-          <w:rFonts w:ascii="Times New Roman" w:hAnsi="Times New Roman" w:cs="Times New Roman"/>
-          <w:sz w:val="24"/>
-          <w:szCs w:val="24"/>
-        </w:rPr>
-        <w:t>Seed roles</w:t>
-      </w:r>
-    </w:p>
-    <w:p>
-      <w:pPr>
-        <w:pStyle w:val="ListParagraph"/>
-        <w:numPr>
-          <w:ilvl w:val="0"/>
-          <w:numId w:val="3"/>
-        </w:numPr>
-        <w:rPr>
-          <w:rFonts w:ascii="Times New Roman" w:hAnsi="Times New Roman" w:cs="Times New Roman"/>
-          <w:sz w:val="24"/>
-          <w:szCs w:val="24"/>
-        </w:rPr>
-      </w:pPr>
-      <w:r>
-        <w:rPr>
-          <w:rFonts w:ascii="Times New Roman" w:hAnsi="Times New Roman" w:cs="Times New Roman"/>
-          <w:sz w:val="24"/>
-          <w:szCs w:val="24"/>
-        </w:rPr>
-        <w:t>Add google authentication for logging in</w:t>
-      </w:r>
-    </w:p>
-    <w:p>
-      <w:pPr>
-        <w:pStyle w:val="ListParagraph"/>
-        <w:numPr>
-          <w:ilvl w:val="0"/>
-          <w:numId w:val="3"/>
-        </w:numPr>
-        <w:rPr>
-          <w:rFonts w:ascii="Times New Roman" w:hAnsi="Times New Roman" w:cs="Times New Roman"/>
-          <w:sz w:val="24"/>
-          <w:szCs w:val="24"/>
-        </w:rPr>
-      </w:pPr>
-      <w:r>
-        <w:rPr>
-          <w:rFonts w:ascii="Times New Roman" w:hAnsi="Times New Roman" w:cs="Times New Roman"/>
-          <w:sz w:val="24"/>
-          <w:szCs w:val="24"/>
-        </w:rPr>
-        <w:t>Begin writing my styles sheet code</w:t>
-      </w:r>
-    </w:p>
-    <w:p>
-      <w:pPr>
-        <w:rPr>
-          <w:rFonts w:ascii="Times New Roman" w:hAnsi="Times New Roman" w:cs="Times New Roman"/>
-          <w:sz w:val="24"/>
-          <w:szCs w:val="24"/>
-        </w:rPr>
-      </w:pPr>
-      <w:r>
-        <w:rPr>
-          <w:rFonts w:ascii="Times New Roman" w:hAnsi="Times New Roman" w:cs="Times New Roman"/>
-          <w:sz w:val="24"/>
-          <w:szCs w:val="24"/>
-        </w:rPr>
-        <w:t>Day 2:</w:t>
-      </w:r>
-    </w:p>
-    <w:p>
-      <w:pPr>
-        <w:rPr>
-          <w:rFonts w:ascii="Times New Roman" w:hAnsi="Times New Roman" w:cs="Times New Roman"/>
-          <w:sz w:val="24"/>
-          <w:szCs w:val="24"/>
-        </w:rPr>
-      </w:pPr>
-      <w:r>
-        <w:rPr>
-          <w:rFonts w:ascii="Times New Roman" w:hAnsi="Times New Roman" w:cs="Times New Roman"/>
-          <w:sz w:val="24"/>
-          <w:szCs w:val="24"/>
-        </w:rPr>
-        <w:t>Today I started by seeding data for Products, Producers, Discount codes, Stamps</w:t>
-      </w:r>
-      <w:r>
-        <w:rPr>
-          <w:rFonts w:ascii="Times New Roman" w:hAnsi="Times New Roman" w:cs="Times New Roman"/>
-          <w:sz w:val="24"/>
-          <w:szCs w:val="24"/>
-        </w:rPr>
-        <w:t xml:space="preserve">. After this I then seeded the different </w:t>
+      <w:r>
+        <w:rPr>
+          <w:rFonts w:ascii="Times New Roman" w:hAnsi="Times New Roman" w:cs="Times New Roman"/>
+          <w:sz w:val="24"/>
+          <w:szCs w:val="24"/>
+        </w:rPr>
+        <w:br/>
+      </w:r>
+      <w:r>
+        <w:rPr>
+          <w:rFonts w:ascii="Times New Roman" w:hAnsi="Times New Roman" w:cs="Times New Roman"/>
+          <w:sz w:val="24"/>
+          <w:szCs w:val="24"/>
+        </w:rPr>
+        <w:br/>
+      </w:r>
+      <w:r>
+        <w:rPr>
+          <w:rFonts w:ascii="Times New Roman" w:hAnsi="Times New Roman" w:cs="Times New Roman"/>
+          <w:sz w:val="24"/>
+          <w:szCs w:val="24"/>
+        </w:rPr>
+        <w:t xml:space="preserve">I started seeding data for Products, Producers, Discount codes, Stamps. After this I then seeded the different </w:t>
       </w:r>
       <w:proofErr w:type="gramStart"/>
       <w:r>
@@ -572,23 +365,7 @@
           <w:sz w:val="24"/>
           <w:szCs w:val="24"/>
         </w:rPr>
-        <w:t xml:space="preserve"> I wanted in my solution and demo accounts for </w:t>
-      </w:r>
-      <w:r>
-        <w:rPr>
-          <w:rFonts w:ascii="Times New Roman" w:hAnsi="Times New Roman" w:cs="Times New Roman"/>
-          <w:sz w:val="24"/>
-          <w:szCs w:val="24"/>
-        </w:rPr>
-        <w:t>t</w:t>
-      </w:r>
-      <w:r>
-        <w:rPr>
-          <w:rFonts w:ascii="Times New Roman" w:hAnsi="Times New Roman" w:cs="Times New Roman"/>
-          <w:sz w:val="24"/>
-          <w:szCs w:val="24"/>
-        </w:rPr>
-        <w:t>hese roles so I can test features relating to each role.</w:t>
+        <w:t xml:space="preserve"> I wanted in my solution and demo accounts for these roles so I can test features relating to each role.</w:t>
       </w:r>
     </w:p>
     <w:p>
@@ -672,11 +449,12 @@
           <w:sz w:val="24"/>
           <w:szCs w:val="24"/>
         </w:rPr>
+        <w:lastRenderedPageBreak/>
         <w:drawing>
-          <wp:inline distT="0" distB="0" distL="0" distR="0" wp14:anchorId="17D475BC" wp14:editId="1B6C1BE5">
+          <wp:inline distT="0" distB="0" distL="0" distR="0" wp14:anchorId="03713E07" wp14:editId="2A654C64">
             <wp:extent cx="5731510" cy="1094740"/>
             <wp:effectExtent l="0" t="0" r="2540" b="0"/>
-            <wp:docPr id="5" name="Picture 5"/>
+            <wp:docPr id="16" name="Picture 16"/>
             <wp:cNvGraphicFramePr>
               <a:graphicFrameLocks xmlns:a="http://schemas.openxmlformats.org/drawingml/2006/main" noChangeAspect="1"/>
             </wp:cNvGraphicFramePr>
@@ -725,10 +503,10 @@
           <w:szCs w:val="24"/>
         </w:rPr>
         <w:drawing>
-          <wp:inline distT="0" distB="0" distL="0" distR="0" wp14:anchorId="225E7971" wp14:editId="7594474D">
+          <wp:inline distT="0" distB="0" distL="0" distR="0" wp14:anchorId="0B306B7E" wp14:editId="5B987CD4">
             <wp:extent cx="5731510" cy="989965"/>
             <wp:effectExtent l="0" t="0" r="2540" b="635"/>
-            <wp:docPr id="6" name="Picture 6"/>
+            <wp:docPr id="17" name="Picture 17"/>
             <wp:cNvGraphicFramePr>
               <a:graphicFrameLocks xmlns:a="http://schemas.openxmlformats.org/drawingml/2006/main" noChangeAspect="1"/>
             </wp:cNvGraphicFramePr>
@@ -777,10 +555,10 @@
           <w:szCs w:val="24"/>
         </w:rPr>
         <w:drawing>
-          <wp:inline distT="0" distB="0" distL="0" distR="0" wp14:anchorId="0C46456B" wp14:editId="19E5D476">
+          <wp:inline distT="0" distB="0" distL="0" distR="0" wp14:anchorId="03F9AE1E" wp14:editId="1C996FA5">
             <wp:extent cx="5731510" cy="1115695"/>
             <wp:effectExtent l="0" t="0" r="2540" b="8255"/>
-            <wp:docPr id="7" name="Picture 7"/>
+            <wp:docPr id="18" name="Picture 18"/>
             <wp:cNvGraphicFramePr>
               <a:graphicFrameLocks xmlns:a="http://schemas.openxmlformats.org/drawingml/2006/main" noChangeAspect="1"/>
             </wp:cNvGraphicFramePr>
@@ -844,7 +622,6 @@
           <w:sz w:val="24"/>
           <w:szCs w:val="24"/>
         </w:rPr>
-        <w:lastRenderedPageBreak/>
         <w:br/>
       </w:r>
       <w:r>
@@ -855,10 +632,10 @@
           <w:szCs w:val="24"/>
         </w:rPr>
         <w:drawing>
-          <wp:inline distT="0" distB="0" distL="0" distR="0" wp14:anchorId="7C3BC0D1" wp14:editId="3DE1C24E">
+          <wp:inline distT="0" distB="0" distL="0" distR="0" wp14:anchorId="455CD001" wp14:editId="14A47FA5">
             <wp:extent cx="5731510" cy="2772410"/>
             <wp:effectExtent l="0" t="0" r="2540" b="8890"/>
-            <wp:docPr id="1228972964" name="Picture 1"/>
+            <wp:docPr id="19" name="Picture 1"/>
             <wp:cNvGraphicFramePr>
               <a:graphicFrameLocks xmlns:a="http://schemas.openxmlformats.org/drawingml/2006/main" noChangeAspect="1"/>
             </wp:cNvGraphicFramePr>
@@ -905,6 +682,84 @@
           <w:sz w:val="24"/>
           <w:szCs w:val="24"/>
         </w:rPr>
+        <w:t>After that I went on to add my authentication through google for users to login using their existing google accounts.</w:t>
+      </w:r>
+      <w:r>
+        <w:rPr>
+          <w:rFonts w:ascii="Times New Roman" w:hAnsi="Times New Roman" w:cs="Times New Roman"/>
+          <w:noProof/>
+          <w:sz w:val="24"/>
+          <w:szCs w:val="24"/>
+        </w:rPr>
+        <w:drawing>
+          <wp:inline distT="0" distB="0" distL="0" distR="0" wp14:anchorId="151A963E" wp14:editId="380287FD">
+            <wp:extent cx="5731510" cy="1165225"/>
+            <wp:effectExtent l="0" t="0" r="2540" b="0"/>
+            <wp:docPr id="15" name="Picture 15"/>
+            <wp:cNvGraphicFramePr>
+              <a:graphicFrameLocks xmlns:a="http://schemas.openxmlformats.org/drawingml/2006/main" noChangeAspect="1"/>
+            </wp:cNvGraphicFramePr>
+            <a:graphic xmlns:a="http://schemas.openxmlformats.org/drawingml/2006/main">
+              <a:graphicData uri="http://schemas.openxmlformats.org/drawingml/2006/picture">
+                <pic:pic xmlns:pic="http://schemas.openxmlformats.org/drawingml/2006/picture">
+                  <pic:nvPicPr>
+                    <pic:cNvPr id="1" name=""/>
+                    <pic:cNvPicPr/>
+                  </pic:nvPicPr>
+                  <pic:blipFill>
+                    <a:blip r:embed="rId12"/>
+                    <a:stretch>
+                      <a:fillRect/>
+                    </a:stretch>
+                  </pic:blipFill>
+                  <pic:spPr>
+                    <a:xfrm>
+                      <a:off x="0" y="0"/>
+                      <a:ext cx="5731510" cy="1165225"/>
+                    </a:xfrm>
+                    <a:prstGeom prst="rect">
+                      <a:avLst/>
+                    </a:prstGeom>
+                  </pic:spPr>
+                </pic:pic>
+              </a:graphicData>
+            </a:graphic>
+          </wp:inline>
+        </w:drawing>
+      </w:r>
+    </w:p>
+    <w:p>
+      <w:pPr>
+        <w:rPr>
+          <w:rFonts w:ascii="Times New Roman" w:hAnsi="Times New Roman" w:cs="Times New Roman"/>
+          <w:sz w:val="24"/>
+          <w:szCs w:val="24"/>
+        </w:rPr>
+      </w:pPr>
+    </w:p>
+    <w:p>
+      <w:pPr>
+        <w:rPr>
+          <w:rFonts w:ascii="Times New Roman" w:hAnsi="Times New Roman" w:cs="Times New Roman"/>
+          <w:sz w:val="24"/>
+          <w:szCs w:val="24"/>
+        </w:rPr>
+      </w:pPr>
+    </w:p>
+    <w:p>
+      <w:pPr>
+        <w:rPr>
+          <w:rFonts w:ascii="Times New Roman" w:hAnsi="Times New Roman" w:cs="Times New Roman"/>
+          <w:sz w:val="24"/>
+          <w:szCs w:val="24"/>
+        </w:rPr>
+      </w:pPr>
+      <w:r>
+        <w:rPr>
+          <w:rFonts w:ascii="Times New Roman" w:hAnsi="Times New Roman" w:cs="Times New Roman"/>
+          <w:sz w:val="24"/>
+          <w:szCs w:val="24"/>
+        </w:rPr>
         <w:t>Today i:</w:t>
       </w:r>
     </w:p>
@@ -913,7 +768,7 @@
         <w:pStyle w:val="ListParagraph"/>
         <w:numPr>
           <w:ilvl w:val="0"/>
-          <w:numId w:val="6"/>
+          <w:numId w:val="2"/>
         </w:numPr>
         <w:rPr>
           <w:rFonts w:ascii="Times New Roman" w:hAnsi="Times New Roman" w:cs="Times New Roman"/>
@@ -927,7 +782,7 @@
           <w:sz w:val="24"/>
           <w:szCs w:val="24"/>
         </w:rPr>
-        <w:t>Seeded data for my models</w:t>
+        <w:t>Created my solution</w:t>
       </w:r>
     </w:p>
     <w:p>
@@ -935,7 +790,7 @@
         <w:pStyle w:val="ListParagraph"/>
         <w:numPr>
           <w:ilvl w:val="0"/>
-          <w:numId w:val="6"/>
+          <w:numId w:val="2"/>
         </w:numPr>
         <w:rPr>
           <w:rFonts w:ascii="Times New Roman" w:hAnsi="Times New Roman" w:cs="Times New Roman"/>
@@ -949,7 +804,7 @@
           <w:sz w:val="24"/>
           <w:szCs w:val="24"/>
         </w:rPr>
-        <w:t>Seeded roles</w:t>
+        <w:t>Created my models</w:t>
       </w:r>
     </w:p>
     <w:p>
@@ -957,7 +812,7 @@
         <w:pStyle w:val="ListParagraph"/>
         <w:numPr>
           <w:ilvl w:val="0"/>
-          <w:numId w:val="6"/>
+          <w:numId w:val="2"/>
         </w:numPr>
         <w:rPr>
           <w:rFonts w:ascii="Times New Roman" w:hAnsi="Times New Roman" w:cs="Times New Roman"/>
@@ -971,7 +826,7 @@
           <w:sz w:val="24"/>
           <w:szCs w:val="24"/>
         </w:rPr>
-        <w:t>Seeded demo accounts for those roles</w:t>
+        <w:t>Scaffolded my models into views and controllers</w:t>
       </w:r>
     </w:p>
     <w:p>
@@ -979,7 +834,7 @@
         <w:pStyle w:val="ListParagraph"/>
         <w:numPr>
           <w:ilvl w:val="0"/>
-          <w:numId w:val="6"/>
+          <w:numId w:val="2"/>
         </w:numPr>
         <w:rPr>
           <w:rFonts w:ascii="Times New Roman" w:hAnsi="Times New Roman" w:cs="Times New Roman"/>
@@ -993,24 +848,7 @@
           <w:sz w:val="24"/>
           <w:szCs w:val="24"/>
         </w:rPr>
-        <w:t>Styled my navbar on the home page</w:t>
-      </w:r>
-    </w:p>
-    <w:p>
-      <w:pPr>
-        <w:rPr>
-          <w:rFonts w:ascii="Times New Roman" w:hAnsi="Times New Roman" w:cs="Times New Roman"/>
-          <w:sz w:val="24"/>
-          <w:szCs w:val="24"/>
-        </w:rPr>
-      </w:pPr>
-      <w:r>
-        <w:rPr>
-          <w:rFonts w:ascii="Times New Roman" w:hAnsi="Times New Roman" w:cs="Times New Roman"/>
-          <w:sz w:val="24"/>
-          <w:szCs w:val="24"/>
-        </w:rPr>
-        <w:t>Tomorrow I want to:</w:t>
+        <w:t>Seed Data for the models</w:t>
       </w:r>
     </w:p>
     <w:p>
@@ -1018,7 +856,7 @@
         <w:pStyle w:val="ListParagraph"/>
         <w:numPr>
           <w:ilvl w:val="0"/>
-          <w:numId w:val="7"/>
+          <w:numId w:val="2"/>
         </w:numPr>
         <w:rPr>
           <w:rFonts w:ascii="Times New Roman" w:hAnsi="Times New Roman" w:cs="Times New Roman"/>
@@ -1032,7 +870,7 @@
           <w:sz w:val="24"/>
           <w:szCs w:val="24"/>
         </w:rPr>
-        <w:t>Create Basket Controller Logic</w:t>
+        <w:t>Seed roles</w:t>
       </w:r>
     </w:p>
     <w:p>
@@ -1040,7 +878,7 @@
         <w:pStyle w:val="ListParagraph"/>
         <w:numPr>
           <w:ilvl w:val="0"/>
-          <w:numId w:val="7"/>
+          <w:numId w:val="2"/>
         </w:numPr>
         <w:rPr>
           <w:rFonts w:ascii="Times New Roman" w:hAnsi="Times New Roman" w:cs="Times New Roman"/>
@@ -1054,7 +892,7 @@
           <w:sz w:val="24"/>
           <w:szCs w:val="24"/>
         </w:rPr>
-        <w:t>Create products controller Logic</w:t>
+        <w:t>Add google authentication for logging in</w:t>
       </w:r>
     </w:p>
     <w:p>
@@ -1062,7 +900,7 @@
         <w:pStyle w:val="ListParagraph"/>
         <w:numPr>
           <w:ilvl w:val="0"/>
-          <w:numId w:val="7"/>
+          <w:numId w:val="2"/>
         </w:numPr>
         <w:rPr>
           <w:rFonts w:ascii="Times New Roman" w:hAnsi="Times New Roman" w:cs="Times New Roman"/>
@@ -1076,7 +914,24 @@
           <w:sz w:val="24"/>
           <w:szCs w:val="24"/>
         </w:rPr>
-        <w:t>Sort out my checkout function</w:t>
+        <w:t>Begin writing my styles sheet code</w:t>
+      </w:r>
+    </w:p>
+    <w:p>
+      <w:pPr>
+        <w:rPr>
+          <w:rFonts w:ascii="Times New Roman" w:hAnsi="Times New Roman" w:cs="Times New Roman"/>
+          <w:sz w:val="24"/>
+          <w:szCs w:val="24"/>
+        </w:rPr>
+      </w:pPr>
+      <w:r>
+        <w:rPr>
+          <w:rFonts w:ascii="Times New Roman" w:hAnsi="Times New Roman" w:cs="Times New Roman"/>
+          <w:sz w:val="24"/>
+          <w:szCs w:val="24"/>
+        </w:rPr>
+        <w:t>Tomorrow I want to:</w:t>
       </w:r>
     </w:p>
     <w:p>
@@ -1084,7 +939,7 @@
         <w:pStyle w:val="ListParagraph"/>
         <w:numPr>
           <w:ilvl w:val="0"/>
-          <w:numId w:val="7"/>
+          <w:numId w:val="15"/>
         </w:numPr>
         <w:rPr>
           <w:rFonts w:ascii="Times New Roman" w:hAnsi="Times New Roman" w:cs="Times New Roman"/>
@@ -1098,7 +953,7 @@
           <w:sz w:val="24"/>
           <w:szCs w:val="24"/>
         </w:rPr>
-        <w:t>Create demo logo for the producers’ seed data</w:t>
+        <w:t>Create a demo logo for my seeded producers</w:t>
       </w:r>
     </w:p>
     <w:p>
@@ -1106,7 +961,7 @@
         <w:pStyle w:val="ListParagraph"/>
         <w:numPr>
           <w:ilvl w:val="0"/>
-          <w:numId w:val="7"/>
+          <w:numId w:val="15"/>
         </w:numPr>
         <w:rPr>
           <w:rFonts w:ascii="Times New Roman" w:hAnsi="Times New Roman" w:cs="Times New Roman"/>
@@ -1120,49 +975,63 @@
           <w:sz w:val="24"/>
           <w:szCs w:val="24"/>
         </w:rPr>
-        <w:t>Continue writing my styles sheet code</w:t>
-      </w:r>
-    </w:p>
-    <w:p>
-      <w:pPr>
-        <w:rPr>
-          <w:rFonts w:ascii="Times New Roman" w:hAnsi="Times New Roman" w:cs="Times New Roman"/>
-          <w:sz w:val="24"/>
-          <w:szCs w:val="24"/>
-        </w:rPr>
-      </w:pPr>
-      <w:r>
-        <w:rPr>
-          <w:rFonts w:ascii="Times New Roman" w:hAnsi="Times New Roman" w:cs="Times New Roman"/>
-          <w:sz w:val="24"/>
-          <w:szCs w:val="24"/>
-        </w:rPr>
-        <w:t>Day 3:</w:t>
-      </w:r>
-      <w:r>
-        <w:rPr>
-          <w:rFonts w:ascii="Times New Roman" w:hAnsi="Times New Roman" w:cs="Times New Roman"/>
-          <w:sz w:val="24"/>
-          <w:szCs w:val="24"/>
-        </w:rPr>
-        <w:br/>
-        <w:t xml:space="preserve">Today </w:t>
-      </w:r>
-      <w:r>
-        <w:rPr>
-          <w:rFonts w:ascii="Times New Roman" w:hAnsi="Times New Roman" w:cs="Times New Roman"/>
-          <w:sz w:val="24"/>
-          <w:szCs w:val="24"/>
-        </w:rPr>
-        <w:t>I</w:t>
-      </w:r>
-      <w:r>
-        <w:rPr>
-          <w:rFonts w:ascii="Times New Roman" w:hAnsi="Times New Roman" w:cs="Times New Roman"/>
-          <w:sz w:val="24"/>
-          <w:szCs w:val="24"/>
-        </w:rPr>
-        <w:t xml:space="preserve"> started off by creating the logo for the seeded accounts using photoshop</w:t>
+        <w:t>Work on my accessibility settings</w:t>
+      </w:r>
+    </w:p>
+    <w:p>
+      <w:pPr>
+        <w:pStyle w:val="ListParagraph"/>
+        <w:numPr>
+          <w:ilvl w:val="0"/>
+          <w:numId w:val="15"/>
+        </w:numPr>
+        <w:rPr>
+          <w:rFonts w:ascii="Times New Roman" w:hAnsi="Times New Roman" w:cs="Times New Roman"/>
+          <w:sz w:val="24"/>
+          <w:szCs w:val="24"/>
+        </w:rPr>
+      </w:pPr>
+      <w:r>
+        <w:rPr>
+          <w:rFonts w:ascii="Times New Roman" w:hAnsi="Times New Roman" w:cs="Times New Roman"/>
+          <w:sz w:val="24"/>
+          <w:szCs w:val="24"/>
+        </w:rPr>
+        <w:t>Work on my basket controller logic</w:t>
+      </w:r>
+    </w:p>
+    <w:p>
+      <w:pPr>
+        <w:rPr>
+          <w:rFonts w:ascii="Times New Roman" w:hAnsi="Times New Roman" w:cs="Times New Roman"/>
+          <w:sz w:val="24"/>
+          <w:szCs w:val="24"/>
+        </w:rPr>
+      </w:pPr>
+      <w:r>
+        <w:rPr>
+          <w:rFonts w:ascii="Times New Roman" w:hAnsi="Times New Roman" w:cs="Times New Roman"/>
+          <w:sz w:val="24"/>
+          <w:szCs w:val="24"/>
+        </w:rPr>
+        <w:t>Day 2:</w:t>
+      </w:r>
+    </w:p>
+    <w:p>
+      <w:pPr>
+        <w:rPr>
+          <w:rFonts w:ascii="Times New Roman" w:hAnsi="Times New Roman" w:cs="Times New Roman"/>
+          <w:sz w:val="24"/>
+          <w:szCs w:val="24"/>
+        </w:rPr>
+      </w:pPr>
+      <w:r>
+        <w:rPr>
+          <w:rFonts w:ascii="Times New Roman" w:hAnsi="Times New Roman" w:cs="Times New Roman"/>
+          <w:sz w:val="24"/>
+          <w:szCs w:val="24"/>
+        </w:rPr>
+        <w:t>Today I started off by creating the logo for the seeded accounts using photoshop</w:t>
       </w:r>
       <w:r>
         <w:rPr>
@@ -1172,7 +1041,7 @@
           <w:szCs w:val="24"/>
         </w:rPr>
         <w:drawing>
-          <wp:inline distT="0" distB="0" distL="0" distR="0" wp14:anchorId="3E2EB025" wp14:editId="70502DD3">
+          <wp:inline distT="0" distB="0" distL="0" distR="0" wp14:anchorId="6FDD6D35" wp14:editId="1CB3855D">
             <wp:extent cx="1771650" cy="1771650"/>
             <wp:effectExtent l="0" t="0" r="0" b="0"/>
             <wp:docPr id="1" name="Picture 1"/>
@@ -1189,7 +1058,7 @@
                     </pic:cNvPicPr>
                   </pic:nvPicPr>
                   <pic:blipFill>
-                    <a:blip r:embed="rId12" cstate="print">
+                    <a:blip r:embed="rId13" cstate="print">
                       <a:extLst>
                         <a:ext uri="{28A0092B-C50C-407E-A947-70E740481C1C}">
                           <a14:useLocalDpi xmlns:a14="http://schemas.microsoft.com/office/drawing/2010/main" val="0"/>
@@ -1235,7 +1104,6 @@
           <w:sz w:val="24"/>
           <w:szCs w:val="24"/>
         </w:rPr>
-        <w:lastRenderedPageBreak/>
         <w:t xml:space="preserve">After creating the </w:t>
       </w:r>
       <w:proofErr w:type="gramStart"/>
@@ -1254,31 +1122,7 @@
           <w:sz w:val="24"/>
           <w:szCs w:val="24"/>
         </w:rPr>
-        <w:t xml:space="preserve"> I</w:t>
-      </w:r>
-      <w:r>
-        <w:rPr>
-          <w:rFonts w:ascii="Times New Roman" w:hAnsi="Times New Roman" w:cs="Times New Roman"/>
-          <w:sz w:val="24"/>
-          <w:szCs w:val="24"/>
-        </w:rPr>
-        <w:t xml:space="preserve"> updated the seed</w:t>
-      </w:r>
-      <w:r>
-        <w:rPr>
-          <w:rFonts w:ascii="Times New Roman" w:hAnsi="Times New Roman" w:cs="Times New Roman"/>
-          <w:sz w:val="24"/>
-          <w:szCs w:val="24"/>
-        </w:rPr>
-        <w:t xml:space="preserve"> </w:t>
-      </w:r>
-      <w:r>
-        <w:rPr>
-          <w:rFonts w:ascii="Times New Roman" w:hAnsi="Times New Roman" w:cs="Times New Roman"/>
-          <w:sz w:val="24"/>
-          <w:szCs w:val="24"/>
-        </w:rPr>
-        <w:t>data so the logo is used for all demo producers.</w:t>
+        <w:t xml:space="preserve"> I updated the seed data so the logo is used for all demo producers.</w:t>
       </w:r>
       <w:r>
         <w:rPr>
@@ -1296,166 +1140,10 @@
           <w:szCs w:val="24"/>
         </w:rPr>
         <w:drawing>
-          <wp:inline distT="0" distB="0" distL="0" distR="0" wp14:anchorId="1F20C316" wp14:editId="4BB23004">
+          <wp:inline distT="0" distB="0" distL="0" distR="0" wp14:anchorId="2E10050C" wp14:editId="379E630B">
             <wp:extent cx="5731510" cy="1238885"/>
             <wp:effectExtent l="0" t="0" r="2540" b="0"/>
             <wp:docPr id="8" name="Picture 8"/>
-            <wp:cNvGraphicFramePr>
-              <a:graphicFrameLocks xmlns:a="http://schemas.openxmlformats.org/drawingml/2006/main" noChangeAspect="1"/>
-            </wp:cNvGraphicFramePr>
-            <a:graphic xmlns:a="http://schemas.openxmlformats.org/drawingml/2006/main">
-              <a:graphicData uri="http://schemas.openxmlformats.org/drawingml/2006/picture">
-                <pic:pic xmlns:pic="http://schemas.openxmlformats.org/drawingml/2006/picture">
-                  <pic:nvPicPr>
-                    <pic:cNvPr id="1" name=""/>
-                    <pic:cNvPicPr/>
-                  </pic:nvPicPr>
-                  <pic:blipFill>
-                    <a:blip r:embed="rId13"/>
-                    <a:stretch>
-                      <a:fillRect/>
-                    </a:stretch>
-                  </pic:blipFill>
-                  <pic:spPr>
-                    <a:xfrm>
-                      <a:off x="0" y="0"/>
-                      <a:ext cx="5731510" cy="1238885"/>
-                    </a:xfrm>
-                    <a:prstGeom prst="rect">
-                      <a:avLst/>
-                    </a:prstGeom>
-                  </pic:spPr>
-                </pic:pic>
-              </a:graphicData>
-            </a:graphic>
-          </wp:inline>
-        </w:drawing>
-      </w:r>
-    </w:p>
-    <w:p>
-      <w:pPr>
-        <w:rPr>
-          <w:rFonts w:ascii="Times New Roman" w:hAnsi="Times New Roman" w:cs="Times New Roman"/>
-          <w:sz w:val="24"/>
-          <w:szCs w:val="24"/>
-        </w:rPr>
-      </w:pPr>
-      <w:r>
-        <w:rPr>
-          <w:rFonts w:ascii="Times New Roman" w:hAnsi="Times New Roman" w:cs="Times New Roman"/>
-          <w:sz w:val="24"/>
-          <w:szCs w:val="24"/>
-        </w:rPr>
-        <w:t>After this</w:t>
-      </w:r>
-      <w:r>
-        <w:rPr>
-          <w:rFonts w:ascii="Times New Roman" w:hAnsi="Times New Roman" w:cs="Times New Roman"/>
-          <w:sz w:val="24"/>
-          <w:szCs w:val="24"/>
-        </w:rPr>
-        <w:t xml:space="preserve"> I worked more on my styles sheet and accessibility </w:t>
-      </w:r>
-      <w:proofErr w:type="spellStart"/>
-      <w:r>
-        <w:rPr>
-          <w:rFonts w:ascii="Times New Roman" w:hAnsi="Times New Roman" w:cs="Times New Roman"/>
-          <w:sz w:val="24"/>
-          <w:szCs w:val="24"/>
-        </w:rPr>
-        <w:t>javascript</w:t>
-      </w:r>
-      <w:proofErr w:type="spellEnd"/>
-    </w:p>
-    <w:p>
-      <w:pPr>
-        <w:rPr>
-          <w:rFonts w:ascii="Times New Roman" w:hAnsi="Times New Roman" w:cs="Times New Roman"/>
-          <w:sz w:val="24"/>
-          <w:szCs w:val="24"/>
-        </w:rPr>
-      </w:pPr>
-      <w:r>
-        <w:rPr>
-          <w:rFonts w:ascii="Times New Roman" w:hAnsi="Times New Roman" w:cs="Times New Roman"/>
-          <w:sz w:val="24"/>
-          <w:szCs w:val="24"/>
-        </w:rPr>
-        <w:t xml:space="preserve"> I then tackled the baskets controller logic, creating the functions for the basket to act like an actual basket and to display the contents of the basket not the basket itself, I then added the price logic. For the products controller I created the button for the products to be able to be added to basket.</w:t>
-      </w:r>
-      <w:r>
-        <w:rPr>
-          <w:rFonts w:ascii="Times New Roman" w:hAnsi="Times New Roman" w:cs="Times New Roman"/>
-          <w:sz w:val="24"/>
-          <w:szCs w:val="24"/>
-        </w:rPr>
-        <w:br/>
-        <w:t xml:space="preserve">I noticed when adding a product to basket </w:t>
-      </w:r>
-      <w:r>
-        <w:rPr>
-          <w:rFonts w:ascii="Times New Roman" w:hAnsi="Times New Roman" w:cs="Times New Roman"/>
-          <w:sz w:val="24"/>
-          <w:szCs w:val="24"/>
-        </w:rPr>
-        <w:t>the solution redirects the user to the basket immediately every time, to fix this I had to use AJAX to send the request without leaving the current page.</w:t>
-      </w:r>
-      <w:r>
-        <w:rPr>
-          <w:rFonts w:ascii="Times New Roman" w:hAnsi="Times New Roman" w:cs="Times New Roman"/>
-          <w:sz w:val="24"/>
-          <w:szCs w:val="24"/>
-        </w:rPr>
-        <w:br/>
-        <w:t xml:space="preserve">I also noticed that the basket page wouldn’t update and I had to implement an update button that would make the page save any changes that was made to it at the moment, for example, </w:t>
-      </w:r>
-      <w:r>
-        <w:rPr>
-          <w:rFonts w:ascii="Times New Roman" w:hAnsi="Times New Roman" w:cs="Times New Roman"/>
-          <w:sz w:val="24"/>
-          <w:szCs w:val="24"/>
-        </w:rPr>
-        <w:t>if you were in the basket page and clicked the plus button to increase quantity for an item you would have to press the update button which would reload the page to make it save an update the price.</w:t>
-      </w:r>
-      <w:r>
-        <w:rPr>
-          <w:rFonts w:ascii="Times New Roman" w:hAnsi="Times New Roman" w:cs="Times New Roman"/>
-          <w:sz w:val="24"/>
-          <w:szCs w:val="24"/>
-        </w:rPr>
-        <w:br/>
-        <w:t>so to fix this I implemented a silent tick that resaves and updates the basket page automatically after a certain amount of time using AJAX.</w:t>
-      </w:r>
-      <w:r>
-        <w:rPr>
-          <w:rFonts w:ascii="Times New Roman" w:hAnsi="Times New Roman" w:cs="Times New Roman"/>
-          <w:sz w:val="24"/>
-          <w:szCs w:val="24"/>
-        </w:rPr>
-        <w:br/>
-        <w:t xml:space="preserve">I also noticed that items could be duplicated in a basket when clicked to be added to the basket more than once, so I made an update so it just increases the quantity for that item instead </w:t>
-      </w:r>
-    </w:p>
-    <w:p>
-      <w:pPr>
-        <w:rPr>
-          <w:rFonts w:ascii="Times New Roman" w:hAnsi="Times New Roman" w:cs="Times New Roman"/>
-          <w:sz w:val="24"/>
-          <w:szCs w:val="24"/>
-        </w:rPr>
-      </w:pPr>
-      <w:r>
-        <w:rPr>
-          <w:rFonts w:ascii="Times New Roman" w:hAnsi="Times New Roman" w:cs="Times New Roman"/>
-          <w:noProof/>
-          <w:sz w:val="24"/>
-          <w:szCs w:val="24"/>
-        </w:rPr>
-        <w:drawing>
-          <wp:inline distT="0" distB="0" distL="0" distR="0" wp14:anchorId="3ABE2987" wp14:editId="43BB6F86">
-            <wp:extent cx="5731510" cy="2127885"/>
-            <wp:effectExtent l="0" t="0" r="2540" b="5715"/>
-            <wp:docPr id="9" name="Picture 9"/>
             <wp:cNvGraphicFramePr>
               <a:graphicFrameLocks xmlns:a="http://schemas.openxmlformats.org/drawingml/2006/main" noChangeAspect="1"/>
             </wp:cNvGraphicFramePr>
@@ -1475,7 +1163,7 @@
                   <pic:spPr>
                     <a:xfrm>
                       <a:off x="0" y="0"/>
-                      <a:ext cx="5731510" cy="2127885"/>
+                      <a:ext cx="5731510" cy="1238885"/>
                     </a:xfrm>
                     <a:prstGeom prst="rect">
                       <a:avLst/>
@@ -1502,25 +1190,79 @@
           <w:sz w:val="24"/>
           <w:szCs w:val="24"/>
         </w:rPr>
-        <w:t xml:space="preserve">Then after fixing that I created a checkout process where the checkout button navigates to the order creation page, sourcing all the items in the basket, and asks the user if they want delivery or checkout, depending on that decision they can enter their address or choose their pickup date, and from there they can finish their checkout, once they are </w:t>
-      </w:r>
-      <w:proofErr w:type="gramStart"/>
-      <w:r>
-        <w:rPr>
-          <w:rFonts w:ascii="Times New Roman" w:hAnsi="Times New Roman" w:cs="Times New Roman"/>
-          <w:sz w:val="24"/>
-          <w:szCs w:val="24"/>
-        </w:rPr>
-        <w:t>done</w:t>
-      </w:r>
-      <w:proofErr w:type="gramEnd"/>
-      <w:r>
-        <w:rPr>
-          <w:rFonts w:ascii="Times New Roman" w:hAnsi="Times New Roman" w:cs="Times New Roman"/>
-          <w:sz w:val="24"/>
-          <w:szCs w:val="24"/>
-        </w:rPr>
-        <w:t xml:space="preserve"> they receive a confirmation and then they can proceed with their shopping.</w:t>
+        <w:t xml:space="preserve">After this I worked more on my styles sheet and accessibility </w:t>
+      </w:r>
+      <w:proofErr w:type="spellStart"/>
+      <w:r>
+        <w:rPr>
+          <w:rFonts w:ascii="Times New Roman" w:hAnsi="Times New Roman" w:cs="Times New Roman"/>
+          <w:sz w:val="24"/>
+          <w:szCs w:val="24"/>
+        </w:rPr>
+        <w:t>javascript</w:t>
+      </w:r>
+      <w:proofErr w:type="spellEnd"/>
+    </w:p>
+    <w:p>
+      <w:pPr>
+        <w:rPr>
+          <w:rFonts w:ascii="Times New Roman" w:hAnsi="Times New Roman" w:cs="Times New Roman"/>
+          <w:sz w:val="24"/>
+          <w:szCs w:val="24"/>
+        </w:rPr>
+      </w:pPr>
+      <w:r>
+        <w:rPr>
+          <w:rFonts w:ascii="Times New Roman" w:hAnsi="Times New Roman" w:cs="Times New Roman"/>
+          <w:sz w:val="24"/>
+          <w:szCs w:val="24"/>
+        </w:rPr>
+        <w:t xml:space="preserve"> I then tackled the baskets controller logic, creating the functions for the basket to act like an actual basket and to display the contents of the basket not the basket itself, I then added the price logic. For the products controller I created the button for the products to be able to be added to basket.</w:t>
+      </w:r>
+      <w:r>
+        <w:rPr>
+          <w:rFonts w:ascii="Times New Roman" w:hAnsi="Times New Roman" w:cs="Times New Roman"/>
+          <w:sz w:val="24"/>
+          <w:szCs w:val="24"/>
+        </w:rPr>
+        <w:br/>
+        <w:t>I noticed when adding a product to basket the solution redirects the user to the basket immediately every time, to fix this I had to use AJAX to send the request without leaving the current page.</w:t>
+      </w:r>
+      <w:r>
+        <w:rPr>
+          <w:rFonts w:ascii="Times New Roman" w:hAnsi="Times New Roman" w:cs="Times New Roman"/>
+          <w:sz w:val="24"/>
+          <w:szCs w:val="24"/>
+        </w:rPr>
+        <w:br/>
+        <w:t xml:space="preserve">I also noticed that the basket page wouldn’t update and I had to implement an update button that would make the page save any changes that was made to it at the moment, for example, </w:t>
+      </w:r>
+      <w:r>
+        <w:rPr>
+          <w:rFonts w:ascii="Times New Roman" w:hAnsi="Times New Roman" w:cs="Times New Roman"/>
+          <w:sz w:val="24"/>
+          <w:szCs w:val="24"/>
+        </w:rPr>
+        <w:lastRenderedPageBreak/>
+        <w:t>if you were in the basket page and clicked the plus button to increase quantity for an item you would have to press the update button which would reload the page to make it save an update the price.</w:t>
+      </w:r>
+      <w:r>
+        <w:rPr>
+          <w:rFonts w:ascii="Times New Roman" w:hAnsi="Times New Roman" w:cs="Times New Roman"/>
+          <w:sz w:val="24"/>
+          <w:szCs w:val="24"/>
+        </w:rPr>
+        <w:br/>
+        <w:t>so to fix this I implemented a silent tick that resaves and updates the basket page automatically after a certain amount of time using AJAX.</w:t>
+      </w:r>
+      <w:r>
+        <w:rPr>
+          <w:rFonts w:ascii="Times New Roman" w:hAnsi="Times New Roman" w:cs="Times New Roman"/>
+          <w:sz w:val="24"/>
+          <w:szCs w:val="24"/>
+        </w:rPr>
+        <w:br/>
+        <w:t xml:space="preserve">I also noticed that items could be duplicated in a basket when clicked to be added to the basket more than once, so I made an update so it just increases the quantity for that item instead </w:t>
       </w:r>
     </w:p>
     <w:p>
@@ -1538,12 +1280,11 @@
           <w:sz w:val="24"/>
           <w:szCs w:val="24"/>
         </w:rPr>
-        <w:lastRenderedPageBreak/>
         <w:drawing>
-          <wp:inline distT="0" distB="0" distL="0" distR="0" wp14:anchorId="12A0B349" wp14:editId="72B16627">
-            <wp:extent cx="5731510" cy="2071370"/>
-            <wp:effectExtent l="0" t="0" r="2540" b="5080"/>
-            <wp:docPr id="10" name="Picture 10"/>
+          <wp:inline distT="0" distB="0" distL="0" distR="0" wp14:anchorId="524A73FD" wp14:editId="0D508655">
+            <wp:extent cx="5731510" cy="2127885"/>
+            <wp:effectExtent l="0" t="0" r="2540" b="5715"/>
+            <wp:docPr id="9" name="Picture 9"/>
             <wp:cNvGraphicFramePr>
               <a:graphicFrameLocks xmlns:a="http://schemas.openxmlformats.org/drawingml/2006/main" noChangeAspect="1"/>
             </wp:cNvGraphicFramePr>
@@ -1563,7 +1304,7 @@
                   <pic:spPr>
                     <a:xfrm>
                       <a:off x="0" y="0"/>
-                      <a:ext cx="5731510" cy="2071370"/>
+                      <a:ext cx="5731510" cy="2127885"/>
                     </a:xfrm>
                     <a:prstGeom prst="rect">
                       <a:avLst/>
@@ -1587,15 +1328,50 @@
       <w:r>
         <w:rPr>
           <w:rFonts w:ascii="Times New Roman" w:hAnsi="Times New Roman" w:cs="Times New Roman"/>
+          <w:sz w:val="24"/>
+          <w:szCs w:val="24"/>
+        </w:rPr>
+        <w:t xml:space="preserve">Then after fixing that I created a checkout process where the checkout button navigates to the order creation page, sourcing all the items in the basket, and asks the user if they want delivery or checkout, depending on that decision they can enter their address or choose their pickup date, and from there they can finish their checkout, once they are </w:t>
+      </w:r>
+      <w:proofErr w:type="gramStart"/>
+      <w:r>
+        <w:rPr>
+          <w:rFonts w:ascii="Times New Roman" w:hAnsi="Times New Roman" w:cs="Times New Roman"/>
+          <w:sz w:val="24"/>
+          <w:szCs w:val="24"/>
+        </w:rPr>
+        <w:t>done</w:t>
+      </w:r>
+      <w:proofErr w:type="gramEnd"/>
+      <w:r>
+        <w:rPr>
+          <w:rFonts w:ascii="Times New Roman" w:hAnsi="Times New Roman" w:cs="Times New Roman"/>
+          <w:sz w:val="24"/>
+          <w:szCs w:val="24"/>
+        </w:rPr>
+        <w:t xml:space="preserve"> they receive a confirmation and then they can proceed with their shopping.</w:t>
+      </w:r>
+    </w:p>
+    <w:p>
+      <w:pPr>
+        <w:rPr>
+          <w:rFonts w:ascii="Times New Roman" w:hAnsi="Times New Roman" w:cs="Times New Roman"/>
+          <w:sz w:val="24"/>
+          <w:szCs w:val="24"/>
+        </w:rPr>
+      </w:pPr>
+      <w:r>
+        <w:rPr>
+          <w:rFonts w:ascii="Times New Roman" w:hAnsi="Times New Roman" w:cs="Times New Roman"/>
           <w:noProof/>
           <w:sz w:val="24"/>
           <w:szCs w:val="24"/>
         </w:rPr>
         <w:drawing>
-          <wp:inline distT="0" distB="0" distL="0" distR="0" wp14:anchorId="60AF661F" wp14:editId="20A8DA20">
-            <wp:extent cx="5731510" cy="2915920"/>
-            <wp:effectExtent l="0" t="0" r="2540" b="0"/>
-            <wp:docPr id="11" name="Picture 11"/>
+          <wp:inline distT="0" distB="0" distL="0" distR="0" wp14:anchorId="653E210D" wp14:editId="1B86D614">
+            <wp:extent cx="5731510" cy="2071370"/>
+            <wp:effectExtent l="0" t="0" r="2540" b="5080"/>
+            <wp:docPr id="10" name="Picture 10"/>
             <wp:cNvGraphicFramePr>
               <a:graphicFrameLocks xmlns:a="http://schemas.openxmlformats.org/drawingml/2006/main" noChangeAspect="1"/>
             </wp:cNvGraphicFramePr>
@@ -1615,7 +1391,7 @@
                   <pic:spPr>
                     <a:xfrm>
                       <a:off x="0" y="0"/>
-                      <a:ext cx="5731510" cy="2915920"/>
+                      <a:ext cx="5731510" cy="2071370"/>
                     </a:xfrm>
                     <a:prstGeom prst="rect">
                       <a:avLst/>
@@ -1639,40 +1415,16 @@
       <w:r>
         <w:rPr>
           <w:rFonts w:ascii="Times New Roman" w:hAnsi="Times New Roman" w:cs="Times New Roman"/>
-          <w:sz w:val="24"/>
-          <w:szCs w:val="24"/>
-        </w:rPr>
-        <w:t>I noticed that the order was able to be confirmed without a delivery address being entered or a date being picked, so I added confirmation for both</w:t>
-      </w:r>
-      <w:r>
-        <w:rPr>
-          <w:rFonts w:ascii="Times New Roman" w:hAnsi="Times New Roman" w:cs="Times New Roman"/>
-          <w:sz w:val="24"/>
-          <w:szCs w:val="24"/>
-        </w:rPr>
-        <w:t xml:space="preserve"> to fix that issue.</w:t>
-      </w:r>
-    </w:p>
-    <w:p>
-      <w:pPr>
-        <w:rPr>
-          <w:rFonts w:ascii="Times New Roman" w:hAnsi="Times New Roman" w:cs="Times New Roman"/>
-          <w:sz w:val="24"/>
-          <w:szCs w:val="24"/>
-        </w:rPr>
-      </w:pPr>
-      <w:r>
-        <w:rPr>
-          <w:rFonts w:ascii="Times New Roman" w:hAnsi="Times New Roman" w:cs="Times New Roman"/>
           <w:noProof/>
           <w:sz w:val="24"/>
           <w:szCs w:val="24"/>
         </w:rPr>
+        <w:lastRenderedPageBreak/>
         <w:drawing>
-          <wp:inline distT="0" distB="0" distL="0" distR="0" wp14:anchorId="091C5159" wp14:editId="1E6973AA">
-            <wp:extent cx="3010320" cy="2133898"/>
-            <wp:effectExtent l="0" t="0" r="0" b="0"/>
-            <wp:docPr id="12" name="Picture 12"/>
+          <wp:inline distT="0" distB="0" distL="0" distR="0" wp14:anchorId="1ECF7564" wp14:editId="17D732AE">
+            <wp:extent cx="5731510" cy="2915920"/>
+            <wp:effectExtent l="0" t="0" r="2540" b="0"/>
+            <wp:docPr id="11" name="Picture 11"/>
             <wp:cNvGraphicFramePr>
               <a:graphicFrameLocks xmlns:a="http://schemas.openxmlformats.org/drawingml/2006/main" noChangeAspect="1"/>
             </wp:cNvGraphicFramePr>
@@ -1692,7 +1444,7 @@
                   <pic:spPr>
                     <a:xfrm>
                       <a:off x="0" y="0"/>
-                      <a:ext cx="3010320" cy="2133898"/>
+                      <a:ext cx="5731510" cy="2915920"/>
                     </a:xfrm>
                     <a:prstGeom prst="rect">
                       <a:avLst/>
@@ -1716,16 +1468,32 @@
       <w:r>
         <w:rPr>
           <w:rFonts w:ascii="Times New Roman" w:hAnsi="Times New Roman" w:cs="Times New Roman"/>
+          <w:sz w:val="24"/>
+          <w:szCs w:val="24"/>
+        </w:rPr>
+        <w:t>I noticed that the order was able to be confirmed without a delivery address being entered or a date being picked, so I added confirmation for both to fix that issue.</w:t>
+      </w:r>
+    </w:p>
+    <w:p>
+      <w:pPr>
+        <w:rPr>
+          <w:rFonts w:ascii="Times New Roman" w:hAnsi="Times New Roman" w:cs="Times New Roman"/>
+          <w:sz w:val="24"/>
+          <w:szCs w:val="24"/>
+        </w:rPr>
+      </w:pPr>
+      <w:r>
+        <w:rPr>
+          <w:rFonts w:ascii="Times New Roman" w:hAnsi="Times New Roman" w:cs="Times New Roman"/>
           <w:noProof/>
           <w:sz w:val="24"/>
           <w:szCs w:val="24"/>
         </w:rPr>
-        <w:lastRenderedPageBreak/>
         <w:drawing>
-          <wp:inline distT="0" distB="0" distL="0" distR="0" wp14:anchorId="7AB194F1" wp14:editId="09ABCEBA">
-            <wp:extent cx="3343742" cy="2105319"/>
-            <wp:effectExtent l="0" t="0" r="9525" b="9525"/>
-            <wp:docPr id="13" name="Picture 13"/>
+          <wp:inline distT="0" distB="0" distL="0" distR="0" wp14:anchorId="35BFFD47" wp14:editId="21644BE3">
+            <wp:extent cx="3010320" cy="2133898"/>
+            <wp:effectExtent l="0" t="0" r="0" b="0"/>
+            <wp:docPr id="12" name="Picture 12"/>
             <wp:cNvGraphicFramePr>
               <a:graphicFrameLocks xmlns:a="http://schemas.openxmlformats.org/drawingml/2006/main" noChangeAspect="1"/>
             </wp:cNvGraphicFramePr>
@@ -1745,7 +1513,7 @@
                   <pic:spPr>
                     <a:xfrm>
                       <a:off x="0" y="0"/>
-                      <a:ext cx="3343742" cy="2105319"/>
+                      <a:ext cx="3010320" cy="2133898"/>
                     </a:xfrm>
                     <a:prstGeom prst="rect">
                       <a:avLst/>
@@ -1757,428 +1525,15 @@
           </wp:inline>
         </w:drawing>
       </w:r>
-      <w:r>
-        <w:rPr>
-          <w:rFonts w:ascii="Times New Roman" w:hAnsi="Times New Roman" w:cs="Times New Roman"/>
-          <w:sz w:val="24"/>
-          <w:szCs w:val="24"/>
-        </w:rPr>
-        <w:br/>
-        <w:t>I then created Producer user and staff dashboards.</w:t>
-      </w:r>
-    </w:p>
-    <w:p>
-      <w:pPr>
-        <w:rPr>
-          <w:rFonts w:ascii="Times New Roman" w:hAnsi="Times New Roman" w:cs="Times New Roman"/>
-          <w:sz w:val="24"/>
-          <w:szCs w:val="24"/>
-        </w:rPr>
-      </w:pPr>
-      <w:r>
-        <w:rPr>
-          <w:rFonts w:ascii="Times New Roman" w:hAnsi="Times New Roman" w:cs="Times New Roman"/>
-          <w:sz w:val="24"/>
-          <w:szCs w:val="24"/>
-        </w:rPr>
-        <w:t>Today I:</w:t>
-      </w:r>
-    </w:p>
-    <w:p>
-      <w:pPr>
-        <w:pStyle w:val="ListParagraph"/>
-        <w:numPr>
-          <w:ilvl w:val="0"/>
-          <w:numId w:val="8"/>
-        </w:numPr>
-        <w:rPr>
-          <w:rFonts w:ascii="Times New Roman" w:hAnsi="Times New Roman" w:cs="Times New Roman"/>
-          <w:sz w:val="24"/>
-          <w:szCs w:val="24"/>
-        </w:rPr>
-      </w:pPr>
-      <w:r>
-        <w:rPr>
-          <w:rFonts w:ascii="Times New Roman" w:hAnsi="Times New Roman" w:cs="Times New Roman"/>
-          <w:sz w:val="24"/>
-          <w:szCs w:val="24"/>
-        </w:rPr>
-        <w:t>Create Basket Controller Logic</w:t>
-      </w:r>
-    </w:p>
-    <w:p>
-      <w:pPr>
-        <w:pStyle w:val="ListParagraph"/>
-        <w:numPr>
-          <w:ilvl w:val="0"/>
-          <w:numId w:val="8"/>
-        </w:numPr>
-        <w:rPr>
-          <w:rFonts w:ascii="Times New Roman" w:hAnsi="Times New Roman" w:cs="Times New Roman"/>
-          <w:sz w:val="24"/>
-          <w:szCs w:val="24"/>
-        </w:rPr>
-      </w:pPr>
-      <w:r>
-        <w:rPr>
-          <w:rFonts w:ascii="Times New Roman" w:hAnsi="Times New Roman" w:cs="Times New Roman"/>
-          <w:sz w:val="24"/>
-          <w:szCs w:val="24"/>
-        </w:rPr>
-        <w:t>Create products controller Logic</w:t>
-      </w:r>
-    </w:p>
-    <w:p>
-      <w:pPr>
-        <w:pStyle w:val="ListParagraph"/>
-        <w:numPr>
-          <w:ilvl w:val="0"/>
-          <w:numId w:val="8"/>
-        </w:numPr>
-        <w:rPr>
-          <w:rFonts w:ascii="Times New Roman" w:hAnsi="Times New Roman" w:cs="Times New Roman"/>
-          <w:sz w:val="24"/>
-          <w:szCs w:val="24"/>
-        </w:rPr>
-      </w:pPr>
-      <w:r>
-        <w:rPr>
-          <w:rFonts w:ascii="Times New Roman" w:hAnsi="Times New Roman" w:cs="Times New Roman"/>
-          <w:sz w:val="24"/>
-          <w:szCs w:val="24"/>
-        </w:rPr>
-        <w:t>Sort out my checkout function</w:t>
-      </w:r>
-    </w:p>
-    <w:p>
-      <w:pPr>
-        <w:pStyle w:val="ListParagraph"/>
-        <w:numPr>
-          <w:ilvl w:val="0"/>
-          <w:numId w:val="8"/>
-        </w:numPr>
-        <w:rPr>
-          <w:rFonts w:ascii="Times New Roman" w:hAnsi="Times New Roman" w:cs="Times New Roman"/>
-          <w:sz w:val="24"/>
-          <w:szCs w:val="24"/>
-        </w:rPr>
-      </w:pPr>
-      <w:r>
-        <w:rPr>
-          <w:rFonts w:ascii="Times New Roman" w:hAnsi="Times New Roman" w:cs="Times New Roman"/>
-          <w:sz w:val="24"/>
-          <w:szCs w:val="24"/>
-        </w:rPr>
-        <w:t>Create demo logo for the producers’ seed data</w:t>
-      </w:r>
-    </w:p>
-    <w:p>
-      <w:pPr>
-        <w:pStyle w:val="ListParagraph"/>
-        <w:numPr>
-          <w:ilvl w:val="0"/>
-          <w:numId w:val="8"/>
-        </w:numPr>
-        <w:rPr>
-          <w:rFonts w:ascii="Times New Roman" w:hAnsi="Times New Roman" w:cs="Times New Roman"/>
-          <w:sz w:val="24"/>
-          <w:szCs w:val="24"/>
-        </w:rPr>
-      </w:pPr>
-      <w:r>
-        <w:rPr>
-          <w:rFonts w:ascii="Times New Roman" w:hAnsi="Times New Roman" w:cs="Times New Roman"/>
-          <w:sz w:val="24"/>
-          <w:szCs w:val="24"/>
-        </w:rPr>
-        <w:t>Worked more on my styles sheet</w:t>
-      </w:r>
-    </w:p>
-    <w:p>
-      <w:pPr>
-        <w:pStyle w:val="ListParagraph"/>
-        <w:numPr>
-          <w:ilvl w:val="0"/>
-          <w:numId w:val="8"/>
-        </w:numPr>
-        <w:rPr>
-          <w:rFonts w:ascii="Times New Roman" w:hAnsi="Times New Roman" w:cs="Times New Roman"/>
-          <w:sz w:val="24"/>
-          <w:szCs w:val="24"/>
-        </w:rPr>
-      </w:pPr>
-      <w:r>
-        <w:rPr>
-          <w:rFonts w:ascii="Times New Roman" w:hAnsi="Times New Roman" w:cs="Times New Roman"/>
-          <w:sz w:val="24"/>
-          <w:szCs w:val="24"/>
-        </w:rPr>
-        <w:t>Created user, admin and producer dashboards</w:t>
-      </w:r>
-    </w:p>
-    <w:p>
-      <w:pPr>
-        <w:rPr>
-          <w:rFonts w:ascii="Times New Roman" w:hAnsi="Times New Roman" w:cs="Times New Roman"/>
-          <w:sz w:val="24"/>
-          <w:szCs w:val="24"/>
-        </w:rPr>
-      </w:pPr>
-      <w:r>
-        <w:rPr>
-          <w:rFonts w:ascii="Times New Roman" w:hAnsi="Times New Roman" w:cs="Times New Roman"/>
-          <w:sz w:val="24"/>
-          <w:szCs w:val="24"/>
-        </w:rPr>
-        <w:t>Tomorrow I want to:</w:t>
-      </w:r>
-    </w:p>
-    <w:p>
-      <w:pPr>
-        <w:pStyle w:val="ListParagraph"/>
-        <w:numPr>
-          <w:ilvl w:val="0"/>
-          <w:numId w:val="9"/>
-        </w:numPr>
-        <w:rPr>
-          <w:rFonts w:ascii="Times New Roman" w:hAnsi="Times New Roman" w:cs="Times New Roman"/>
-          <w:sz w:val="24"/>
-          <w:szCs w:val="24"/>
-        </w:rPr>
-      </w:pPr>
-      <w:r>
-        <w:rPr>
-          <w:rFonts w:ascii="Times New Roman" w:hAnsi="Times New Roman" w:cs="Times New Roman"/>
-          <w:sz w:val="24"/>
-          <w:szCs w:val="24"/>
-        </w:rPr>
-        <w:t>Add Login using Google function</w:t>
-      </w:r>
-    </w:p>
-    <w:p>
-      <w:pPr>
-        <w:pStyle w:val="ListParagraph"/>
-        <w:numPr>
-          <w:ilvl w:val="0"/>
-          <w:numId w:val="9"/>
-        </w:numPr>
-        <w:rPr>
-          <w:rFonts w:ascii="Times New Roman" w:hAnsi="Times New Roman" w:cs="Times New Roman"/>
-          <w:sz w:val="24"/>
-          <w:szCs w:val="24"/>
-        </w:rPr>
-      </w:pPr>
-      <w:r>
-        <w:rPr>
-          <w:rFonts w:ascii="Times New Roman" w:hAnsi="Times New Roman" w:cs="Times New Roman"/>
-          <w:sz w:val="24"/>
-          <w:szCs w:val="24"/>
-        </w:rPr>
-        <w:t>Redesign</w:t>
-      </w:r>
-      <w:r>
-        <w:rPr>
-          <w:rFonts w:ascii="Times New Roman" w:hAnsi="Times New Roman" w:cs="Times New Roman"/>
-          <w:sz w:val="24"/>
-          <w:szCs w:val="24"/>
-        </w:rPr>
-        <w:t xml:space="preserve"> Producer, User and staff dashboards</w:t>
-      </w:r>
-    </w:p>
-    <w:p>
-      <w:pPr>
-        <w:pStyle w:val="ListParagraph"/>
-        <w:numPr>
-          <w:ilvl w:val="0"/>
-          <w:numId w:val="9"/>
-        </w:numPr>
-        <w:rPr>
-          <w:rFonts w:ascii="Times New Roman" w:hAnsi="Times New Roman" w:cs="Times New Roman"/>
-          <w:sz w:val="24"/>
-          <w:szCs w:val="24"/>
-        </w:rPr>
-      </w:pPr>
-      <w:r>
-        <w:rPr>
-          <w:rFonts w:ascii="Times New Roman" w:hAnsi="Times New Roman" w:cs="Times New Roman"/>
-          <w:sz w:val="24"/>
-          <w:szCs w:val="24"/>
-        </w:rPr>
-        <w:t>Implement</w:t>
-      </w:r>
-      <w:r>
-        <w:rPr>
-          <w:rFonts w:ascii="Times New Roman" w:hAnsi="Times New Roman" w:cs="Times New Roman"/>
-          <w:sz w:val="24"/>
-          <w:szCs w:val="24"/>
-        </w:rPr>
-        <w:t xml:space="preserve"> accessibility settings</w:t>
-      </w:r>
-    </w:p>
-    <w:p>
-      <w:pPr>
-        <w:pStyle w:val="ListParagraph"/>
-        <w:numPr>
-          <w:ilvl w:val="0"/>
-          <w:numId w:val="9"/>
-        </w:numPr>
-        <w:rPr>
-          <w:rFonts w:ascii="Times New Roman" w:hAnsi="Times New Roman" w:cs="Times New Roman"/>
-          <w:sz w:val="24"/>
-          <w:szCs w:val="24"/>
-        </w:rPr>
-      </w:pPr>
-      <w:r>
-        <w:rPr>
-          <w:rFonts w:ascii="Times New Roman" w:hAnsi="Times New Roman" w:cs="Times New Roman"/>
-          <w:sz w:val="24"/>
-          <w:szCs w:val="24"/>
-        </w:rPr>
-        <w:t>Work more on the styles sheet</w:t>
-      </w:r>
-    </w:p>
-    <w:p>
-      <w:pPr>
-        <w:pStyle w:val="ListParagraph"/>
-        <w:numPr>
-          <w:ilvl w:val="0"/>
-          <w:numId w:val="9"/>
-        </w:numPr>
-        <w:rPr>
-          <w:rFonts w:ascii="Times New Roman" w:hAnsi="Times New Roman" w:cs="Times New Roman"/>
-          <w:sz w:val="24"/>
-          <w:szCs w:val="24"/>
-        </w:rPr>
-      </w:pPr>
-      <w:r>
-        <w:rPr>
-          <w:rFonts w:ascii="Times New Roman" w:hAnsi="Times New Roman" w:cs="Times New Roman"/>
-          <w:sz w:val="24"/>
-          <w:szCs w:val="24"/>
-        </w:rPr>
-        <w:t>Remove Stamps functionality</w:t>
-      </w:r>
-    </w:p>
-    <w:p>
-      <w:pPr>
-        <w:rPr>
-          <w:rFonts w:ascii="Times New Roman" w:hAnsi="Times New Roman" w:cs="Times New Roman"/>
-          <w:sz w:val="24"/>
-          <w:szCs w:val="24"/>
-        </w:rPr>
-      </w:pPr>
-    </w:p>
-    <w:p>
-      <w:pPr>
-        <w:rPr>
-          <w:rFonts w:ascii="Times New Roman" w:hAnsi="Times New Roman" w:cs="Times New Roman"/>
-          <w:sz w:val="24"/>
-          <w:szCs w:val="24"/>
-        </w:rPr>
-      </w:pPr>
-      <w:r>
-        <w:rPr>
-          <w:rFonts w:ascii="Times New Roman" w:hAnsi="Times New Roman" w:cs="Times New Roman"/>
-          <w:sz w:val="24"/>
-          <w:szCs w:val="24"/>
-        </w:rPr>
-        <w:t>Day 5:</w:t>
-      </w:r>
-      <w:r>
-        <w:rPr>
-          <w:rFonts w:ascii="Times New Roman" w:hAnsi="Times New Roman" w:cs="Times New Roman"/>
-          <w:sz w:val="24"/>
-          <w:szCs w:val="24"/>
-        </w:rPr>
-        <w:br/>
-      </w:r>
-      <w:r>
-        <w:rPr>
-          <w:rFonts w:ascii="Times New Roman" w:hAnsi="Times New Roman" w:cs="Times New Roman"/>
-          <w:sz w:val="24"/>
-          <w:szCs w:val="24"/>
-        </w:rPr>
-        <w:t>I started off by trying to remove all stamps functionality but I ran into an error and decided to restart my solution.</w:t>
-      </w:r>
-      <w:r>
-        <w:rPr>
-          <w:rFonts w:ascii="Times New Roman" w:hAnsi="Times New Roman" w:cs="Times New Roman"/>
-          <w:sz w:val="24"/>
-          <w:szCs w:val="24"/>
-        </w:rPr>
-        <w:br/>
-        <w:t>I then created my models, controllers and authorised everything to be the same as before, seeded my data again and got all working again.</w:t>
-      </w:r>
-      <w:r>
-        <w:rPr>
-          <w:rFonts w:ascii="Times New Roman" w:hAnsi="Times New Roman" w:cs="Times New Roman"/>
-          <w:sz w:val="24"/>
-          <w:szCs w:val="24"/>
-        </w:rPr>
-        <w:br/>
-        <w:t xml:space="preserve">I then went to redesign the functionality of the dashboards, because each role had their own dashboard there were a lot of files and things became confusing. </w:t>
-      </w:r>
-      <w:proofErr w:type="gramStart"/>
-      <w:r>
-        <w:rPr>
-          <w:rFonts w:ascii="Times New Roman" w:hAnsi="Times New Roman" w:cs="Times New Roman"/>
-          <w:sz w:val="24"/>
-          <w:szCs w:val="24"/>
-        </w:rPr>
-        <w:t>So</w:t>
-      </w:r>
-      <w:proofErr w:type="gramEnd"/>
-      <w:r>
-        <w:rPr>
-          <w:rFonts w:ascii="Times New Roman" w:hAnsi="Times New Roman" w:cs="Times New Roman"/>
-          <w:sz w:val="24"/>
-          <w:szCs w:val="24"/>
-        </w:rPr>
-        <w:t xml:space="preserve"> I made a central controller named dashboard, added each roles functionality through authorisation, and gave each role its own view.</w:t>
-      </w:r>
-    </w:p>
-    <w:p>
-      <w:pPr>
-        <w:rPr>
-          <w:rFonts w:ascii="Times New Roman" w:hAnsi="Times New Roman" w:cs="Times New Roman"/>
-          <w:sz w:val="24"/>
-          <w:szCs w:val="24"/>
-        </w:rPr>
-      </w:pPr>
-      <w:r>
-        <w:rPr>
-          <w:rFonts w:ascii="Times New Roman" w:hAnsi="Times New Roman" w:cs="Times New Roman"/>
-          <w:sz w:val="24"/>
-          <w:szCs w:val="24"/>
-        </w:rPr>
-        <w:br/>
-        <w:t>After that I went on to add my authentication through google</w:t>
-      </w:r>
-      <w:r>
-        <w:rPr>
-          <w:rFonts w:ascii="Times New Roman" w:hAnsi="Times New Roman" w:cs="Times New Roman"/>
-          <w:sz w:val="24"/>
-          <w:szCs w:val="24"/>
-        </w:rPr>
-        <w:t xml:space="preserve"> for users to login using their </w:t>
-      </w:r>
-      <w:r>
-        <w:rPr>
-          <w:rFonts w:ascii="Times New Roman" w:hAnsi="Times New Roman" w:cs="Times New Roman"/>
-          <w:sz w:val="24"/>
-          <w:szCs w:val="24"/>
-        </w:rPr>
-        <w:lastRenderedPageBreak/>
-        <w:t>existing google a</w:t>
-      </w:r>
-      <w:r>
-        <w:rPr>
-          <w:rFonts w:ascii="Times New Roman" w:hAnsi="Times New Roman" w:cs="Times New Roman"/>
-          <w:sz w:val="24"/>
-          <w:szCs w:val="24"/>
-        </w:rPr>
-        <w:t>ccounts.</w:t>
-      </w:r>
+    </w:p>
+    <w:p>
+      <w:pPr>
+        <w:rPr>
+          <w:rFonts w:ascii="Times New Roman" w:hAnsi="Times New Roman" w:cs="Times New Roman"/>
+          <w:sz w:val="24"/>
+          <w:szCs w:val="24"/>
+        </w:rPr>
+      </w:pPr>
       <w:r>
         <w:rPr>
           <w:rFonts w:ascii="Times New Roman" w:hAnsi="Times New Roman" w:cs="Times New Roman"/>
@@ -2187,10 +1542,10 @@
           <w:szCs w:val="24"/>
         </w:rPr>
         <w:drawing>
-          <wp:inline distT="0" distB="0" distL="0" distR="0" wp14:anchorId="22BA3626" wp14:editId="696D1E57">
-            <wp:extent cx="5731510" cy="1165225"/>
-            <wp:effectExtent l="0" t="0" r="2540" b="0"/>
-            <wp:docPr id="15" name="Picture 15"/>
+          <wp:inline distT="0" distB="0" distL="0" distR="0" wp14:anchorId="1FBFF4B2" wp14:editId="6CC16720">
+            <wp:extent cx="2505075" cy="1577269"/>
+            <wp:effectExtent l="0" t="0" r="0" b="4445"/>
+            <wp:docPr id="13" name="Picture 13"/>
             <wp:cNvGraphicFramePr>
               <a:graphicFrameLocks xmlns:a="http://schemas.openxmlformats.org/drawingml/2006/main" noChangeAspect="1"/>
             </wp:cNvGraphicFramePr>
@@ -2210,7 +1565,7 @@
                   <pic:spPr>
                     <a:xfrm>
                       <a:off x="0" y="0"/>
-                      <a:ext cx="5731510" cy="1165225"/>
+                      <a:ext cx="2509927" cy="1580324"/>
                     </a:xfrm>
                     <a:prstGeom prst="rect">
                       <a:avLst/>
@@ -2222,15 +1577,6 @@
           </wp:inline>
         </w:drawing>
       </w:r>
-    </w:p>
-    <w:p>
-      <w:pPr>
-        <w:rPr>
-          <w:rFonts w:ascii="Times New Roman" w:hAnsi="Times New Roman" w:cs="Times New Roman"/>
-          <w:sz w:val="24"/>
-          <w:szCs w:val="24"/>
-        </w:rPr>
-      </w:pPr>
       <w:r>
         <w:rPr>
           <w:rFonts w:ascii="Times New Roman" w:hAnsi="Times New Roman" w:cs="Times New Roman"/>
@@ -2238,7 +1584,7 @@
           <w:szCs w:val="24"/>
         </w:rPr>
         <w:br/>
-        <w:t>after this I spent some more time on my styles sheet and finished it.</w:t>
+        <w:t>I then created Producer user and staff dashboards.</w:t>
       </w:r>
       <w:r>
         <w:rPr>
@@ -2247,29 +1593,469 @@
           <w:szCs w:val="24"/>
         </w:rPr>
         <w:br/>
-        <w:t>implemented my accessibility settings onto the website using the styles sheet.</w:t>
-      </w:r>
-    </w:p>
-    <w:p>
-      <w:pPr>
-        <w:rPr>
-          <w:rFonts w:ascii="Times New Roman" w:hAnsi="Times New Roman" w:cs="Times New Roman"/>
-          <w:sz w:val="24"/>
-          <w:szCs w:val="24"/>
-        </w:rPr>
-      </w:pPr>
-      <w:r>
-        <w:rPr>
-          <w:rFonts w:ascii="Times New Roman" w:hAnsi="Times New Roman" w:cs="Times New Roman"/>
-          <w:noProof/>
+        <w:t>Then I worked some more on my site.css sheet</w:t>
+      </w:r>
+    </w:p>
+    <w:p>
+      <w:pPr>
+        <w:rPr>
+          <w:rFonts w:ascii="Times New Roman" w:hAnsi="Times New Roman" w:cs="Times New Roman"/>
+          <w:sz w:val="24"/>
+          <w:szCs w:val="24"/>
+        </w:rPr>
+      </w:pPr>
+    </w:p>
+    <w:p>
+      <w:pPr>
+        <w:rPr>
+          <w:rFonts w:ascii="Times New Roman" w:hAnsi="Times New Roman" w:cs="Times New Roman"/>
+          <w:sz w:val="24"/>
+          <w:szCs w:val="24"/>
+        </w:rPr>
+      </w:pPr>
+      <w:r>
+        <w:rPr>
+          <w:rFonts w:ascii="Times New Roman" w:hAnsi="Times New Roman" w:cs="Times New Roman"/>
+          <w:sz w:val="24"/>
+          <w:szCs w:val="24"/>
+        </w:rPr>
+        <w:t>Today i:</w:t>
+      </w:r>
+    </w:p>
+    <w:p>
+      <w:pPr>
+        <w:pStyle w:val="ListParagraph"/>
+        <w:numPr>
+          <w:ilvl w:val="0"/>
+          <w:numId w:val="12"/>
+        </w:numPr>
+        <w:rPr>
+          <w:rFonts w:ascii="Times New Roman" w:hAnsi="Times New Roman" w:cs="Times New Roman"/>
+          <w:sz w:val="24"/>
+          <w:szCs w:val="24"/>
+        </w:rPr>
+      </w:pPr>
+      <w:r>
+        <w:rPr>
+          <w:rFonts w:ascii="Times New Roman" w:hAnsi="Times New Roman" w:cs="Times New Roman"/>
+          <w:sz w:val="24"/>
+          <w:szCs w:val="24"/>
+        </w:rPr>
+        <w:t>Create</w:t>
+      </w:r>
+      <w:r>
+        <w:rPr>
+          <w:rFonts w:ascii="Times New Roman" w:hAnsi="Times New Roman" w:cs="Times New Roman"/>
+          <w:sz w:val="24"/>
+          <w:szCs w:val="24"/>
+        </w:rPr>
+        <w:t>d</w:t>
+      </w:r>
+      <w:r>
+        <w:rPr>
+          <w:rFonts w:ascii="Times New Roman" w:hAnsi="Times New Roman" w:cs="Times New Roman"/>
+          <w:sz w:val="24"/>
+          <w:szCs w:val="24"/>
+        </w:rPr>
+        <w:t xml:space="preserve"> Basket Controller Logic</w:t>
+      </w:r>
+    </w:p>
+    <w:p>
+      <w:pPr>
+        <w:pStyle w:val="ListParagraph"/>
+        <w:numPr>
+          <w:ilvl w:val="0"/>
+          <w:numId w:val="12"/>
+        </w:numPr>
+        <w:rPr>
+          <w:rFonts w:ascii="Times New Roman" w:hAnsi="Times New Roman" w:cs="Times New Roman"/>
+          <w:sz w:val="24"/>
+          <w:szCs w:val="24"/>
+        </w:rPr>
+      </w:pPr>
+      <w:r>
+        <w:rPr>
+          <w:rFonts w:ascii="Times New Roman" w:hAnsi="Times New Roman" w:cs="Times New Roman"/>
+          <w:sz w:val="24"/>
+          <w:szCs w:val="24"/>
+        </w:rPr>
+        <w:t>Create</w:t>
+      </w:r>
+      <w:r>
+        <w:rPr>
+          <w:rFonts w:ascii="Times New Roman" w:hAnsi="Times New Roman" w:cs="Times New Roman"/>
+          <w:sz w:val="24"/>
+          <w:szCs w:val="24"/>
+        </w:rPr>
+        <w:t>d</w:t>
+      </w:r>
+      <w:r>
+        <w:rPr>
+          <w:rFonts w:ascii="Times New Roman" w:hAnsi="Times New Roman" w:cs="Times New Roman"/>
+          <w:sz w:val="24"/>
+          <w:szCs w:val="24"/>
+        </w:rPr>
+        <w:t xml:space="preserve"> products controller Logic</w:t>
+      </w:r>
+    </w:p>
+    <w:p>
+      <w:pPr>
+        <w:pStyle w:val="ListParagraph"/>
+        <w:numPr>
+          <w:ilvl w:val="0"/>
+          <w:numId w:val="12"/>
+        </w:numPr>
+        <w:rPr>
+          <w:rFonts w:ascii="Times New Roman" w:hAnsi="Times New Roman" w:cs="Times New Roman"/>
+          <w:sz w:val="24"/>
+          <w:szCs w:val="24"/>
+        </w:rPr>
+      </w:pPr>
+      <w:r>
+        <w:rPr>
+          <w:rFonts w:ascii="Times New Roman" w:hAnsi="Times New Roman" w:cs="Times New Roman"/>
+          <w:sz w:val="24"/>
+          <w:szCs w:val="24"/>
+        </w:rPr>
+        <w:lastRenderedPageBreak/>
+        <w:t>created</w:t>
+      </w:r>
+      <w:r>
+        <w:rPr>
+          <w:rFonts w:ascii="Times New Roman" w:hAnsi="Times New Roman" w:cs="Times New Roman"/>
+          <w:sz w:val="24"/>
+          <w:szCs w:val="24"/>
+        </w:rPr>
+        <w:t xml:space="preserve"> checkout function</w:t>
+      </w:r>
+    </w:p>
+    <w:p>
+      <w:pPr>
+        <w:pStyle w:val="ListParagraph"/>
+        <w:numPr>
+          <w:ilvl w:val="0"/>
+          <w:numId w:val="12"/>
+        </w:numPr>
+        <w:rPr>
+          <w:rFonts w:ascii="Times New Roman" w:hAnsi="Times New Roman" w:cs="Times New Roman"/>
+          <w:sz w:val="24"/>
+          <w:szCs w:val="24"/>
+        </w:rPr>
+      </w:pPr>
+      <w:r>
+        <w:rPr>
+          <w:rFonts w:ascii="Times New Roman" w:hAnsi="Times New Roman" w:cs="Times New Roman"/>
+          <w:sz w:val="24"/>
+          <w:szCs w:val="24"/>
+        </w:rPr>
+        <w:t>Create demo logo for the producers’ seed data</w:t>
+      </w:r>
+    </w:p>
+    <w:p>
+      <w:pPr>
+        <w:pStyle w:val="ListParagraph"/>
+        <w:numPr>
+          <w:ilvl w:val="0"/>
+          <w:numId w:val="12"/>
+        </w:numPr>
+        <w:rPr>
+          <w:rFonts w:ascii="Times New Roman" w:hAnsi="Times New Roman" w:cs="Times New Roman"/>
+          <w:sz w:val="24"/>
+          <w:szCs w:val="24"/>
+        </w:rPr>
+      </w:pPr>
+      <w:r>
+        <w:rPr>
+          <w:rFonts w:ascii="Times New Roman" w:hAnsi="Times New Roman" w:cs="Times New Roman"/>
+          <w:sz w:val="24"/>
+          <w:szCs w:val="24"/>
+        </w:rPr>
+        <w:t>Finished</w:t>
+      </w:r>
+      <w:r>
+        <w:rPr>
+          <w:rFonts w:ascii="Times New Roman" w:hAnsi="Times New Roman" w:cs="Times New Roman"/>
+          <w:sz w:val="24"/>
+          <w:szCs w:val="24"/>
+        </w:rPr>
+        <w:t xml:space="preserve"> writing my styles sheet code</w:t>
+      </w:r>
+    </w:p>
+    <w:p>
+      <w:pPr>
+        <w:pStyle w:val="ListParagraph"/>
+        <w:numPr>
+          <w:ilvl w:val="0"/>
+          <w:numId w:val="12"/>
+        </w:numPr>
+        <w:rPr>
+          <w:rFonts w:ascii="Times New Roman" w:hAnsi="Times New Roman" w:cs="Times New Roman"/>
+          <w:sz w:val="24"/>
+          <w:szCs w:val="24"/>
+        </w:rPr>
+      </w:pPr>
+      <w:r>
+        <w:rPr>
+          <w:rFonts w:ascii="Times New Roman" w:hAnsi="Times New Roman" w:cs="Times New Roman"/>
+          <w:sz w:val="24"/>
+          <w:szCs w:val="24"/>
+        </w:rPr>
+        <w:t>Worked on my accessibility java script file</w:t>
+      </w:r>
+    </w:p>
+    <w:p>
+      <w:pPr>
+        <w:rPr>
+          <w:rFonts w:ascii="Times New Roman" w:hAnsi="Times New Roman" w:cs="Times New Roman"/>
+          <w:sz w:val="24"/>
+          <w:szCs w:val="24"/>
+        </w:rPr>
+      </w:pPr>
+      <w:r>
+        <w:rPr>
+          <w:rFonts w:ascii="Times New Roman" w:hAnsi="Times New Roman" w:cs="Times New Roman"/>
+          <w:sz w:val="24"/>
+          <w:szCs w:val="24"/>
+        </w:rPr>
+        <w:t>Tomorrow I want to:</w:t>
+      </w:r>
+    </w:p>
+    <w:p>
+      <w:pPr>
+        <w:pStyle w:val="ListParagraph"/>
+        <w:numPr>
+          <w:ilvl w:val="0"/>
+          <w:numId w:val="14"/>
+        </w:numPr>
+        <w:rPr>
+          <w:rFonts w:ascii="Times New Roman" w:hAnsi="Times New Roman" w:cs="Times New Roman"/>
+          <w:sz w:val="24"/>
+          <w:szCs w:val="24"/>
+        </w:rPr>
+      </w:pPr>
+      <w:r>
+        <w:rPr>
+          <w:rFonts w:ascii="Times New Roman" w:hAnsi="Times New Roman" w:cs="Times New Roman"/>
+          <w:sz w:val="24"/>
+          <w:szCs w:val="24"/>
+        </w:rPr>
+        <w:t>Finish off functionality for my website</w:t>
+      </w:r>
+    </w:p>
+    <w:p>
+      <w:pPr>
+        <w:pStyle w:val="ListParagraph"/>
+        <w:numPr>
+          <w:ilvl w:val="0"/>
+          <w:numId w:val="14"/>
+        </w:numPr>
+        <w:rPr>
+          <w:rFonts w:ascii="Times New Roman" w:hAnsi="Times New Roman" w:cs="Times New Roman"/>
+          <w:sz w:val="24"/>
+          <w:szCs w:val="24"/>
+        </w:rPr>
+      </w:pPr>
+      <w:r>
+        <w:rPr>
+          <w:rFonts w:ascii="Times New Roman" w:hAnsi="Times New Roman" w:cs="Times New Roman"/>
+          <w:sz w:val="24"/>
+          <w:szCs w:val="24"/>
+        </w:rPr>
+        <w:t>Style my website fully</w:t>
+      </w:r>
+    </w:p>
+    <w:p>
+      <w:pPr>
+        <w:pStyle w:val="ListParagraph"/>
+        <w:numPr>
+          <w:ilvl w:val="0"/>
+          <w:numId w:val="14"/>
+        </w:numPr>
+        <w:rPr>
+          <w:rFonts w:ascii="Times New Roman" w:hAnsi="Times New Roman" w:cs="Times New Roman"/>
+          <w:sz w:val="24"/>
+          <w:szCs w:val="24"/>
+        </w:rPr>
+      </w:pPr>
+      <w:r>
+        <w:rPr>
+          <w:rFonts w:ascii="Times New Roman" w:hAnsi="Times New Roman" w:cs="Times New Roman"/>
+          <w:sz w:val="24"/>
+          <w:szCs w:val="24"/>
+        </w:rPr>
+        <w:t>Finish my accessibility settings</w:t>
+      </w:r>
+    </w:p>
+    <w:p>
+      <w:pPr>
+        <w:pStyle w:val="ListParagraph"/>
+        <w:numPr>
+          <w:ilvl w:val="0"/>
+          <w:numId w:val="14"/>
+        </w:numPr>
+        <w:rPr>
+          <w:rFonts w:ascii="Times New Roman" w:hAnsi="Times New Roman" w:cs="Times New Roman"/>
+          <w:sz w:val="24"/>
+          <w:szCs w:val="24"/>
+        </w:rPr>
+      </w:pPr>
+    </w:p>
+    <w:p>
+      <w:pPr>
+        <w:rPr>
+          <w:rFonts w:ascii="Times New Roman" w:hAnsi="Times New Roman" w:cs="Times New Roman"/>
+          <w:sz w:val="24"/>
+          <w:szCs w:val="24"/>
+        </w:rPr>
+      </w:pPr>
+      <w:r>
+        <w:rPr>
+          <w:rFonts w:ascii="Times New Roman" w:hAnsi="Times New Roman" w:cs="Times New Roman"/>
+          <w:sz w:val="24"/>
+          <w:szCs w:val="24"/>
+        </w:rPr>
+        <w:t>Day 3:</w:t>
+      </w:r>
+    </w:p>
+    <w:p>
+      <w:pPr>
+        <w:rPr>
+          <w:rFonts w:ascii="Times New Roman" w:hAnsi="Times New Roman" w:cs="Times New Roman"/>
+          <w:sz w:val="24"/>
+          <w:szCs w:val="24"/>
+        </w:rPr>
+      </w:pPr>
+      <w:r>
+        <w:rPr>
+          <w:rFonts w:ascii="Times New Roman" w:hAnsi="Times New Roman" w:cs="Times New Roman"/>
+          <w:sz w:val="24"/>
+          <w:szCs w:val="24"/>
+        </w:rPr>
+        <w:t>I started off by trying to remove all stamps functionality but I ran into an error and decided to restart my solution</w:t>
+      </w:r>
+      <w:r>
+        <w:rPr>
+          <w:rFonts w:ascii="Times New Roman" w:hAnsi="Times New Roman" w:cs="Times New Roman"/>
+          <w:sz w:val="24"/>
+          <w:szCs w:val="24"/>
+        </w:rPr>
+        <w:t xml:space="preserve"> removing all stamps traces all together.</w:t>
+      </w:r>
+    </w:p>
+    <w:p>
+      <w:pPr>
+        <w:rPr>
+          <w:rFonts w:ascii="Times New Roman" w:hAnsi="Times New Roman" w:cs="Times New Roman"/>
+          <w:sz w:val="24"/>
+          <w:szCs w:val="24"/>
+        </w:rPr>
+      </w:pPr>
+      <w:r>
+        <w:rPr>
+          <w:rFonts w:ascii="Times New Roman" w:hAnsi="Times New Roman" w:cs="Times New Roman"/>
+          <w:sz w:val="24"/>
+          <w:szCs w:val="24"/>
+        </w:rPr>
+        <w:br/>
+        <w:t>I then created my models, controllers and authorised everything to be the same as before, seeded my data again and got all working again.</w:t>
+      </w:r>
+    </w:p>
+    <w:p>
+      <w:pPr>
+        <w:rPr>
+          <w:rFonts w:ascii="Times New Roman" w:hAnsi="Times New Roman" w:cs="Times New Roman"/>
+          <w:sz w:val="24"/>
+          <w:szCs w:val="24"/>
+        </w:rPr>
+      </w:pPr>
+    </w:p>
+    <w:p>
+      <w:pPr>
+        <w:rPr>
+          <w:rFonts w:ascii="Times New Roman" w:hAnsi="Times New Roman" w:cs="Times New Roman"/>
+          <w:sz w:val="24"/>
+          <w:szCs w:val="24"/>
+        </w:rPr>
+      </w:pPr>
+      <w:r>
+        <w:rPr>
+          <w:rFonts w:ascii="Times New Roman" w:hAnsi="Times New Roman" w:cs="Times New Roman"/>
+          <w:sz w:val="24"/>
+          <w:szCs w:val="24"/>
+        </w:rPr>
+        <w:t>I then went to design the functionality of the dashboards</w:t>
+      </w:r>
+      <w:r>
+        <w:rPr>
+          <w:rFonts w:ascii="Times New Roman" w:hAnsi="Times New Roman" w:cs="Times New Roman"/>
+          <w:sz w:val="24"/>
+          <w:szCs w:val="24"/>
+        </w:rPr>
+        <w:t xml:space="preserve"> for each role</w:t>
+      </w:r>
+      <w:r>
+        <w:rPr>
+          <w:rFonts w:ascii="Times New Roman" w:hAnsi="Times New Roman" w:cs="Times New Roman"/>
+          <w:sz w:val="24"/>
+          <w:szCs w:val="24"/>
+        </w:rPr>
+        <w:br/>
+        <w:t>I had previously made it so each role had their own controller and their own views for their dashboard but I had to change that. B</w:t>
+      </w:r>
+      <w:r>
+        <w:rPr>
+          <w:rFonts w:ascii="Times New Roman" w:hAnsi="Times New Roman" w:cs="Times New Roman"/>
+          <w:sz w:val="24"/>
+          <w:szCs w:val="24"/>
+        </w:rPr>
+        <w:t xml:space="preserve">ecause each role had their own dashboard there were a lot of files and things became confusing. </w:t>
+      </w:r>
+      <w:proofErr w:type="gramStart"/>
+      <w:r>
+        <w:rPr>
+          <w:rFonts w:ascii="Times New Roman" w:hAnsi="Times New Roman" w:cs="Times New Roman"/>
+          <w:sz w:val="24"/>
+          <w:szCs w:val="24"/>
+        </w:rPr>
+        <w:t>So</w:t>
+      </w:r>
+      <w:proofErr w:type="gramEnd"/>
+      <w:r>
+        <w:rPr>
+          <w:rFonts w:ascii="Times New Roman" w:hAnsi="Times New Roman" w:cs="Times New Roman"/>
+          <w:sz w:val="24"/>
+          <w:szCs w:val="24"/>
+        </w:rPr>
+        <w:t xml:space="preserve"> I made a central controller named dashboard</w:t>
+      </w:r>
+      <w:r>
+        <w:rPr>
+          <w:rFonts w:ascii="Times New Roman" w:hAnsi="Times New Roman" w:cs="Times New Roman"/>
+          <w:sz w:val="24"/>
+          <w:szCs w:val="24"/>
+        </w:rPr>
+        <w:t>, added each roles functionality through authorisation, and gave each role its own view.</w:t>
+      </w:r>
+    </w:p>
+    <w:p>
+      <w:pPr>
+        <w:rPr>
+          <w:rFonts w:ascii="Times New Roman" w:hAnsi="Times New Roman" w:cs="Times New Roman"/>
+          <w:sz w:val="24"/>
+          <w:szCs w:val="24"/>
+        </w:rPr>
+      </w:pPr>
+      <w:r>
+        <w:rPr>
+          <w:rFonts w:ascii="Times New Roman" w:hAnsi="Times New Roman" w:cs="Times New Roman"/>
           <w:sz w:val="24"/>
           <w:szCs w:val="24"/>
         </w:rPr>
         <w:drawing>
-          <wp:inline distT="0" distB="0" distL="0" distR="0" wp14:anchorId="73863597" wp14:editId="7EC2D205">
-            <wp:extent cx="2191056" cy="1286054"/>
-            <wp:effectExtent l="0" t="0" r="0" b="0"/>
-            <wp:docPr id="14" name="Picture 14"/>
+          <wp:inline distT="0" distB="0" distL="0" distR="0" wp14:anchorId="611A3375" wp14:editId="453500B8">
+            <wp:extent cx="2429214" cy="724001"/>
+            <wp:effectExtent l="0" t="0" r="9525" b="0"/>
+            <wp:docPr id="20" name="Picture 20"/>
             <wp:cNvGraphicFramePr>
               <a:graphicFrameLocks xmlns:a="http://schemas.openxmlformats.org/drawingml/2006/main" noChangeAspect="1"/>
             </wp:cNvGraphicFramePr>
@@ -2289,6 +2075,84 @@
                   <pic:spPr>
                     <a:xfrm>
                       <a:off x="0" y="0"/>
+                      <a:ext cx="2429214" cy="724001"/>
+                    </a:xfrm>
+                    <a:prstGeom prst="rect">
+                      <a:avLst/>
+                    </a:prstGeom>
+                  </pic:spPr>
+                </pic:pic>
+              </a:graphicData>
+            </a:graphic>
+          </wp:inline>
+        </w:drawing>
+      </w:r>
+    </w:p>
+    <w:p>
+      <w:pPr>
+        <w:rPr>
+          <w:rFonts w:ascii="Times New Roman" w:hAnsi="Times New Roman" w:cs="Times New Roman"/>
+          <w:sz w:val="24"/>
+          <w:szCs w:val="24"/>
+        </w:rPr>
+      </w:pPr>
+      <w:r>
+        <w:rPr>
+          <w:rFonts w:ascii="Times New Roman" w:hAnsi="Times New Roman" w:cs="Times New Roman"/>
+          <w:sz w:val="24"/>
+          <w:szCs w:val="24"/>
+        </w:rPr>
+        <w:t>after this I spent some more time on my styles sheet and finished it.</w:t>
+      </w:r>
+      <w:r>
+        <w:rPr>
+          <w:rFonts w:ascii="Times New Roman" w:hAnsi="Times New Roman" w:cs="Times New Roman"/>
+          <w:sz w:val="24"/>
+          <w:szCs w:val="24"/>
+        </w:rPr>
+        <w:br/>
+        <w:t>implemented my accessibility settings onto the website using the styles sheet.</w:t>
+      </w:r>
+    </w:p>
+    <w:p>
+      <w:pPr>
+        <w:rPr>
+          <w:rFonts w:ascii="Times New Roman" w:hAnsi="Times New Roman" w:cs="Times New Roman"/>
+          <w:sz w:val="24"/>
+          <w:szCs w:val="24"/>
+        </w:rPr>
+      </w:pPr>
+      <w:r>
+        <w:rPr>
+          <w:rFonts w:ascii="Times New Roman" w:hAnsi="Times New Roman" w:cs="Times New Roman"/>
+          <w:noProof/>
+          <w:sz w:val="24"/>
+          <w:szCs w:val="24"/>
+        </w:rPr>
+        <w:drawing>
+          <wp:inline distT="0" distB="0" distL="0" distR="0" wp14:anchorId="4B1074F6" wp14:editId="5163D942">
+            <wp:extent cx="2191056" cy="1286054"/>
+            <wp:effectExtent l="0" t="0" r="0" b="0"/>
+            <wp:docPr id="14" name="Picture 14"/>
+            <wp:cNvGraphicFramePr>
+              <a:graphicFrameLocks xmlns:a="http://schemas.openxmlformats.org/drawingml/2006/main" noChangeAspect="1"/>
+            </wp:cNvGraphicFramePr>
+            <a:graphic xmlns:a="http://schemas.openxmlformats.org/drawingml/2006/main">
+              <a:graphicData uri="http://schemas.openxmlformats.org/drawingml/2006/picture">
+                <pic:pic xmlns:pic="http://schemas.openxmlformats.org/drawingml/2006/picture">
+                  <pic:nvPicPr>
+                    <pic:cNvPr id="1" name=""/>
+                    <pic:cNvPicPr/>
+                  </pic:nvPicPr>
+                  <pic:blipFill>
+                    <a:blip r:embed="rId21"/>
+                    <a:stretch>
+                      <a:fillRect/>
+                    </a:stretch>
+                  </pic:blipFill>
+                  <pic:spPr>
+                    <a:xfrm>
+                      <a:off x="0" y="0"/>
                       <a:ext cx="2191056" cy="1286054"/>
                     </a:xfrm>
                     <a:prstGeom prst="rect">
@@ -2301,6 +2165,15 @@
           </wp:inline>
         </w:drawing>
       </w:r>
+    </w:p>
+    <w:p>
+      <w:pPr>
+        <w:rPr>
+          <w:rFonts w:ascii="Times New Roman" w:hAnsi="Times New Roman" w:cs="Times New Roman"/>
+          <w:sz w:val="24"/>
+          <w:szCs w:val="24"/>
+        </w:rPr>
+      </w:pPr>
       <w:r>
         <w:rPr>
           <w:rFonts w:ascii="Times New Roman" w:hAnsi="Times New Roman" w:cs="Times New Roman"/>
@@ -2315,8 +2188,495 @@
           <w:sz w:val="24"/>
           <w:szCs w:val="24"/>
         </w:rPr>
+        <w:t xml:space="preserve">While testing I had a problem where producers couldn’t create products manually and this was because in my model the producer </w:t>
+      </w:r>
+      <w:proofErr w:type="spellStart"/>
+      <w:r>
+        <w:rPr>
+          <w:rFonts w:ascii="Times New Roman" w:hAnsi="Times New Roman" w:cs="Times New Roman"/>
+          <w:sz w:val="24"/>
+          <w:szCs w:val="24"/>
+        </w:rPr>
+        <w:t>inut</w:t>
+      </w:r>
+      <w:proofErr w:type="spellEnd"/>
+      <w:r>
+        <w:rPr>
+          <w:rFonts w:ascii="Times New Roman" w:hAnsi="Times New Roman" w:cs="Times New Roman"/>
+          <w:sz w:val="24"/>
+          <w:szCs w:val="24"/>
+        </w:rPr>
+        <w:t xml:space="preserve"> wasn’t nullable, so in the controller the field was being set as </w:t>
+      </w:r>
+      <w:proofErr w:type="spellStart"/>
+      <w:r>
+        <w:rPr>
+          <w:rFonts w:ascii="Times New Roman" w:hAnsi="Times New Roman" w:cs="Times New Roman"/>
+          <w:sz w:val="24"/>
+          <w:szCs w:val="24"/>
+        </w:rPr>
+        <w:t>UserId</w:t>
+      </w:r>
+      <w:proofErr w:type="spellEnd"/>
+      <w:r>
+        <w:rPr>
+          <w:rFonts w:ascii="Times New Roman" w:hAnsi="Times New Roman" w:cs="Times New Roman"/>
+          <w:sz w:val="24"/>
+          <w:szCs w:val="24"/>
+        </w:rPr>
+        <w:t xml:space="preserve"> client side but was still expecting something to be </w:t>
+      </w:r>
+      <w:proofErr w:type="spellStart"/>
+      <w:r>
+        <w:rPr>
+          <w:rFonts w:ascii="Times New Roman" w:hAnsi="Times New Roman" w:cs="Times New Roman"/>
+          <w:sz w:val="24"/>
+          <w:szCs w:val="24"/>
+        </w:rPr>
+        <w:t>inputed</w:t>
+      </w:r>
+      <w:proofErr w:type="spellEnd"/>
+      <w:r>
+        <w:rPr>
+          <w:rFonts w:ascii="Times New Roman" w:hAnsi="Times New Roman" w:cs="Times New Roman"/>
+          <w:sz w:val="24"/>
+          <w:szCs w:val="24"/>
+        </w:rPr>
+        <w:t xml:space="preserve"> on the front end </w:t>
+      </w:r>
+      <w:proofErr w:type="spellStart"/>
+      <w:r>
+        <w:rPr>
+          <w:rFonts w:ascii="Times New Roman" w:hAnsi="Times New Roman" w:cs="Times New Roman"/>
+          <w:sz w:val="24"/>
+          <w:szCs w:val="24"/>
+        </w:rPr>
+        <w:t>aswell</w:t>
+      </w:r>
+      <w:proofErr w:type="spellEnd"/>
+      <w:r>
+        <w:rPr>
+          <w:rFonts w:ascii="Times New Roman" w:hAnsi="Times New Roman" w:cs="Times New Roman"/>
+          <w:sz w:val="24"/>
+          <w:szCs w:val="24"/>
+        </w:rPr>
+        <w:t>, I fixed this by making the producer nullable and fully linked through User Id</w:t>
+      </w:r>
+      <w:r>
+        <w:rPr>
+          <w:rFonts w:ascii="Times New Roman" w:hAnsi="Times New Roman" w:cs="Times New Roman"/>
+          <w:sz w:val="24"/>
+          <w:szCs w:val="24"/>
+        </w:rPr>
         <w:br/>
-        <w:t xml:space="preserve">Today i: </w:t>
+      </w:r>
+      <w:r>
+        <w:rPr>
+          <w:rFonts w:ascii="Times New Roman" w:hAnsi="Times New Roman" w:cs="Times New Roman"/>
+          <w:sz w:val="24"/>
+          <w:szCs w:val="24"/>
+        </w:rPr>
+        <w:lastRenderedPageBreak/>
+        <w:drawing>
+          <wp:inline distT="0" distB="0" distL="0" distR="0" wp14:anchorId="16713689" wp14:editId="4140D587">
+            <wp:extent cx="2479638" cy="2533650"/>
+            <wp:effectExtent l="0" t="0" r="0" b="0"/>
+            <wp:docPr id="23" name="Picture 23"/>
+            <wp:cNvGraphicFramePr>
+              <a:graphicFrameLocks xmlns:a="http://schemas.openxmlformats.org/drawingml/2006/main" noChangeAspect="1"/>
+            </wp:cNvGraphicFramePr>
+            <a:graphic xmlns:a="http://schemas.openxmlformats.org/drawingml/2006/main">
+              <a:graphicData uri="http://schemas.openxmlformats.org/drawingml/2006/picture">
+                <pic:pic xmlns:pic="http://schemas.openxmlformats.org/drawingml/2006/picture">
+                  <pic:nvPicPr>
+                    <pic:cNvPr id="1" name=""/>
+                    <pic:cNvPicPr/>
+                  </pic:nvPicPr>
+                  <pic:blipFill>
+                    <a:blip r:embed="rId22"/>
+                    <a:stretch>
+                      <a:fillRect/>
+                    </a:stretch>
+                  </pic:blipFill>
+                  <pic:spPr>
+                    <a:xfrm>
+                      <a:off x="0" y="0"/>
+                      <a:ext cx="2485027" cy="2539157"/>
+                    </a:xfrm>
+                    <a:prstGeom prst="rect">
+                      <a:avLst/>
+                    </a:prstGeom>
+                  </pic:spPr>
+                </pic:pic>
+              </a:graphicData>
+            </a:graphic>
+          </wp:inline>
+        </w:drawing>
+      </w:r>
+      <w:r>
+        <w:rPr>
+          <w:rFonts w:ascii="Times New Roman" w:hAnsi="Times New Roman" w:cs="Times New Roman"/>
+          <w:sz w:val="24"/>
+          <w:szCs w:val="24"/>
+        </w:rPr>
+        <w:br/>
+      </w:r>
+    </w:p>
+    <w:p>
+      <w:pPr>
+        <w:rPr>
+          <w:rFonts w:ascii="Times New Roman" w:hAnsi="Times New Roman" w:cs="Times New Roman"/>
+          <w:sz w:val="24"/>
+          <w:szCs w:val="24"/>
+        </w:rPr>
+      </w:pPr>
+      <w:r>
+        <w:rPr>
+          <w:rFonts w:ascii="Times New Roman" w:hAnsi="Times New Roman" w:cs="Times New Roman"/>
+          <w:sz w:val="24"/>
+          <w:szCs w:val="24"/>
+        </w:rPr>
+        <w:lastRenderedPageBreak/>
+        <w:t>After this I fully styled the website views and added accessibility settings</w:t>
+      </w:r>
+      <w:r>
+        <w:rPr>
+          <w:rFonts w:ascii="Times New Roman" w:hAnsi="Times New Roman" w:cs="Times New Roman"/>
+          <w:sz w:val="24"/>
+          <w:szCs w:val="24"/>
+        </w:rPr>
+        <w:br/>
+      </w:r>
+      <w:r>
+        <w:rPr>
+          <w:rFonts w:ascii="Times New Roman" w:hAnsi="Times New Roman" w:cs="Times New Roman"/>
+          <w:sz w:val="24"/>
+          <w:szCs w:val="24"/>
+        </w:rPr>
+        <w:drawing>
+          <wp:inline distT="0" distB="0" distL="0" distR="0" wp14:anchorId="5DBB4664" wp14:editId="7498D414">
+            <wp:extent cx="1981200" cy="3384856"/>
+            <wp:effectExtent l="0" t="0" r="0" b="6350"/>
+            <wp:docPr id="24" name="Picture 24"/>
+            <wp:cNvGraphicFramePr>
+              <a:graphicFrameLocks xmlns:a="http://schemas.openxmlformats.org/drawingml/2006/main" noChangeAspect="1"/>
+            </wp:cNvGraphicFramePr>
+            <a:graphic xmlns:a="http://schemas.openxmlformats.org/drawingml/2006/main">
+              <a:graphicData uri="http://schemas.openxmlformats.org/drawingml/2006/picture">
+                <pic:pic xmlns:pic="http://schemas.openxmlformats.org/drawingml/2006/picture">
+                  <pic:nvPicPr>
+                    <pic:cNvPr id="1" name=""/>
+                    <pic:cNvPicPr/>
+                  </pic:nvPicPr>
+                  <pic:blipFill>
+                    <a:blip r:embed="rId23"/>
+                    <a:stretch>
+                      <a:fillRect/>
+                    </a:stretch>
+                  </pic:blipFill>
+                  <pic:spPr>
+                    <a:xfrm>
+                      <a:off x="0" y="0"/>
+                      <a:ext cx="1983321" cy="3388479"/>
+                    </a:xfrm>
+                    <a:prstGeom prst="rect">
+                      <a:avLst/>
+                    </a:prstGeom>
+                  </pic:spPr>
+                </pic:pic>
+              </a:graphicData>
+            </a:graphic>
+          </wp:inline>
+        </w:drawing>
+      </w:r>
+      <w:r>
+        <w:rPr>
+          <w:rFonts w:ascii="Times New Roman" w:hAnsi="Times New Roman" w:cs="Times New Roman"/>
+          <w:sz w:val="24"/>
+          <w:szCs w:val="24"/>
+        </w:rPr>
+        <w:br/>
+      </w:r>
+      <w:r>
+        <w:rPr>
+          <w:rFonts w:ascii="Times New Roman" w:hAnsi="Times New Roman" w:cs="Times New Roman"/>
+          <w:sz w:val="24"/>
+          <w:szCs w:val="24"/>
+        </w:rPr>
+        <w:drawing>
+          <wp:inline distT="0" distB="0" distL="0" distR="0" wp14:anchorId="0522472B" wp14:editId="6A6423E2">
+            <wp:extent cx="5731510" cy="4561840"/>
+            <wp:effectExtent l="0" t="0" r="2540" b="0"/>
+            <wp:docPr id="25" name="Picture 25"/>
+            <wp:cNvGraphicFramePr>
+              <a:graphicFrameLocks xmlns:a="http://schemas.openxmlformats.org/drawingml/2006/main" noChangeAspect="1"/>
+            </wp:cNvGraphicFramePr>
+            <a:graphic xmlns:a="http://schemas.openxmlformats.org/drawingml/2006/main">
+              <a:graphicData uri="http://schemas.openxmlformats.org/drawingml/2006/picture">
+                <pic:pic xmlns:pic="http://schemas.openxmlformats.org/drawingml/2006/picture">
+                  <pic:nvPicPr>
+                    <pic:cNvPr id="1" name=""/>
+                    <pic:cNvPicPr/>
+                  </pic:nvPicPr>
+                  <pic:blipFill>
+                    <a:blip r:embed="rId24"/>
+                    <a:stretch>
+                      <a:fillRect/>
+                    </a:stretch>
+                  </pic:blipFill>
+                  <pic:spPr>
+                    <a:xfrm>
+                      <a:off x="0" y="0"/>
+                      <a:ext cx="5731510" cy="4561840"/>
+                    </a:xfrm>
+                    <a:prstGeom prst="rect">
+                      <a:avLst/>
+                    </a:prstGeom>
+                  </pic:spPr>
+                </pic:pic>
+              </a:graphicData>
+            </a:graphic>
+          </wp:inline>
+        </w:drawing>
+      </w:r>
+    </w:p>
+    <w:p>
+      <w:pPr>
+        <w:rPr>
+          <w:rFonts w:ascii="Times New Roman" w:hAnsi="Times New Roman" w:cs="Times New Roman"/>
+          <w:sz w:val="24"/>
+          <w:szCs w:val="24"/>
+        </w:rPr>
+      </w:pPr>
+      <w:r>
+        <w:rPr>
+          <w:rFonts w:ascii="Times New Roman" w:hAnsi="Times New Roman" w:cs="Times New Roman"/>
+          <w:sz w:val="24"/>
+          <w:szCs w:val="24"/>
+        </w:rPr>
+        <w:lastRenderedPageBreak/>
+        <w:drawing>
+          <wp:inline distT="0" distB="0" distL="0" distR="0" wp14:anchorId="7ED85E85" wp14:editId="395D450C">
+            <wp:extent cx="5731510" cy="3068320"/>
+            <wp:effectExtent l="0" t="0" r="2540" b="0"/>
+            <wp:docPr id="26" name="Picture 26"/>
+            <wp:cNvGraphicFramePr>
+              <a:graphicFrameLocks xmlns:a="http://schemas.openxmlformats.org/drawingml/2006/main" noChangeAspect="1"/>
+            </wp:cNvGraphicFramePr>
+            <a:graphic xmlns:a="http://schemas.openxmlformats.org/drawingml/2006/main">
+              <a:graphicData uri="http://schemas.openxmlformats.org/drawingml/2006/picture">
+                <pic:pic xmlns:pic="http://schemas.openxmlformats.org/drawingml/2006/picture">
+                  <pic:nvPicPr>
+                    <pic:cNvPr id="1" name=""/>
+                    <pic:cNvPicPr/>
+                  </pic:nvPicPr>
+                  <pic:blipFill>
+                    <a:blip r:embed="rId25"/>
+                    <a:stretch>
+                      <a:fillRect/>
+                    </a:stretch>
+                  </pic:blipFill>
+                  <pic:spPr>
+                    <a:xfrm>
+                      <a:off x="0" y="0"/>
+                      <a:ext cx="5731510" cy="3068320"/>
+                    </a:xfrm>
+                    <a:prstGeom prst="rect">
+                      <a:avLst/>
+                    </a:prstGeom>
+                  </pic:spPr>
+                </pic:pic>
+              </a:graphicData>
+            </a:graphic>
+          </wp:inline>
+        </w:drawing>
+      </w:r>
+    </w:p>
+    <w:p>
+      <w:pPr>
+        <w:rPr>
+          <w:rFonts w:ascii="Times New Roman" w:hAnsi="Times New Roman" w:cs="Times New Roman"/>
+          <w:sz w:val="24"/>
+          <w:szCs w:val="24"/>
+        </w:rPr>
+      </w:pPr>
+      <w:r>
+        <w:rPr>
+          <w:rFonts w:ascii="Times New Roman" w:hAnsi="Times New Roman" w:cs="Times New Roman"/>
+          <w:sz w:val="24"/>
+          <w:szCs w:val="24"/>
+        </w:rPr>
+        <w:t>I changed the _layout page from havi</w:t>
+      </w:r>
+      <w:r>
+        <w:rPr>
+          <w:rFonts w:ascii="Times New Roman" w:hAnsi="Times New Roman" w:cs="Times New Roman"/>
+          <w:sz w:val="24"/>
+          <w:szCs w:val="24"/>
+        </w:rPr>
+        <w:t xml:space="preserve">ng a sidebar to just having a nav bar at the top to better match the design from </w:t>
+      </w:r>
+      <w:proofErr w:type="spellStart"/>
+      <w:r>
+        <w:rPr>
+          <w:rFonts w:ascii="Times New Roman" w:hAnsi="Times New Roman" w:cs="Times New Roman"/>
+          <w:sz w:val="24"/>
+          <w:szCs w:val="24"/>
+        </w:rPr>
+        <w:t>DesignDocs</w:t>
+      </w:r>
+      <w:proofErr w:type="spellEnd"/>
+      <w:r>
+        <w:rPr>
+          <w:rFonts w:ascii="Times New Roman" w:hAnsi="Times New Roman" w:cs="Times New Roman"/>
+          <w:sz w:val="24"/>
+          <w:szCs w:val="24"/>
+        </w:rPr>
+        <w:br/>
+        <w:t>I then styled the default razor pages like the login page, logged out page and error pages</w:t>
+      </w:r>
+      <w:r>
+        <w:rPr>
+          <w:rFonts w:ascii="Times New Roman" w:hAnsi="Times New Roman" w:cs="Times New Roman"/>
+          <w:sz w:val="24"/>
+          <w:szCs w:val="24"/>
+        </w:rPr>
+        <w:br/>
+      </w:r>
+      <w:r>
+        <w:rPr>
+          <w:rFonts w:ascii="Times New Roman" w:hAnsi="Times New Roman" w:cs="Times New Roman"/>
+          <w:sz w:val="24"/>
+          <w:szCs w:val="24"/>
+        </w:rPr>
+        <w:drawing>
+          <wp:inline distT="0" distB="0" distL="0" distR="0" wp14:anchorId="0E802520" wp14:editId="651CF711">
+            <wp:extent cx="2295845" cy="971686"/>
+            <wp:effectExtent l="0" t="0" r="0" b="0"/>
+            <wp:docPr id="28" name="Picture 28"/>
+            <wp:cNvGraphicFramePr>
+              <a:graphicFrameLocks xmlns:a="http://schemas.openxmlformats.org/drawingml/2006/main" noChangeAspect="1"/>
+            </wp:cNvGraphicFramePr>
+            <a:graphic xmlns:a="http://schemas.openxmlformats.org/drawingml/2006/main">
+              <a:graphicData uri="http://schemas.openxmlformats.org/drawingml/2006/picture">
+                <pic:pic xmlns:pic="http://schemas.openxmlformats.org/drawingml/2006/picture">
+                  <pic:nvPicPr>
+                    <pic:cNvPr id="1" name=""/>
+                    <pic:cNvPicPr/>
+                  </pic:nvPicPr>
+                  <pic:blipFill>
+                    <a:blip r:embed="rId26"/>
+                    <a:stretch>
+                      <a:fillRect/>
+                    </a:stretch>
+                  </pic:blipFill>
+                  <pic:spPr>
+                    <a:xfrm>
+                      <a:off x="0" y="0"/>
+                      <a:ext cx="2295845" cy="971686"/>
+                    </a:xfrm>
+                    <a:prstGeom prst="rect">
+                      <a:avLst/>
+                    </a:prstGeom>
+                  </pic:spPr>
+                </pic:pic>
+              </a:graphicData>
+            </a:graphic>
+          </wp:inline>
+        </w:drawing>
+      </w:r>
+    </w:p>
+    <w:p>
+      <w:pPr>
+        <w:rPr>
+          <w:rFonts w:ascii="Times New Roman" w:hAnsi="Times New Roman" w:cs="Times New Roman"/>
+          <w:sz w:val="24"/>
+          <w:szCs w:val="24"/>
+        </w:rPr>
+      </w:pPr>
+      <w:r>
+        <w:rPr>
+          <w:rFonts w:ascii="Times New Roman" w:hAnsi="Times New Roman" w:cs="Times New Roman"/>
+          <w:sz w:val="24"/>
+          <w:szCs w:val="24"/>
+        </w:rPr>
+        <w:br/>
+      </w:r>
+      <w:r>
+        <w:rPr>
+          <w:rFonts w:ascii="Times New Roman" w:hAnsi="Times New Roman" w:cs="Times New Roman"/>
+          <w:sz w:val="24"/>
+          <w:szCs w:val="24"/>
+        </w:rPr>
+        <w:drawing>
+          <wp:inline distT="0" distB="0" distL="0" distR="0" wp14:anchorId="082C8466" wp14:editId="0C0049CD">
+            <wp:extent cx="5731510" cy="3588385"/>
+            <wp:effectExtent l="0" t="0" r="2540" b="0"/>
+            <wp:docPr id="27" name="Picture 27"/>
+            <wp:cNvGraphicFramePr>
+              <a:graphicFrameLocks xmlns:a="http://schemas.openxmlformats.org/drawingml/2006/main" noChangeAspect="1"/>
+            </wp:cNvGraphicFramePr>
+            <a:graphic xmlns:a="http://schemas.openxmlformats.org/drawingml/2006/main">
+              <a:graphicData uri="http://schemas.openxmlformats.org/drawingml/2006/picture">
+                <pic:pic xmlns:pic="http://schemas.openxmlformats.org/drawingml/2006/picture">
+                  <pic:nvPicPr>
+                    <pic:cNvPr id="1" name=""/>
+                    <pic:cNvPicPr/>
+                  </pic:nvPicPr>
+                  <pic:blipFill>
+                    <a:blip r:embed="rId27"/>
+                    <a:stretch>
+                      <a:fillRect/>
+                    </a:stretch>
+                  </pic:blipFill>
+                  <pic:spPr>
+                    <a:xfrm>
+                      <a:off x="0" y="0"/>
+                      <a:ext cx="5731510" cy="3588385"/>
+                    </a:xfrm>
+                    <a:prstGeom prst="rect">
+                      <a:avLst/>
+                    </a:prstGeom>
+                  </pic:spPr>
+                </pic:pic>
+              </a:graphicData>
+            </a:graphic>
+          </wp:inline>
+        </w:drawing>
+      </w:r>
+      <w:r>
+        <w:rPr>
+          <w:rFonts w:ascii="Times New Roman" w:hAnsi="Times New Roman" w:cs="Times New Roman"/>
+          <w:sz w:val="24"/>
+          <w:szCs w:val="24"/>
+        </w:rPr>
+        <w:br/>
+      </w:r>
+    </w:p>
+    <w:p>
+      <w:pPr>
+        <w:rPr>
+          <w:rFonts w:ascii="Times New Roman" w:hAnsi="Times New Roman" w:cs="Times New Roman"/>
+          <w:sz w:val="24"/>
+          <w:szCs w:val="24"/>
+        </w:rPr>
+      </w:pPr>
+    </w:p>
+    <w:p>
+      <w:pPr>
+        <w:rPr>
+          <w:rFonts w:ascii="Times New Roman" w:hAnsi="Times New Roman" w:cs="Times New Roman"/>
+          <w:sz w:val="24"/>
+          <w:szCs w:val="24"/>
+        </w:rPr>
+      </w:pPr>
+      <w:r>
+        <w:rPr>
+          <w:rFonts w:ascii="Times New Roman" w:hAnsi="Times New Roman" w:cs="Times New Roman"/>
+          <w:sz w:val="24"/>
+          <w:szCs w:val="24"/>
+        </w:rPr>
+        <w:t>Today I:</w:t>
       </w:r>
     </w:p>
     <w:p>
@@ -2324,7 +2684,7 @@
         <w:pStyle w:val="ListParagraph"/>
         <w:numPr>
           <w:ilvl w:val="0"/>
-          <w:numId w:val="10"/>
+          <w:numId w:val="8"/>
         </w:numPr>
         <w:rPr>
           <w:rFonts w:ascii="Times New Roman" w:hAnsi="Times New Roman" w:cs="Times New Roman"/>
@@ -2338,7 +2698,7 @@
           <w:sz w:val="24"/>
           <w:szCs w:val="24"/>
         </w:rPr>
-        <w:t>Added Login using Google function</w:t>
+        <w:t>Created user, admin and producer dashboards</w:t>
       </w:r>
     </w:p>
     <w:p>
@@ -2346,7 +2706,7 @@
         <w:pStyle w:val="ListParagraph"/>
         <w:numPr>
           <w:ilvl w:val="0"/>
-          <w:numId w:val="10"/>
+          <w:numId w:val="8"/>
         </w:numPr>
         <w:rPr>
           <w:rFonts w:ascii="Times New Roman" w:hAnsi="Times New Roman" w:cs="Times New Roman"/>
@@ -2360,7 +2720,7 @@
           <w:sz w:val="24"/>
           <w:szCs w:val="24"/>
         </w:rPr>
-        <w:t>Redesigned Producer, User and staff dashboards</w:t>
+        <w:t>Implement accessibility settings</w:t>
       </w:r>
     </w:p>
     <w:p>
@@ -2368,7 +2728,7 @@
         <w:pStyle w:val="ListParagraph"/>
         <w:numPr>
           <w:ilvl w:val="0"/>
-          <w:numId w:val="10"/>
+          <w:numId w:val="8"/>
         </w:numPr>
         <w:rPr>
           <w:rFonts w:ascii="Times New Roman" w:hAnsi="Times New Roman" w:cs="Times New Roman"/>
@@ -2382,7 +2742,7 @@
           <w:sz w:val="24"/>
           <w:szCs w:val="24"/>
         </w:rPr>
-        <w:t>Implemented accessibility settings</w:t>
+        <w:t>Remove Stamps functionality</w:t>
       </w:r>
     </w:p>
     <w:p>
@@ -2390,7 +2750,7 @@
         <w:pStyle w:val="ListParagraph"/>
         <w:numPr>
           <w:ilvl w:val="0"/>
-          <w:numId w:val="10"/>
+          <w:numId w:val="8"/>
         </w:numPr>
         <w:rPr>
           <w:rFonts w:ascii="Times New Roman" w:hAnsi="Times New Roman" w:cs="Times New Roman"/>
@@ -2404,7 +2764,32 @@
           <w:sz w:val="24"/>
           <w:szCs w:val="24"/>
         </w:rPr>
-        <w:t>Finished my styles sheet</w:t>
+        <w:t>Fully styled my website</w:t>
+      </w:r>
+      <w:r>
+        <w:rPr>
+          <w:rFonts w:ascii="Times New Roman" w:hAnsi="Times New Roman" w:cs="Times New Roman"/>
+          <w:sz w:val="24"/>
+          <w:szCs w:val="24"/>
+        </w:rPr>
+        <w:br/>
+      </w:r>
+    </w:p>
+    <w:p>
+      <w:pPr>
+        <w:rPr>
+          <w:rFonts w:ascii="Times New Roman" w:hAnsi="Times New Roman" w:cs="Times New Roman"/>
+          <w:sz w:val="24"/>
+          <w:szCs w:val="24"/>
+        </w:rPr>
+      </w:pPr>
+      <w:r>
+        <w:rPr>
+          <w:rFonts w:ascii="Times New Roman" w:hAnsi="Times New Roman" w:cs="Times New Roman"/>
+          <w:sz w:val="24"/>
+          <w:szCs w:val="24"/>
+        </w:rPr>
+        <w:t>Tomorrow I want to:</w:t>
       </w:r>
     </w:p>
     <w:p>
@@ -2412,7 +2797,7 @@
         <w:pStyle w:val="ListParagraph"/>
         <w:numPr>
           <w:ilvl w:val="0"/>
-          <w:numId w:val="10"/>
+          <w:numId w:val="16"/>
         </w:numPr>
         <w:rPr>
           <w:rFonts w:ascii="Times New Roman" w:hAnsi="Times New Roman" w:cs="Times New Roman"/>
@@ -2426,40 +2811,7 @@
           <w:sz w:val="24"/>
           <w:szCs w:val="24"/>
         </w:rPr>
-        <w:t>Removed Stamps functionality fully</w:t>
-      </w:r>
-      <w:r>
-        <w:rPr>
-          <w:rFonts w:ascii="Times New Roman" w:hAnsi="Times New Roman" w:cs="Times New Roman"/>
-          <w:sz w:val="24"/>
-          <w:szCs w:val="24"/>
-        </w:rPr>
-        <w:br/>
-      </w:r>
-    </w:p>
-    <w:p>
-      <w:pPr>
-        <w:rPr>
-          <w:rFonts w:ascii="Times New Roman" w:hAnsi="Times New Roman" w:cs="Times New Roman"/>
-          <w:sz w:val="24"/>
-          <w:szCs w:val="24"/>
-        </w:rPr>
-      </w:pPr>
-      <w:r>
-        <w:rPr>
-          <w:rFonts w:ascii="Times New Roman" w:hAnsi="Times New Roman" w:cs="Times New Roman"/>
-          <w:sz w:val="24"/>
-          <w:szCs w:val="24"/>
-        </w:rPr>
-        <w:t>Tomorrow I want to:</w:t>
-      </w:r>
-      <w:r>
-        <w:rPr>
-          <w:rFonts w:ascii="Times New Roman" w:hAnsi="Times New Roman" w:cs="Times New Roman"/>
-          <w:sz w:val="24"/>
-          <w:szCs w:val="24"/>
-        </w:rPr>
-        <w:br/>
+        <w:t>Comment all my code</w:t>
       </w:r>
     </w:p>
     <w:p>
@@ -2467,7 +2819,7 @@
         <w:pStyle w:val="ListParagraph"/>
         <w:numPr>
           <w:ilvl w:val="0"/>
-          <w:numId w:val="11"/>
+          <w:numId w:val="16"/>
         </w:numPr>
         <w:rPr>
           <w:rFonts w:ascii="Times New Roman" w:hAnsi="Times New Roman" w:cs="Times New Roman"/>
@@ -2481,7 +2833,7 @@
           <w:sz w:val="24"/>
           <w:szCs w:val="24"/>
         </w:rPr>
-        <w:t>Fully style my website</w:t>
+        <w:t>Fix minor issues and visual errors</w:t>
       </w:r>
     </w:p>
     <w:p>
@@ -2489,7 +2841,7 @@
         <w:pStyle w:val="ListParagraph"/>
         <w:numPr>
           <w:ilvl w:val="0"/>
-          <w:numId w:val="11"/>
+          <w:numId w:val="16"/>
         </w:numPr>
         <w:rPr>
           <w:rFonts w:ascii="Times New Roman" w:hAnsi="Times New Roman" w:cs="Times New Roman"/>
@@ -2503,17 +2855,52 @@
           <w:sz w:val="24"/>
           <w:szCs w:val="24"/>
         </w:rPr>
-        <w:t>Finish Dashboard implementation</w:t>
-      </w:r>
-    </w:p>
-    <w:p>
-      <w:pPr>
-        <w:rPr>
-          <w:rFonts w:ascii="Times New Roman" w:hAnsi="Times New Roman" w:cs="Times New Roman"/>
-          <w:sz w:val="24"/>
-          <w:szCs w:val="24"/>
-        </w:rPr>
-      </w:pPr>
+        <w:t>Make and style about us page</w:t>
+      </w:r>
+    </w:p>
+    <w:p>
+      <w:pPr>
+        <w:pStyle w:val="ListParagraph"/>
+        <w:numPr>
+          <w:ilvl w:val="0"/>
+          <w:numId w:val="16"/>
+        </w:numPr>
+        <w:rPr>
+          <w:rFonts w:ascii="Times New Roman" w:hAnsi="Times New Roman" w:cs="Times New Roman"/>
+          <w:sz w:val="24"/>
+          <w:szCs w:val="24"/>
+        </w:rPr>
+      </w:pPr>
+      <w:r>
+        <w:rPr>
+          <w:rFonts w:ascii="Times New Roman" w:hAnsi="Times New Roman" w:cs="Times New Roman"/>
+          <w:sz w:val="24"/>
+          <w:szCs w:val="24"/>
+        </w:rPr>
+        <w:t>Make and style my loyalty page</w:t>
+      </w:r>
+    </w:p>
+    <w:p>
+      <w:pPr>
+        <w:pStyle w:val="ListParagraph"/>
+        <w:numPr>
+          <w:ilvl w:val="0"/>
+          <w:numId w:val="16"/>
+        </w:numPr>
+        <w:rPr>
+          <w:rFonts w:ascii="Times New Roman" w:hAnsi="Times New Roman" w:cs="Times New Roman"/>
+          <w:sz w:val="24"/>
+          <w:szCs w:val="24"/>
+        </w:rPr>
+      </w:pPr>
+      <w:r>
+        <w:rPr>
+          <w:rFonts w:ascii="Times New Roman" w:hAnsi="Times New Roman" w:cs="Times New Roman"/>
+          <w:sz w:val="24"/>
+          <w:szCs w:val="24"/>
+        </w:rPr>
+        <w:t>Finish functionality for the dashboards for staff and producers</w:t>
+      </w:r>
       <w:r>
         <w:rPr>
           <w:rFonts w:ascii="Times New Roman" w:hAnsi="Times New Roman" w:cs="Times New Roman"/>
@@ -2522,13 +2909,46 @@
         </w:rPr>
         <w:br/>
       </w:r>
-      <w:r>
-        <w:rPr>
-          <w:rFonts w:ascii="Times New Roman" w:hAnsi="Times New Roman" w:cs="Times New Roman"/>
-          <w:sz w:val="24"/>
-          <w:szCs w:val="24"/>
-        </w:rPr>
-        <w:t>Day 6:</w:t>
+    </w:p>
+    <w:p>
+      <w:pPr>
+        <w:rPr>
+          <w:rFonts w:ascii="Times New Roman" w:hAnsi="Times New Roman" w:cs="Times New Roman"/>
+          <w:sz w:val="24"/>
+          <w:szCs w:val="24"/>
+        </w:rPr>
+      </w:pPr>
+      <w:r>
+        <w:rPr>
+          <w:rFonts w:ascii="Times New Roman" w:hAnsi="Times New Roman" w:cs="Times New Roman"/>
+          <w:sz w:val="24"/>
+          <w:szCs w:val="24"/>
+        </w:rPr>
+        <w:br/>
+      </w:r>
+      <w:r>
+        <w:rPr>
+          <w:rFonts w:ascii="Times New Roman" w:hAnsi="Times New Roman" w:cs="Times New Roman"/>
+          <w:sz w:val="24"/>
+          <w:szCs w:val="24"/>
+        </w:rPr>
+        <w:t xml:space="preserve">Day </w:t>
+      </w:r>
+      <w:r>
+        <w:rPr>
+          <w:rFonts w:ascii="Times New Roman" w:hAnsi="Times New Roman" w:cs="Times New Roman"/>
+          <w:sz w:val="24"/>
+          <w:szCs w:val="24"/>
+        </w:rPr>
+        <w:t>4</w:t>
+      </w:r>
+      <w:r>
+        <w:rPr>
+          <w:rFonts w:ascii="Times New Roman" w:hAnsi="Times New Roman" w:cs="Times New Roman"/>
+          <w:sz w:val="24"/>
+          <w:szCs w:val="24"/>
+        </w:rPr>
+        <w:t>:</w:t>
       </w:r>
     </w:p>
     <w:p>
@@ -2566,6 +2986,552 @@
         </w:rPr>
         <w:t xml:space="preserve"> they don’t automatically get the standard role so even </w:t>
       </w:r>
+      <w:r>
+        <w:rPr>
+          <w:rFonts w:ascii="Times New Roman" w:hAnsi="Times New Roman" w:cs="Times New Roman"/>
+          <w:sz w:val="24"/>
+          <w:szCs w:val="24"/>
+        </w:rPr>
+        <w:t>after</w:t>
+      </w:r>
+      <w:r>
+        <w:rPr>
+          <w:rFonts w:ascii="Times New Roman" w:hAnsi="Times New Roman" w:cs="Times New Roman"/>
+          <w:sz w:val="24"/>
+          <w:szCs w:val="24"/>
+        </w:rPr>
+        <w:t xml:space="preserve"> being logged in none of the </w:t>
+      </w:r>
+      <w:r>
+        <w:rPr>
+          <w:rFonts w:ascii="Times New Roman" w:hAnsi="Times New Roman" w:cs="Times New Roman"/>
+          <w:sz w:val="24"/>
+          <w:szCs w:val="24"/>
+        </w:rPr>
+        <w:t>authorisations</w:t>
+      </w:r>
+      <w:r>
+        <w:rPr>
+          <w:rFonts w:ascii="Times New Roman" w:hAnsi="Times New Roman" w:cs="Times New Roman"/>
+          <w:sz w:val="24"/>
+          <w:szCs w:val="24"/>
+        </w:rPr>
+        <w:t xml:space="preserve"> on the controllers actually let them do anything, so I fixed it by scaffolding identity and editing the register function to give the newly registered account the standard role.</w:t>
+      </w:r>
+      <w:r>
+        <w:rPr>
+          <w:rFonts w:ascii="Times New Roman" w:hAnsi="Times New Roman" w:cs="Times New Roman"/>
+          <w:sz w:val="24"/>
+          <w:szCs w:val="24"/>
+        </w:rPr>
+        <w:br/>
+      </w:r>
+      <w:r>
+        <w:rPr>
+          <w:rFonts w:ascii="Times New Roman" w:hAnsi="Times New Roman" w:cs="Times New Roman"/>
+          <w:sz w:val="24"/>
+          <w:szCs w:val="24"/>
+        </w:rPr>
+        <w:drawing>
+          <wp:inline distT="0" distB="0" distL="0" distR="0" wp14:anchorId="682BE0CB" wp14:editId="4DCA9BBA">
+            <wp:extent cx="5440796" cy="3867150"/>
+            <wp:effectExtent l="0" t="0" r="7620" b="0"/>
+            <wp:docPr id="29" name="Picture 29"/>
+            <wp:cNvGraphicFramePr>
+              <a:graphicFrameLocks xmlns:a="http://schemas.openxmlformats.org/drawingml/2006/main" noChangeAspect="1"/>
+            </wp:cNvGraphicFramePr>
+            <a:graphic xmlns:a="http://schemas.openxmlformats.org/drawingml/2006/main">
+              <a:graphicData uri="http://schemas.openxmlformats.org/drawingml/2006/picture">
+                <pic:pic xmlns:pic="http://schemas.openxmlformats.org/drawingml/2006/picture">
+                  <pic:nvPicPr>
+                    <pic:cNvPr id="1" name=""/>
+                    <pic:cNvPicPr/>
+                  </pic:nvPicPr>
+                  <pic:blipFill>
+                    <a:blip r:embed="rId28"/>
+                    <a:stretch>
+                      <a:fillRect/>
+                    </a:stretch>
+                  </pic:blipFill>
+                  <pic:spPr>
+                    <a:xfrm>
+                      <a:off x="0" y="0"/>
+                      <a:ext cx="5451450" cy="3874723"/>
+                    </a:xfrm>
+                    <a:prstGeom prst="rect">
+                      <a:avLst/>
+                    </a:prstGeom>
+                  </pic:spPr>
+                </pic:pic>
+              </a:graphicData>
+            </a:graphic>
+          </wp:inline>
+        </w:drawing>
+      </w:r>
+    </w:p>
+    <w:p>
+      <w:pPr>
+        <w:rPr>
+          <w:rFonts w:ascii="Times New Roman" w:hAnsi="Times New Roman" w:cs="Times New Roman"/>
+          <w:sz w:val="24"/>
+          <w:szCs w:val="24"/>
+        </w:rPr>
+      </w:pPr>
+      <w:r>
+        <w:rPr>
+          <w:rFonts w:ascii="Times New Roman" w:hAnsi="Times New Roman" w:cs="Times New Roman"/>
+          <w:sz w:val="24"/>
+          <w:szCs w:val="24"/>
+        </w:rPr>
+        <w:lastRenderedPageBreak/>
+        <w:br/>
+        <w:t>After this I did heavy commenting on the blocks of my code</w:t>
+      </w:r>
+      <w:r>
+        <w:rPr>
+          <w:rFonts w:ascii="Times New Roman" w:hAnsi="Times New Roman" w:cs="Times New Roman"/>
+          <w:sz w:val="24"/>
+          <w:szCs w:val="24"/>
+        </w:rPr>
+        <w:br/>
+      </w:r>
+      <w:r>
+        <w:rPr>
+          <w:rFonts w:ascii="Times New Roman" w:hAnsi="Times New Roman" w:cs="Times New Roman"/>
+          <w:sz w:val="24"/>
+          <w:szCs w:val="24"/>
+        </w:rPr>
+        <w:br/>
+      </w:r>
+      <w:r>
+        <w:rPr>
+          <w:rFonts w:ascii="Times New Roman" w:hAnsi="Times New Roman" w:cs="Times New Roman"/>
+          <w:sz w:val="24"/>
+          <w:szCs w:val="24"/>
+        </w:rPr>
+        <w:drawing>
+          <wp:inline distT="0" distB="0" distL="0" distR="0" wp14:anchorId="4B4F22AA" wp14:editId="432C8ABD">
+            <wp:extent cx="3867150" cy="3854731"/>
+            <wp:effectExtent l="0" t="0" r="0" b="0"/>
+            <wp:docPr id="30" name="Picture 30"/>
+            <wp:cNvGraphicFramePr>
+              <a:graphicFrameLocks xmlns:a="http://schemas.openxmlformats.org/drawingml/2006/main" noChangeAspect="1"/>
+            </wp:cNvGraphicFramePr>
+            <a:graphic xmlns:a="http://schemas.openxmlformats.org/drawingml/2006/main">
+              <a:graphicData uri="http://schemas.openxmlformats.org/drawingml/2006/picture">
+                <pic:pic xmlns:pic="http://schemas.openxmlformats.org/drawingml/2006/picture">
+                  <pic:nvPicPr>
+                    <pic:cNvPr id="1" name=""/>
+                    <pic:cNvPicPr/>
+                  </pic:nvPicPr>
+                  <pic:blipFill>
+                    <a:blip r:embed="rId29"/>
+                    <a:stretch>
+                      <a:fillRect/>
+                    </a:stretch>
+                  </pic:blipFill>
+                  <pic:spPr>
+                    <a:xfrm>
+                      <a:off x="0" y="0"/>
+                      <a:ext cx="3888597" cy="3876110"/>
+                    </a:xfrm>
+                    <a:prstGeom prst="rect">
+                      <a:avLst/>
+                    </a:prstGeom>
+                  </pic:spPr>
+                </pic:pic>
+              </a:graphicData>
+            </a:graphic>
+          </wp:inline>
+        </w:drawing>
+      </w:r>
+      <w:r>
+        <w:rPr>
+          <w:rFonts w:ascii="Times New Roman" w:hAnsi="Times New Roman" w:cs="Times New Roman"/>
+          <w:sz w:val="24"/>
+          <w:szCs w:val="24"/>
+        </w:rPr>
+        <w:br/>
+      </w:r>
+      <w:r>
+        <w:rPr>
+          <w:rFonts w:ascii="Times New Roman" w:hAnsi="Times New Roman" w:cs="Times New Roman"/>
+          <w:sz w:val="24"/>
+          <w:szCs w:val="24"/>
+        </w:rPr>
+        <w:br/>
+      </w:r>
+      <w:r>
+        <w:rPr>
+          <w:rFonts w:ascii="Times New Roman" w:hAnsi="Times New Roman" w:cs="Times New Roman"/>
+          <w:sz w:val="24"/>
+          <w:szCs w:val="24"/>
+        </w:rPr>
+        <w:drawing>
+          <wp:inline distT="0" distB="0" distL="0" distR="0" wp14:anchorId="6347C07D" wp14:editId="253AE072">
+            <wp:extent cx="3676650" cy="3385402"/>
+            <wp:effectExtent l="0" t="0" r="0" b="5715"/>
+            <wp:docPr id="31" name="Picture 31"/>
+            <wp:cNvGraphicFramePr>
+              <a:graphicFrameLocks xmlns:a="http://schemas.openxmlformats.org/drawingml/2006/main" noChangeAspect="1"/>
+            </wp:cNvGraphicFramePr>
+            <a:graphic xmlns:a="http://schemas.openxmlformats.org/drawingml/2006/main">
+              <a:graphicData uri="http://schemas.openxmlformats.org/drawingml/2006/picture">
+                <pic:pic xmlns:pic="http://schemas.openxmlformats.org/drawingml/2006/picture">
+                  <pic:nvPicPr>
+                    <pic:cNvPr id="1" name=""/>
+                    <pic:cNvPicPr/>
+                  </pic:nvPicPr>
+                  <pic:blipFill>
+                    <a:blip r:embed="rId30"/>
+                    <a:stretch>
+                      <a:fillRect/>
+                    </a:stretch>
+                  </pic:blipFill>
+                  <pic:spPr>
+                    <a:xfrm>
+                      <a:off x="0" y="0"/>
+                      <a:ext cx="3680148" cy="3388623"/>
+                    </a:xfrm>
+                    <a:prstGeom prst="rect">
+                      <a:avLst/>
+                    </a:prstGeom>
+                  </pic:spPr>
+                </pic:pic>
+              </a:graphicData>
+            </a:graphic>
+          </wp:inline>
+        </w:drawing>
+      </w:r>
+    </w:p>
+    <w:p>
+      <w:pPr>
+        <w:rPr>
+          <w:rFonts w:ascii="Times New Roman" w:hAnsi="Times New Roman" w:cs="Times New Roman"/>
+          <w:sz w:val="24"/>
+          <w:szCs w:val="24"/>
+        </w:rPr>
+      </w:pPr>
+      <w:r>
+        <w:rPr>
+          <w:rFonts w:ascii="Times New Roman" w:hAnsi="Times New Roman" w:cs="Times New Roman"/>
+          <w:sz w:val="24"/>
+          <w:szCs w:val="24"/>
+        </w:rPr>
+        <w:lastRenderedPageBreak/>
+        <w:drawing>
+          <wp:inline distT="0" distB="0" distL="0" distR="0" wp14:anchorId="3F6CF989" wp14:editId="096EF547">
+            <wp:extent cx="5731510" cy="3968750"/>
+            <wp:effectExtent l="0" t="0" r="2540" b="0"/>
+            <wp:docPr id="42" name="Picture 42"/>
+            <wp:cNvGraphicFramePr>
+              <a:graphicFrameLocks xmlns:a="http://schemas.openxmlformats.org/drawingml/2006/main" noChangeAspect="1"/>
+            </wp:cNvGraphicFramePr>
+            <a:graphic xmlns:a="http://schemas.openxmlformats.org/drawingml/2006/main">
+              <a:graphicData uri="http://schemas.openxmlformats.org/drawingml/2006/picture">
+                <pic:pic xmlns:pic="http://schemas.openxmlformats.org/drawingml/2006/picture">
+                  <pic:nvPicPr>
+                    <pic:cNvPr id="1" name=""/>
+                    <pic:cNvPicPr/>
+                  </pic:nvPicPr>
+                  <pic:blipFill>
+                    <a:blip r:embed="rId31"/>
+                    <a:stretch>
+                      <a:fillRect/>
+                    </a:stretch>
+                  </pic:blipFill>
+                  <pic:spPr>
+                    <a:xfrm>
+                      <a:off x="0" y="0"/>
+                      <a:ext cx="5731510" cy="3968750"/>
+                    </a:xfrm>
+                    <a:prstGeom prst="rect">
+                      <a:avLst/>
+                    </a:prstGeom>
+                  </pic:spPr>
+                </pic:pic>
+              </a:graphicData>
+            </a:graphic>
+          </wp:inline>
+        </w:drawing>
+      </w:r>
+    </w:p>
+    <w:p>
+      <w:pPr>
+        <w:rPr>
+          <w:rFonts w:ascii="Times New Roman" w:hAnsi="Times New Roman" w:cs="Times New Roman"/>
+          <w:sz w:val="24"/>
+          <w:szCs w:val="24"/>
+        </w:rPr>
+      </w:pPr>
+    </w:p>
+    <w:p>
+      <w:pPr>
+        <w:rPr>
+          <w:rFonts w:ascii="Times New Roman" w:hAnsi="Times New Roman" w:cs="Times New Roman"/>
+          <w:sz w:val="24"/>
+          <w:szCs w:val="24"/>
+        </w:rPr>
+      </w:pPr>
+      <w:r>
+        <w:rPr>
+          <w:rFonts w:ascii="Times New Roman" w:hAnsi="Times New Roman" w:cs="Times New Roman"/>
+          <w:sz w:val="24"/>
+          <w:szCs w:val="24"/>
+        </w:rPr>
+        <w:t xml:space="preserve">After this I implemented my Loyalty Points function and connected it to the basket checkout function so that when a user completes an </w:t>
+      </w:r>
+      <w:proofErr w:type="gramStart"/>
+      <w:r>
+        <w:rPr>
+          <w:rFonts w:ascii="Times New Roman" w:hAnsi="Times New Roman" w:cs="Times New Roman"/>
+          <w:sz w:val="24"/>
+          <w:szCs w:val="24"/>
+        </w:rPr>
+        <w:t>order</w:t>
+      </w:r>
+      <w:proofErr w:type="gramEnd"/>
+      <w:r>
+        <w:rPr>
+          <w:rFonts w:ascii="Times New Roman" w:hAnsi="Times New Roman" w:cs="Times New Roman"/>
+          <w:sz w:val="24"/>
+          <w:szCs w:val="24"/>
+        </w:rPr>
+        <w:t xml:space="preserve"> they get certain amount of points</w:t>
+      </w:r>
+      <w:r>
+        <w:rPr>
+          <w:rFonts w:ascii="Times New Roman" w:hAnsi="Times New Roman" w:cs="Times New Roman"/>
+          <w:sz w:val="24"/>
+          <w:szCs w:val="24"/>
+        </w:rPr>
+        <w:br/>
+      </w:r>
+      <w:r>
+        <w:rPr>
+          <w:rFonts w:ascii="Times New Roman" w:hAnsi="Times New Roman" w:cs="Times New Roman"/>
+          <w:sz w:val="24"/>
+          <w:szCs w:val="24"/>
+        </w:rPr>
+        <w:lastRenderedPageBreak/>
+        <w:drawing>
+          <wp:inline distT="0" distB="0" distL="0" distR="0" wp14:anchorId="5AB7A4AF" wp14:editId="0667C3CF">
+            <wp:extent cx="5731510" cy="4202430"/>
+            <wp:effectExtent l="0" t="0" r="2540" b="7620"/>
+            <wp:docPr id="32" name="Picture 32"/>
+            <wp:cNvGraphicFramePr>
+              <a:graphicFrameLocks xmlns:a="http://schemas.openxmlformats.org/drawingml/2006/main" noChangeAspect="1"/>
+            </wp:cNvGraphicFramePr>
+            <a:graphic xmlns:a="http://schemas.openxmlformats.org/drawingml/2006/main">
+              <a:graphicData uri="http://schemas.openxmlformats.org/drawingml/2006/picture">
+                <pic:pic xmlns:pic="http://schemas.openxmlformats.org/drawingml/2006/picture">
+                  <pic:nvPicPr>
+                    <pic:cNvPr id="1" name=""/>
+                    <pic:cNvPicPr/>
+                  </pic:nvPicPr>
+                  <pic:blipFill>
+                    <a:blip r:embed="rId32"/>
+                    <a:stretch>
+                      <a:fillRect/>
+                    </a:stretch>
+                  </pic:blipFill>
+                  <pic:spPr>
+                    <a:xfrm>
+                      <a:off x="0" y="0"/>
+                      <a:ext cx="5731510" cy="4202430"/>
+                    </a:xfrm>
+                    <a:prstGeom prst="rect">
+                      <a:avLst/>
+                    </a:prstGeom>
+                  </pic:spPr>
+                </pic:pic>
+              </a:graphicData>
+            </a:graphic>
+          </wp:inline>
+        </w:drawing>
+      </w:r>
+      <w:r>
+        <w:rPr>
+          <w:rFonts w:ascii="Times New Roman" w:hAnsi="Times New Roman" w:cs="Times New Roman"/>
+          <w:sz w:val="24"/>
+          <w:szCs w:val="24"/>
+        </w:rPr>
+        <w:br/>
+      </w:r>
+      <w:r>
+        <w:rPr>
+          <w:rFonts w:ascii="Times New Roman" w:hAnsi="Times New Roman" w:cs="Times New Roman"/>
+          <w:sz w:val="24"/>
+          <w:szCs w:val="24"/>
+        </w:rPr>
+        <w:br/>
+        <w:t>I also added users being able to cancel their orders and this sets the order status to cancelled</w:t>
+      </w:r>
+    </w:p>
+    <w:p>
+      <w:pPr>
+        <w:rPr>
+          <w:rFonts w:ascii="Times New Roman" w:hAnsi="Times New Roman" w:cs="Times New Roman"/>
+          <w:sz w:val="24"/>
+          <w:szCs w:val="24"/>
+        </w:rPr>
+      </w:pPr>
+      <w:r>
+        <w:rPr>
+          <w:rFonts w:ascii="Times New Roman" w:hAnsi="Times New Roman" w:cs="Times New Roman"/>
+          <w:sz w:val="24"/>
+          <w:szCs w:val="24"/>
+        </w:rPr>
+        <w:drawing>
+          <wp:inline distT="0" distB="0" distL="0" distR="0" wp14:anchorId="5E228B28" wp14:editId="7ECEEF46">
+            <wp:extent cx="5731510" cy="3818890"/>
+            <wp:effectExtent l="0" t="0" r="2540" b="0"/>
+            <wp:docPr id="33" name="Picture 33"/>
+            <wp:cNvGraphicFramePr>
+              <a:graphicFrameLocks xmlns:a="http://schemas.openxmlformats.org/drawingml/2006/main" noChangeAspect="1"/>
+            </wp:cNvGraphicFramePr>
+            <a:graphic xmlns:a="http://schemas.openxmlformats.org/drawingml/2006/main">
+              <a:graphicData uri="http://schemas.openxmlformats.org/drawingml/2006/picture">
+                <pic:pic xmlns:pic="http://schemas.openxmlformats.org/drawingml/2006/picture">
+                  <pic:nvPicPr>
+                    <pic:cNvPr id="1" name=""/>
+                    <pic:cNvPicPr/>
+                  </pic:nvPicPr>
+                  <pic:blipFill>
+                    <a:blip r:embed="rId33"/>
+                    <a:stretch>
+                      <a:fillRect/>
+                    </a:stretch>
+                  </pic:blipFill>
+                  <pic:spPr>
+                    <a:xfrm>
+                      <a:off x="0" y="0"/>
+                      <a:ext cx="5731510" cy="3818890"/>
+                    </a:xfrm>
+                    <a:prstGeom prst="rect">
+                      <a:avLst/>
+                    </a:prstGeom>
+                  </pic:spPr>
+                </pic:pic>
+              </a:graphicData>
+            </a:graphic>
+          </wp:inline>
+        </w:drawing>
+      </w:r>
+    </w:p>
+    <w:p>
+      <w:pPr>
+        <w:rPr>
+          <w:rFonts w:ascii="Times New Roman" w:hAnsi="Times New Roman" w:cs="Times New Roman"/>
+          <w:sz w:val="24"/>
+          <w:szCs w:val="24"/>
+        </w:rPr>
+      </w:pPr>
+      <w:r>
+        <w:rPr>
+          <w:rFonts w:ascii="Times New Roman" w:hAnsi="Times New Roman" w:cs="Times New Roman"/>
+          <w:sz w:val="24"/>
+          <w:szCs w:val="24"/>
+        </w:rPr>
+        <w:lastRenderedPageBreak/>
+        <w:drawing>
+          <wp:inline distT="0" distB="0" distL="0" distR="0" wp14:anchorId="680B3995" wp14:editId="1AC52B5E">
+            <wp:extent cx="5731510" cy="3408680"/>
+            <wp:effectExtent l="0" t="0" r="2540" b="1270"/>
+            <wp:docPr id="34" name="Picture 34"/>
+            <wp:cNvGraphicFramePr>
+              <a:graphicFrameLocks xmlns:a="http://schemas.openxmlformats.org/drawingml/2006/main" noChangeAspect="1"/>
+            </wp:cNvGraphicFramePr>
+            <a:graphic xmlns:a="http://schemas.openxmlformats.org/drawingml/2006/main">
+              <a:graphicData uri="http://schemas.openxmlformats.org/drawingml/2006/picture">
+                <pic:pic xmlns:pic="http://schemas.openxmlformats.org/drawingml/2006/picture">
+                  <pic:nvPicPr>
+                    <pic:cNvPr id="1" name=""/>
+                    <pic:cNvPicPr/>
+                  </pic:nvPicPr>
+                  <pic:blipFill>
+                    <a:blip r:embed="rId34"/>
+                    <a:stretch>
+                      <a:fillRect/>
+                    </a:stretch>
+                  </pic:blipFill>
+                  <pic:spPr>
+                    <a:xfrm>
+                      <a:off x="0" y="0"/>
+                      <a:ext cx="5731510" cy="3408680"/>
+                    </a:xfrm>
+                    <a:prstGeom prst="rect">
+                      <a:avLst/>
+                    </a:prstGeom>
+                  </pic:spPr>
+                </pic:pic>
+              </a:graphicData>
+            </a:graphic>
+          </wp:inline>
+        </w:drawing>
+      </w:r>
+    </w:p>
+    <w:p>
+      <w:pPr>
+        <w:rPr>
+          <w:rFonts w:ascii="Times New Roman" w:hAnsi="Times New Roman" w:cs="Times New Roman"/>
+          <w:sz w:val="24"/>
+          <w:szCs w:val="24"/>
+        </w:rPr>
+      </w:pPr>
+    </w:p>
+    <w:p>
+      <w:pPr>
+        <w:rPr>
+          <w:rFonts w:ascii="Times New Roman" w:hAnsi="Times New Roman" w:cs="Times New Roman"/>
+          <w:sz w:val="24"/>
+          <w:szCs w:val="24"/>
+        </w:rPr>
+      </w:pPr>
+    </w:p>
+    <w:p>
+      <w:pPr>
+        <w:rPr>
+          <w:rFonts w:ascii="Times New Roman" w:hAnsi="Times New Roman" w:cs="Times New Roman"/>
+          <w:sz w:val="24"/>
+          <w:szCs w:val="24"/>
+        </w:rPr>
+      </w:pPr>
+    </w:p>
+    <w:p>
+      <w:pPr>
+        <w:rPr>
+          <w:rFonts w:ascii="Times New Roman" w:hAnsi="Times New Roman" w:cs="Times New Roman"/>
+          <w:sz w:val="24"/>
+          <w:szCs w:val="24"/>
+        </w:rPr>
+      </w:pPr>
+    </w:p>
+    <w:p>
+      <w:pPr>
+        <w:rPr>
+          <w:rFonts w:ascii="Times New Roman" w:hAnsi="Times New Roman" w:cs="Times New Roman"/>
+          <w:sz w:val="24"/>
+          <w:szCs w:val="24"/>
+        </w:rPr>
+      </w:pPr>
+      <w:r>
+        <w:rPr>
+          <w:rFonts w:ascii="Times New Roman" w:hAnsi="Times New Roman" w:cs="Times New Roman"/>
+          <w:sz w:val="24"/>
+          <w:szCs w:val="24"/>
+        </w:rPr>
+        <w:br/>
+        <w:t xml:space="preserve">I </w:t>
+      </w:r>
+      <w:r>
+        <w:rPr>
+          <w:rFonts w:ascii="Times New Roman" w:hAnsi="Times New Roman" w:cs="Times New Roman"/>
+          <w:sz w:val="24"/>
+          <w:szCs w:val="24"/>
+        </w:rPr>
+        <w:t xml:space="preserve">Fixed my </w:t>
+      </w:r>
       <w:proofErr w:type="spellStart"/>
       <w:r>
         <w:rPr>
@@ -2573,7 +3539,7 @@
           <w:sz w:val="24"/>
           <w:szCs w:val="24"/>
         </w:rPr>
-        <w:t>afer</w:t>
+        <w:t>darkmode</w:t>
       </w:r>
       <w:proofErr w:type="spellEnd"/>
       <w:r>
@@ -2582,7 +3548,7 @@
           <w:sz w:val="24"/>
           <w:szCs w:val="24"/>
         </w:rPr>
-        <w:t xml:space="preserve"> being logged in none of the </w:t>
+        <w:t xml:space="preserve"> function as some of the cards weren’t reacting and turning to the </w:t>
       </w:r>
       <w:proofErr w:type="spellStart"/>
       <w:r>
@@ -2591,7 +3557,7 @@
           <w:sz w:val="24"/>
           <w:szCs w:val="24"/>
         </w:rPr>
-        <w:t>authorisatins</w:t>
+        <w:t>darkmode</w:t>
       </w:r>
       <w:proofErr w:type="spellEnd"/>
       <w:r>
@@ -2600,7 +3566,7 @@
           <w:sz w:val="24"/>
           <w:szCs w:val="24"/>
         </w:rPr>
-        <w:t xml:space="preserve"> on the controllers actually let them do anything, so I fixed it by scaffolding identity and editing the register function to give the newly registered account the standard role.</w:t>
+        <w:t xml:space="preserve"> colour scheme, this was due to improper linking in my styles and views</w:t>
       </w:r>
       <w:r>
         <w:rPr>
@@ -2617,7 +3583,66 @@
           <w:szCs w:val="24"/>
         </w:rPr>
         <w:br/>
-        <w:t>I also started to style my website and I finished the dashboard functionality for standard users, producers and staff.</w:t>
+      </w:r>
+      <w:r>
+        <w:rPr>
+          <w:rFonts w:ascii="Times New Roman" w:hAnsi="Times New Roman" w:cs="Times New Roman"/>
+          <w:sz w:val="24"/>
+          <w:szCs w:val="24"/>
+        </w:rPr>
+        <w:drawing>
+          <wp:inline distT="0" distB="0" distL="0" distR="0" wp14:anchorId="6BE94A4D" wp14:editId="350B6FBE">
+            <wp:extent cx="5731510" cy="1116965"/>
+            <wp:effectExtent l="0" t="0" r="2540" b="6985"/>
+            <wp:docPr id="35" name="Picture 35"/>
+            <wp:cNvGraphicFramePr>
+              <a:graphicFrameLocks xmlns:a="http://schemas.openxmlformats.org/drawingml/2006/main" noChangeAspect="1"/>
+            </wp:cNvGraphicFramePr>
+            <a:graphic xmlns:a="http://schemas.openxmlformats.org/drawingml/2006/main">
+              <a:graphicData uri="http://schemas.openxmlformats.org/drawingml/2006/picture">
+                <pic:pic xmlns:pic="http://schemas.openxmlformats.org/drawingml/2006/picture">
+                  <pic:nvPicPr>
+                    <pic:cNvPr id="1" name=""/>
+                    <pic:cNvPicPr/>
+                  </pic:nvPicPr>
+                  <pic:blipFill>
+                    <a:blip r:embed="rId35"/>
+                    <a:stretch>
+                      <a:fillRect/>
+                    </a:stretch>
+                  </pic:blipFill>
+                  <pic:spPr>
+                    <a:xfrm>
+                      <a:off x="0" y="0"/>
+                      <a:ext cx="5731510" cy="1116965"/>
+                    </a:xfrm>
+                    <a:prstGeom prst="rect">
+                      <a:avLst/>
+                    </a:prstGeom>
+                  </pic:spPr>
+                </pic:pic>
+              </a:graphicData>
+            </a:graphic>
+          </wp:inline>
+        </w:drawing>
+      </w:r>
+    </w:p>
+    <w:p>
+      <w:pPr>
+        <w:rPr>
+          <w:rFonts w:ascii="Times New Roman" w:hAnsi="Times New Roman" w:cs="Times New Roman"/>
+          <w:sz w:val="24"/>
+          <w:szCs w:val="24"/>
+        </w:rPr>
+      </w:pPr>
+      <w:r>
+        <w:rPr>
+          <w:rFonts w:ascii="Times New Roman" w:hAnsi="Times New Roman" w:cs="Times New Roman"/>
+          <w:sz w:val="24"/>
+          <w:szCs w:val="24"/>
+        </w:rPr>
+        <w:lastRenderedPageBreak/>
+        <w:t>I then went on to make and style the about us page</w:t>
       </w:r>
       <w:r>
         <w:rPr>
@@ -2626,7 +3651,48 @@
           <w:szCs w:val="24"/>
         </w:rPr>
         <w:br/>
-        <w:t>I also made the about us page.</w:t>
+      </w:r>
+      <w:r>
+        <w:rPr>
+          <w:rFonts w:ascii="Times New Roman" w:hAnsi="Times New Roman" w:cs="Times New Roman"/>
+          <w:sz w:val="24"/>
+          <w:szCs w:val="24"/>
+        </w:rPr>
+        <w:drawing>
+          <wp:inline distT="0" distB="0" distL="0" distR="0" wp14:anchorId="47EA25C1" wp14:editId="4DE6502C">
+            <wp:extent cx="5731510" cy="5182870"/>
+            <wp:effectExtent l="0" t="0" r="2540" b="0"/>
+            <wp:docPr id="36" name="Picture 36"/>
+            <wp:cNvGraphicFramePr>
+              <a:graphicFrameLocks xmlns:a="http://schemas.openxmlformats.org/drawingml/2006/main" noChangeAspect="1"/>
+            </wp:cNvGraphicFramePr>
+            <a:graphic xmlns:a="http://schemas.openxmlformats.org/drawingml/2006/main">
+              <a:graphicData uri="http://schemas.openxmlformats.org/drawingml/2006/picture">
+                <pic:pic xmlns:pic="http://schemas.openxmlformats.org/drawingml/2006/picture">
+                  <pic:nvPicPr>
+                    <pic:cNvPr id="1" name=""/>
+                    <pic:cNvPicPr/>
+                  </pic:nvPicPr>
+                  <pic:blipFill>
+                    <a:blip r:embed="rId36"/>
+                    <a:stretch>
+                      <a:fillRect/>
+                    </a:stretch>
+                  </pic:blipFill>
+                  <pic:spPr>
+                    <a:xfrm>
+                      <a:off x="0" y="0"/>
+                      <a:ext cx="5731510" cy="5182870"/>
+                    </a:xfrm>
+                    <a:prstGeom prst="rect">
+                      <a:avLst/>
+                    </a:prstGeom>
+                  </pic:spPr>
+                </pic:pic>
+              </a:graphicData>
+            </a:graphic>
+          </wp:inline>
+        </w:drawing>
       </w:r>
       <w:r>
         <w:rPr>
@@ -2635,7 +3701,16 @@
           <w:szCs w:val="24"/>
         </w:rPr>
         <w:br/>
-        <w:t xml:space="preserve">I also changed the images that were used in my </w:t>
+        <w:t>Then I went to tackle the functionality for admin and producer dashboards</w:t>
+      </w:r>
+      <w:r>
+        <w:rPr>
+          <w:rFonts w:ascii="Times New Roman" w:hAnsi="Times New Roman" w:cs="Times New Roman"/>
+          <w:sz w:val="24"/>
+          <w:szCs w:val="24"/>
+        </w:rPr>
+        <w:br/>
+        <w:t xml:space="preserve">While working I noticed that admins were unable to create new producers and this was due to </w:t>
       </w:r>
       <w:proofErr w:type="spellStart"/>
       <w:r>
@@ -2644,7 +3719,7 @@
           <w:sz w:val="24"/>
           <w:szCs w:val="24"/>
         </w:rPr>
-        <w:t>seeddata</w:t>
+        <w:t>UserId</w:t>
       </w:r>
       <w:proofErr w:type="spellEnd"/>
       <w:r>
@@ -2653,25 +3728,34 @@
           <w:sz w:val="24"/>
           <w:szCs w:val="24"/>
         </w:rPr>
-        <w:t xml:space="preserve"> for the </w:t>
-      </w:r>
-      <w:proofErr w:type="spellStart"/>
-      <w:r>
-        <w:rPr>
-          <w:rFonts w:ascii="Times New Roman" w:hAnsi="Times New Roman" w:cs="Times New Roman"/>
-          <w:sz w:val="24"/>
-          <w:szCs w:val="24"/>
-        </w:rPr>
-        <w:t>proucts</w:t>
-      </w:r>
-      <w:proofErr w:type="spellEnd"/>
-      <w:r>
-        <w:rPr>
-          <w:rFonts w:ascii="Times New Roman" w:hAnsi="Times New Roman" w:cs="Times New Roman"/>
-          <w:sz w:val="24"/>
-          <w:szCs w:val="24"/>
-        </w:rPr>
-        <w:t xml:space="preserve"> to better images that can be properly used in the styles.</w:t>
+        <w:t xml:space="preserve"> being in the form, I swapped this out for producer accounts where admins can select </w:t>
+      </w:r>
+      <w:r>
+        <w:rPr>
+          <w:rFonts w:ascii="Times New Roman" w:hAnsi="Times New Roman" w:cs="Times New Roman"/>
+          <w:sz w:val="24"/>
+          <w:szCs w:val="24"/>
+        </w:rPr>
+        <w:lastRenderedPageBreak/>
+        <w:t xml:space="preserve">the </w:t>
+      </w:r>
+      <w:proofErr w:type="gramStart"/>
+      <w:r>
+        <w:rPr>
+          <w:rFonts w:ascii="Times New Roman" w:hAnsi="Times New Roman" w:cs="Times New Roman"/>
+          <w:sz w:val="24"/>
+          <w:szCs w:val="24"/>
+        </w:rPr>
+        <w:t>account</w:t>
+      </w:r>
+      <w:proofErr w:type="gramEnd"/>
+      <w:r>
+        <w:rPr>
+          <w:rFonts w:ascii="Times New Roman" w:hAnsi="Times New Roman" w:cs="Times New Roman"/>
+          <w:sz w:val="24"/>
+          <w:szCs w:val="24"/>
+        </w:rPr>
+        <w:t xml:space="preserve"> they want the new producer they were making to be assigned to and it worked out</w:t>
       </w:r>
       <w:r>
         <w:rPr>
@@ -2680,7 +3764,174 @@
           <w:szCs w:val="24"/>
         </w:rPr>
         <w:br/>
-        <w:t xml:space="preserve">I decided to redesign my styles.css to make it more accurate to the design reference and make </w:t>
+      </w:r>
+      <w:r>
+        <w:rPr>
+          <w:rFonts w:ascii="Times New Roman" w:hAnsi="Times New Roman" w:cs="Times New Roman"/>
+          <w:sz w:val="24"/>
+          <w:szCs w:val="24"/>
+        </w:rPr>
+        <w:drawing>
+          <wp:inline distT="0" distB="0" distL="0" distR="0" wp14:anchorId="5322C155" wp14:editId="5F90543B">
+            <wp:extent cx="3772472" cy="3076575"/>
+            <wp:effectExtent l="0" t="0" r="0" b="0"/>
+            <wp:docPr id="37" name="Picture 37"/>
+            <wp:cNvGraphicFramePr>
+              <a:graphicFrameLocks xmlns:a="http://schemas.openxmlformats.org/drawingml/2006/main" noChangeAspect="1"/>
+            </wp:cNvGraphicFramePr>
+            <a:graphic xmlns:a="http://schemas.openxmlformats.org/drawingml/2006/main">
+              <a:graphicData uri="http://schemas.openxmlformats.org/drawingml/2006/picture">
+                <pic:pic xmlns:pic="http://schemas.openxmlformats.org/drawingml/2006/picture">
+                  <pic:nvPicPr>
+                    <pic:cNvPr id="1" name=""/>
+                    <pic:cNvPicPr/>
+                  </pic:nvPicPr>
+                  <pic:blipFill>
+                    <a:blip r:embed="rId37"/>
+                    <a:stretch>
+                      <a:fillRect/>
+                    </a:stretch>
+                  </pic:blipFill>
+                  <pic:spPr>
+                    <a:xfrm>
+                      <a:off x="0" y="0"/>
+                      <a:ext cx="3775368" cy="3078937"/>
+                    </a:xfrm>
+                    <a:prstGeom prst="rect">
+                      <a:avLst/>
+                    </a:prstGeom>
+                  </pic:spPr>
+                </pic:pic>
+              </a:graphicData>
+            </a:graphic>
+          </wp:inline>
+        </w:drawing>
+      </w:r>
+    </w:p>
+    <w:p>
+      <w:pPr>
+        <w:rPr>
+          <w:rFonts w:ascii="Times New Roman" w:hAnsi="Times New Roman" w:cs="Times New Roman"/>
+          <w:sz w:val="24"/>
+          <w:szCs w:val="24"/>
+        </w:rPr>
+      </w:pPr>
+      <w:r>
+        <w:rPr>
+          <w:rFonts w:ascii="Times New Roman" w:hAnsi="Times New Roman" w:cs="Times New Roman"/>
+          <w:sz w:val="24"/>
+          <w:szCs w:val="24"/>
+        </w:rPr>
+        <w:t>I then added functionality for admins to be able to see all producer products, and also filter by the producers</w:t>
+      </w:r>
+      <w:r>
+        <w:rPr>
+          <w:rFonts w:ascii="Times New Roman" w:hAnsi="Times New Roman" w:cs="Times New Roman"/>
+          <w:sz w:val="24"/>
+          <w:szCs w:val="24"/>
+        </w:rPr>
+        <w:br/>
+      </w:r>
+      <w:r>
+        <w:rPr>
+          <w:rFonts w:ascii="Times New Roman" w:hAnsi="Times New Roman" w:cs="Times New Roman"/>
+          <w:sz w:val="24"/>
+          <w:szCs w:val="24"/>
+        </w:rPr>
+        <w:drawing>
+          <wp:inline distT="0" distB="0" distL="0" distR="0" wp14:anchorId="26B8854E" wp14:editId="5824D1A8">
+            <wp:extent cx="5731510" cy="550545"/>
+            <wp:effectExtent l="0" t="0" r="2540" b="1905"/>
+            <wp:docPr id="38" name="Picture 38"/>
+            <wp:cNvGraphicFramePr>
+              <a:graphicFrameLocks xmlns:a="http://schemas.openxmlformats.org/drawingml/2006/main" noChangeAspect="1"/>
+            </wp:cNvGraphicFramePr>
+            <a:graphic xmlns:a="http://schemas.openxmlformats.org/drawingml/2006/main">
+              <a:graphicData uri="http://schemas.openxmlformats.org/drawingml/2006/picture">
+                <pic:pic xmlns:pic="http://schemas.openxmlformats.org/drawingml/2006/picture">
+                  <pic:nvPicPr>
+                    <pic:cNvPr id="1" name=""/>
+                    <pic:cNvPicPr/>
+                  </pic:nvPicPr>
+                  <pic:blipFill>
+                    <a:blip r:embed="rId38"/>
+                    <a:stretch>
+                      <a:fillRect/>
+                    </a:stretch>
+                  </pic:blipFill>
+                  <pic:spPr>
+                    <a:xfrm>
+                      <a:off x="0" y="0"/>
+                      <a:ext cx="5731510" cy="550545"/>
+                    </a:xfrm>
+                    <a:prstGeom prst="rect">
+                      <a:avLst/>
+                    </a:prstGeom>
+                  </pic:spPr>
+                </pic:pic>
+              </a:graphicData>
+            </a:graphic>
+          </wp:inline>
+        </w:drawing>
+      </w:r>
+      <w:r>
+        <w:rPr>
+          <w:rFonts w:ascii="Times New Roman" w:hAnsi="Times New Roman" w:cs="Times New Roman"/>
+          <w:sz w:val="24"/>
+          <w:szCs w:val="24"/>
+        </w:rPr>
+        <w:br/>
+      </w:r>
+      <w:r>
+        <w:rPr>
+          <w:rFonts w:ascii="Times New Roman" w:hAnsi="Times New Roman" w:cs="Times New Roman"/>
+          <w:sz w:val="24"/>
+          <w:szCs w:val="24"/>
+        </w:rPr>
+        <w:drawing>
+          <wp:inline distT="0" distB="0" distL="0" distR="0" wp14:anchorId="725C7CD0" wp14:editId="24CDB85E">
+            <wp:extent cx="5731510" cy="3451860"/>
+            <wp:effectExtent l="0" t="0" r="2540" b="0"/>
+            <wp:docPr id="39" name="Picture 39"/>
+            <wp:cNvGraphicFramePr>
+              <a:graphicFrameLocks xmlns:a="http://schemas.openxmlformats.org/drawingml/2006/main" noChangeAspect="1"/>
+            </wp:cNvGraphicFramePr>
+            <a:graphic xmlns:a="http://schemas.openxmlformats.org/drawingml/2006/main">
+              <a:graphicData uri="http://schemas.openxmlformats.org/drawingml/2006/picture">
+                <pic:pic xmlns:pic="http://schemas.openxmlformats.org/drawingml/2006/picture">
+                  <pic:nvPicPr>
+                    <pic:cNvPr id="1" name=""/>
+                    <pic:cNvPicPr/>
+                  </pic:nvPicPr>
+                  <pic:blipFill>
+                    <a:blip r:embed="rId39"/>
+                    <a:stretch>
+                      <a:fillRect/>
+                    </a:stretch>
+                  </pic:blipFill>
+                  <pic:spPr>
+                    <a:xfrm>
+                      <a:off x="0" y="0"/>
+                      <a:ext cx="5731510" cy="3451860"/>
+                    </a:xfrm>
+                    <a:prstGeom prst="rect">
+                      <a:avLst/>
+                    </a:prstGeom>
+                  </pic:spPr>
+                </pic:pic>
+              </a:graphicData>
+            </a:graphic>
+          </wp:inline>
+        </w:drawing>
+      </w:r>
+      <w:r>
+        <w:rPr>
+          <w:rFonts w:ascii="Times New Roman" w:hAnsi="Times New Roman" w:cs="Times New Roman"/>
+          <w:sz w:val="24"/>
+          <w:szCs w:val="24"/>
+        </w:rPr>
+        <w:br/>
+        <w:t xml:space="preserve">I then added functionality for admins and producers to be able to easily set the order status </w:t>
       </w:r>
       <w:r>
         <w:rPr>
@@ -2689,7 +3940,7 @@
           <w:szCs w:val="24"/>
         </w:rPr>
         <w:lastRenderedPageBreak/>
-        <w:t>it more accurate, and it only took a few changes to do this</w:t>
+        <w:t>directly from the dashboard instead of being redirected to a different page</w:t>
       </w:r>
       <w:r>
         <w:rPr>
@@ -2702,11 +3953,184 @@
       <w:r>
         <w:rPr>
           <w:rFonts w:ascii="Times New Roman" w:hAnsi="Times New Roman" w:cs="Times New Roman"/>
-          <w:sz w:val="24"/>
-          <w:szCs w:val="24"/>
-        </w:rPr>
-        <w:br/>
-      </w:r>
+          <w:b/>
+          <w:bCs/>
+          <w:sz w:val="24"/>
+          <w:szCs w:val="24"/>
+        </w:rPr>
+        <w:drawing>
+          <wp:inline distT="0" distB="0" distL="0" distR="0" wp14:anchorId="08D91144" wp14:editId="2F48E93E">
+            <wp:extent cx="5731510" cy="3931920"/>
+            <wp:effectExtent l="0" t="0" r="2540" b="0"/>
+            <wp:docPr id="41" name="Picture 41"/>
+            <wp:cNvGraphicFramePr>
+              <a:graphicFrameLocks xmlns:a="http://schemas.openxmlformats.org/drawingml/2006/main" noChangeAspect="1"/>
+            </wp:cNvGraphicFramePr>
+            <a:graphic xmlns:a="http://schemas.openxmlformats.org/drawingml/2006/main">
+              <a:graphicData uri="http://schemas.openxmlformats.org/drawingml/2006/picture">
+                <pic:pic xmlns:pic="http://schemas.openxmlformats.org/drawingml/2006/picture">
+                  <pic:nvPicPr>
+                    <pic:cNvPr id="1" name=""/>
+                    <pic:cNvPicPr/>
+                  </pic:nvPicPr>
+                  <pic:blipFill>
+                    <a:blip r:embed="rId40"/>
+                    <a:stretch>
+                      <a:fillRect/>
+                    </a:stretch>
+                  </pic:blipFill>
+                  <pic:spPr>
+                    <a:xfrm>
+                      <a:off x="0" y="0"/>
+                      <a:ext cx="5731510" cy="3931920"/>
+                    </a:xfrm>
+                    <a:prstGeom prst="rect">
+                      <a:avLst/>
+                    </a:prstGeom>
+                  </pic:spPr>
+                </pic:pic>
+              </a:graphicData>
+            </a:graphic>
+          </wp:inline>
+        </w:drawing>
+      </w:r>
+    </w:p>
+    <w:p>
+      <w:pPr>
+        <w:rPr>
+          <w:rFonts w:ascii="Times New Roman" w:hAnsi="Times New Roman" w:cs="Times New Roman"/>
+          <w:sz w:val="24"/>
+          <w:szCs w:val="24"/>
+        </w:rPr>
+      </w:pPr>
+      <w:r>
+        <w:rPr>
+          <w:rFonts w:ascii="Times New Roman" w:hAnsi="Times New Roman" w:cs="Times New Roman"/>
+          <w:sz w:val="24"/>
+          <w:szCs w:val="24"/>
+        </w:rPr>
+        <w:t>Today i:</w:t>
+      </w:r>
+    </w:p>
+    <w:p>
+      <w:pPr>
+        <w:pStyle w:val="ListParagraph"/>
+        <w:numPr>
+          <w:ilvl w:val="0"/>
+          <w:numId w:val="17"/>
+        </w:numPr>
+        <w:rPr>
+          <w:rFonts w:ascii="Times New Roman" w:hAnsi="Times New Roman" w:cs="Times New Roman"/>
+          <w:sz w:val="24"/>
+          <w:szCs w:val="24"/>
+        </w:rPr>
+      </w:pPr>
+      <w:r>
+        <w:rPr>
+          <w:rFonts w:ascii="Times New Roman" w:hAnsi="Times New Roman" w:cs="Times New Roman"/>
+          <w:sz w:val="24"/>
+          <w:szCs w:val="24"/>
+        </w:rPr>
+        <w:t>Comment all my code</w:t>
+      </w:r>
+    </w:p>
+    <w:p>
+      <w:pPr>
+        <w:pStyle w:val="ListParagraph"/>
+        <w:numPr>
+          <w:ilvl w:val="0"/>
+          <w:numId w:val="17"/>
+        </w:numPr>
+        <w:rPr>
+          <w:rFonts w:ascii="Times New Roman" w:hAnsi="Times New Roman" w:cs="Times New Roman"/>
+          <w:sz w:val="24"/>
+          <w:szCs w:val="24"/>
+        </w:rPr>
+      </w:pPr>
+      <w:r>
+        <w:rPr>
+          <w:rFonts w:ascii="Times New Roman" w:hAnsi="Times New Roman" w:cs="Times New Roman"/>
+          <w:sz w:val="24"/>
+          <w:szCs w:val="24"/>
+        </w:rPr>
+        <w:t>Fix minor issues and visual errors</w:t>
+      </w:r>
+    </w:p>
+    <w:p>
+      <w:pPr>
+        <w:pStyle w:val="ListParagraph"/>
+        <w:numPr>
+          <w:ilvl w:val="0"/>
+          <w:numId w:val="17"/>
+        </w:numPr>
+        <w:rPr>
+          <w:rFonts w:ascii="Times New Roman" w:hAnsi="Times New Roman" w:cs="Times New Roman"/>
+          <w:sz w:val="24"/>
+          <w:szCs w:val="24"/>
+        </w:rPr>
+      </w:pPr>
+      <w:r>
+        <w:rPr>
+          <w:rFonts w:ascii="Times New Roman" w:hAnsi="Times New Roman" w:cs="Times New Roman"/>
+          <w:sz w:val="24"/>
+          <w:szCs w:val="24"/>
+        </w:rPr>
+        <w:t>Make and style about us page</w:t>
+      </w:r>
+    </w:p>
+    <w:p>
+      <w:pPr>
+        <w:pStyle w:val="ListParagraph"/>
+        <w:numPr>
+          <w:ilvl w:val="0"/>
+          <w:numId w:val="17"/>
+        </w:numPr>
+        <w:rPr>
+          <w:rFonts w:ascii="Times New Roman" w:hAnsi="Times New Roman" w:cs="Times New Roman"/>
+          <w:sz w:val="24"/>
+          <w:szCs w:val="24"/>
+        </w:rPr>
+      </w:pPr>
+      <w:r>
+        <w:rPr>
+          <w:rFonts w:ascii="Times New Roman" w:hAnsi="Times New Roman" w:cs="Times New Roman"/>
+          <w:sz w:val="24"/>
+          <w:szCs w:val="24"/>
+        </w:rPr>
+        <w:t>Make and style my loyalty page</w:t>
+      </w:r>
+    </w:p>
+    <w:p>
+      <w:pPr>
+        <w:pStyle w:val="ListParagraph"/>
+        <w:numPr>
+          <w:ilvl w:val="0"/>
+          <w:numId w:val="17"/>
+        </w:numPr>
+        <w:rPr>
+          <w:rFonts w:ascii="Times New Roman" w:hAnsi="Times New Roman" w:cs="Times New Roman"/>
+          <w:sz w:val="24"/>
+          <w:szCs w:val="24"/>
+        </w:rPr>
+      </w:pPr>
+      <w:r>
+        <w:rPr>
+          <w:rFonts w:ascii="Times New Roman" w:hAnsi="Times New Roman" w:cs="Times New Roman"/>
+          <w:sz w:val="24"/>
+          <w:szCs w:val="24"/>
+        </w:rPr>
+        <w:t>Finish functionality for the dashboards for staff and producers</w:t>
+      </w:r>
+    </w:p>
+    <w:p>
+      <w:pPr>
+        <w:pStyle w:val="ListParagraph"/>
+        <w:rPr>
+          <w:rFonts w:ascii="Times New Roman" w:hAnsi="Times New Roman" w:cs="Times New Roman"/>
+          <w:sz w:val="24"/>
+          <w:szCs w:val="24"/>
+        </w:rPr>
+      </w:pPr>
       <w:r>
         <w:rPr>
           <w:rFonts w:ascii="Times New Roman" w:hAnsi="Times New Roman" w:cs="Times New Roman"/>
@@ -2729,6 +4153,92 @@
 <file path=word/numbering.xml><?xml version="1.0" encoding="utf-8"?>
 <w:numbering xmlns:wpc="http://schemas.microsoft.com/office/word/2010/wordprocessingCanvas" xmlns:cx="http://schemas.microsoft.com/office/drawing/2014/chartex" xmlns:cx1="http://schemas.microsoft.com/office/drawing/2015/9/8/chartex" xmlns:cx2="http://schemas.microsoft.com/office/drawing/2015/10/21/chartex" xmlns:cx3="http://schemas.microsoft.com/office/drawing/2016/5/9/chartex" xmlns:cx4="http://schemas.microsoft.com/office/drawing/2016/5/10/chartex" xmlns:cx5="http://schemas.microsoft.com/office/drawing/2016/5/11/chartex" xmlns:cx6="http://schemas.microsoft.com/office/drawing/2016/5/12/chartex" xmlns:cx7="http://schemas.microsoft.com/office/drawing/2016/5/13/chartex" xmlns:cx8="http://schemas.microsoft.com/office/drawing/2016/5/14/chartex" xmlns:mc="http://schemas.openxmlformats.org/markup-compatibility/2006" xmlns:aink="http://schemas.microsoft.com/office/drawing/2016/ink" xmlns:am3d="http://schemas.microsoft.com/office/drawing/2017/model3d" xmlns:o="urn:schemas-microsoft-com:office:office" xmlns:r="http://schemas.openxmlformats.org/officeDocument/2006/relationships" xmlns:m="http://schemas.openxmlformats.org/officeDocument/2006/math" xmlns:v="urn:schemas-microsoft-com:vml" xmlns:wp14="http://schemas.microsoft.com/office/word/2010/wordprocessingDrawing" xmlns:wp="http://schemas.openxmlformats.org/drawingml/2006/wordprocessingDrawing" xmlns:w10="urn:schemas-microsoft-com:office:word" xmlns:w="http://schemas.openxmlformats.org/wordprocessingml/2006/main" xmlns:w14="http://schemas.microsoft.com/office/word/2010/wordml" xmlns:w15="http://schemas.microsoft.com/office/word/2012/wordml" xmlns:w16cex="http://schemas.microsoft.com/office/word/2018/wordml/cex" xmlns:w16cid="http://schemas.microsoft.com/office/word/2016/wordml/cid" xmlns:w16="http://schemas.microsoft.com/office/word/2018/wordml" xmlns:w16sdtdh="http://schemas.microsoft.com/office/word/2020/wordml/sdtdatahash" xmlns:w16se="http://schemas.microsoft.com/office/word/2015/wordml/symex" xmlns:wpg="http://schemas.microsoft.com/office/word/2010/wordprocessingGroup" xmlns:wpi="http://schemas.microsoft.com/office/word/2010/wordprocessingInk" xmlns:wne="http://schemas.microsoft.com/office/word/2006/wordml" xmlns:wps="http://schemas.microsoft.com/office/word/2010/wordprocessingShape" mc:Ignorable="w14 w15 w16se w16cid w16 w16cex w16sdtdh wp14">
   <w:abstractNum w:abstractNumId="0" w15:restartNumberingAfterBreak="0">
+    <w:nsid w:val="0C443F98"/>
+    <w:multiLevelType w:val="hybridMultilevel"/>
+    <w:tmpl w:val="C2EA1520"/>
+    <w:lvl w:ilvl="0" w:tplc="0809000F">
+      <w:start w:val="1"/>
+      <w:numFmt w:val="decimal"/>
+      <w:lvlText w:val="%1."/>
+      <w:lvlJc w:val="left"/>
+      <w:pPr>
+        <w:ind w:left="720" w:hanging="360"/>
+      </w:pPr>
+    </w:lvl>
+    <w:lvl w:ilvl="1" w:tplc="08090019" w:tentative="1">
+      <w:start w:val="1"/>
+      <w:numFmt w:val="lowerLetter"/>
+      <w:lvlText w:val="%2."/>
+      <w:lvlJc w:val="left"/>
+      <w:pPr>
+        <w:ind w:left="1440" w:hanging="360"/>
+      </w:pPr>
+    </w:lvl>
+    <w:lvl w:ilvl="2" w:tplc="0809001B" w:tentative="1">
+      <w:start w:val="1"/>
+      <w:numFmt w:val="lowerRoman"/>
+      <w:lvlText w:val="%3."/>
+      <w:lvlJc w:val="right"/>
+      <w:pPr>
+        <w:ind w:left="2160" w:hanging="180"/>
+      </w:pPr>
+    </w:lvl>
+    <w:lvl w:ilvl="3" w:tplc="0809000F" w:tentative="1">
+      <w:start w:val="1"/>
+      <w:numFmt w:val="decimal"/>
+      <w:lvlText w:val="%4."/>
+      <w:lvlJc w:val="left"/>
+      <w:pPr>
+        <w:ind w:left="2880" w:hanging="360"/>
+      </w:pPr>
+    </w:lvl>
+    <w:lvl w:ilvl="4" w:tplc="08090019" w:tentative="1">
+      <w:start w:val="1"/>
+      <w:numFmt w:val="lowerLetter"/>
+      <w:lvlText w:val="%5."/>
+      <w:lvlJc w:val="left"/>
+      <w:pPr>
+        <w:ind w:left="3600" w:hanging="360"/>
+      </w:pPr>
+    </w:lvl>
+    <w:lvl w:ilvl="5" w:tplc="0809001B" w:tentative="1">
+      <w:start w:val="1"/>
+      <w:numFmt w:val="lowerRoman"/>
+      <w:lvlText w:val="%6."/>
+      <w:lvlJc w:val="right"/>
+      <w:pPr>
+        <w:ind w:left="4320" w:hanging="180"/>
+      </w:pPr>
+    </w:lvl>
+    <w:lvl w:ilvl="6" w:tplc="0809000F" w:tentative="1">
+      <w:start w:val="1"/>
+      <w:numFmt w:val="decimal"/>
+      <w:lvlText w:val="%7."/>
+      <w:lvlJc w:val="left"/>
+      <w:pPr>
+        <w:ind w:left="5040" w:hanging="360"/>
+      </w:pPr>
+    </w:lvl>
+    <w:lvl w:ilvl="7" w:tplc="08090019" w:tentative="1">
+      <w:start w:val="1"/>
+      <w:numFmt w:val="lowerLetter"/>
+      <w:lvlText w:val="%8."/>
+      <w:lvlJc w:val="left"/>
+      <w:pPr>
+        <w:ind w:left="5760" w:hanging="360"/>
+      </w:pPr>
+    </w:lvl>
+    <w:lvl w:ilvl="8" w:tplc="0809001B" w:tentative="1">
+      <w:start w:val="1"/>
+      <w:numFmt w:val="lowerRoman"/>
+      <w:lvlText w:val="%9."/>
+      <w:lvlJc w:val="right"/>
+      <w:pPr>
+        <w:ind w:left="6480" w:hanging="180"/>
+      </w:pPr>
+    </w:lvl>
+  </w:abstractNum>
+  <w:abstractNum w:abstractNumId="1" w15:restartNumberingAfterBreak="0">
     <w:nsid w:val="0C4D14C7"/>
     <w:multiLevelType w:val="hybridMultilevel"/>
     <w:tmpl w:val="A6E63C7C"/>
@@ -2814,7 +4324,7 @@
       </w:pPr>
     </w:lvl>
   </w:abstractNum>
-  <w:abstractNum w:abstractNumId="1" w15:restartNumberingAfterBreak="0">
+  <w:abstractNum w:abstractNumId="2" w15:restartNumberingAfterBreak="0">
     <w:nsid w:val="1BEF5316"/>
     <w:multiLevelType w:val="hybridMultilevel"/>
     <w:tmpl w:val="5BDA26B8"/>
@@ -2900,7 +4410,179 @@
       </w:pPr>
     </w:lvl>
   </w:abstractNum>
-  <w:abstractNum w:abstractNumId="2" w15:restartNumberingAfterBreak="0">
+  <w:abstractNum w:abstractNumId="3" w15:restartNumberingAfterBreak="0">
+    <w:nsid w:val="203972D6"/>
+    <w:multiLevelType w:val="hybridMultilevel"/>
+    <w:tmpl w:val="89D8C44E"/>
+    <w:lvl w:ilvl="0" w:tplc="0809000F">
+      <w:start w:val="1"/>
+      <w:numFmt w:val="decimal"/>
+      <w:lvlText w:val="%1."/>
+      <w:lvlJc w:val="left"/>
+      <w:pPr>
+        <w:ind w:left="720" w:hanging="360"/>
+      </w:pPr>
+    </w:lvl>
+    <w:lvl w:ilvl="1" w:tplc="08090019" w:tentative="1">
+      <w:start w:val="1"/>
+      <w:numFmt w:val="lowerLetter"/>
+      <w:lvlText w:val="%2."/>
+      <w:lvlJc w:val="left"/>
+      <w:pPr>
+        <w:ind w:left="1440" w:hanging="360"/>
+      </w:pPr>
+    </w:lvl>
+    <w:lvl w:ilvl="2" w:tplc="0809001B" w:tentative="1">
+      <w:start w:val="1"/>
+      <w:numFmt w:val="lowerRoman"/>
+      <w:lvlText w:val="%3."/>
+      <w:lvlJc w:val="right"/>
+      <w:pPr>
+        <w:ind w:left="2160" w:hanging="180"/>
+      </w:pPr>
+    </w:lvl>
+    <w:lvl w:ilvl="3" w:tplc="0809000F" w:tentative="1">
+      <w:start w:val="1"/>
+      <w:numFmt w:val="decimal"/>
+      <w:lvlText w:val="%4."/>
+      <w:lvlJc w:val="left"/>
+      <w:pPr>
+        <w:ind w:left="2880" w:hanging="360"/>
+      </w:pPr>
+    </w:lvl>
+    <w:lvl w:ilvl="4" w:tplc="08090019" w:tentative="1">
+      <w:start w:val="1"/>
+      <w:numFmt w:val="lowerLetter"/>
+      <w:lvlText w:val="%5."/>
+      <w:lvlJc w:val="left"/>
+      <w:pPr>
+        <w:ind w:left="3600" w:hanging="360"/>
+      </w:pPr>
+    </w:lvl>
+    <w:lvl w:ilvl="5" w:tplc="0809001B" w:tentative="1">
+      <w:start w:val="1"/>
+      <w:numFmt w:val="lowerRoman"/>
+      <w:lvlText w:val="%6."/>
+      <w:lvlJc w:val="right"/>
+      <w:pPr>
+        <w:ind w:left="4320" w:hanging="180"/>
+      </w:pPr>
+    </w:lvl>
+    <w:lvl w:ilvl="6" w:tplc="0809000F" w:tentative="1">
+      <w:start w:val="1"/>
+      <w:numFmt w:val="decimal"/>
+      <w:lvlText w:val="%7."/>
+      <w:lvlJc w:val="left"/>
+      <w:pPr>
+        <w:ind w:left="5040" w:hanging="360"/>
+      </w:pPr>
+    </w:lvl>
+    <w:lvl w:ilvl="7" w:tplc="08090019" w:tentative="1">
+      <w:start w:val="1"/>
+      <w:numFmt w:val="lowerLetter"/>
+      <w:lvlText w:val="%8."/>
+      <w:lvlJc w:val="left"/>
+      <w:pPr>
+        <w:ind w:left="5760" w:hanging="360"/>
+      </w:pPr>
+    </w:lvl>
+    <w:lvl w:ilvl="8" w:tplc="0809001B" w:tentative="1">
+      <w:start w:val="1"/>
+      <w:numFmt w:val="lowerRoman"/>
+      <w:lvlText w:val="%9."/>
+      <w:lvlJc w:val="right"/>
+      <w:pPr>
+        <w:ind w:left="6480" w:hanging="180"/>
+      </w:pPr>
+    </w:lvl>
+  </w:abstractNum>
+  <w:abstractNum w:abstractNumId="4" w15:restartNumberingAfterBreak="0">
+    <w:nsid w:val="21E33942"/>
+    <w:multiLevelType w:val="hybridMultilevel"/>
+    <w:tmpl w:val="D48A5F0E"/>
+    <w:lvl w:ilvl="0" w:tplc="0809000F">
+      <w:start w:val="1"/>
+      <w:numFmt w:val="decimal"/>
+      <w:lvlText w:val="%1."/>
+      <w:lvlJc w:val="left"/>
+      <w:pPr>
+        <w:ind w:left="720" w:hanging="360"/>
+      </w:pPr>
+    </w:lvl>
+    <w:lvl w:ilvl="1" w:tplc="08090019" w:tentative="1">
+      <w:start w:val="1"/>
+      <w:numFmt w:val="lowerLetter"/>
+      <w:lvlText w:val="%2."/>
+      <w:lvlJc w:val="left"/>
+      <w:pPr>
+        <w:ind w:left="1440" w:hanging="360"/>
+      </w:pPr>
+    </w:lvl>
+    <w:lvl w:ilvl="2" w:tplc="0809001B" w:tentative="1">
+      <w:start w:val="1"/>
+      <w:numFmt w:val="lowerRoman"/>
+      <w:lvlText w:val="%3."/>
+      <w:lvlJc w:val="right"/>
+      <w:pPr>
+        <w:ind w:left="2160" w:hanging="180"/>
+      </w:pPr>
+    </w:lvl>
+    <w:lvl w:ilvl="3" w:tplc="0809000F" w:tentative="1">
+      <w:start w:val="1"/>
+      <w:numFmt w:val="decimal"/>
+      <w:lvlText w:val="%4."/>
+      <w:lvlJc w:val="left"/>
+      <w:pPr>
+        <w:ind w:left="2880" w:hanging="360"/>
+      </w:pPr>
+    </w:lvl>
+    <w:lvl w:ilvl="4" w:tplc="08090019" w:tentative="1">
+      <w:start w:val="1"/>
+      <w:numFmt w:val="lowerLetter"/>
+      <w:lvlText w:val="%5."/>
+      <w:lvlJc w:val="left"/>
+      <w:pPr>
+        <w:ind w:left="3600" w:hanging="360"/>
+      </w:pPr>
+    </w:lvl>
+    <w:lvl w:ilvl="5" w:tplc="0809001B" w:tentative="1">
+      <w:start w:val="1"/>
+      <w:numFmt w:val="lowerRoman"/>
+      <w:lvlText w:val="%6."/>
+      <w:lvlJc w:val="right"/>
+      <w:pPr>
+        <w:ind w:left="4320" w:hanging="180"/>
+      </w:pPr>
+    </w:lvl>
+    <w:lvl w:ilvl="6" w:tplc="0809000F" w:tentative="1">
+      <w:start w:val="1"/>
+      <w:numFmt w:val="decimal"/>
+      <w:lvlText w:val="%7."/>
+      <w:lvlJc w:val="left"/>
+      <w:pPr>
+        <w:ind w:left="5040" w:hanging="360"/>
+      </w:pPr>
+    </w:lvl>
+    <w:lvl w:ilvl="7" w:tplc="08090019" w:tentative="1">
+      <w:start w:val="1"/>
+      <w:numFmt w:val="lowerLetter"/>
+      <w:lvlText w:val="%8."/>
+      <w:lvlJc w:val="left"/>
+      <w:pPr>
+        <w:ind w:left="5760" w:hanging="360"/>
+      </w:pPr>
+    </w:lvl>
+    <w:lvl w:ilvl="8" w:tplc="0809001B" w:tentative="1">
+      <w:start w:val="1"/>
+      <w:numFmt w:val="lowerRoman"/>
+      <w:lvlText w:val="%9."/>
+      <w:lvlJc w:val="right"/>
+      <w:pPr>
+        <w:ind w:left="6480" w:hanging="180"/>
+      </w:pPr>
+    </w:lvl>
+  </w:abstractNum>
+  <w:abstractNum w:abstractNumId="5" w15:restartNumberingAfterBreak="0">
     <w:nsid w:val="30630094"/>
     <w:multiLevelType w:val="hybridMultilevel"/>
     <w:tmpl w:val="C31ED572"/>
@@ -2986,7 +4668,7 @@
       </w:pPr>
     </w:lvl>
   </w:abstractNum>
-  <w:abstractNum w:abstractNumId="3" w15:restartNumberingAfterBreak="0">
+  <w:abstractNum w:abstractNumId="6" w15:restartNumberingAfterBreak="0">
     <w:nsid w:val="31541F1B"/>
     <w:multiLevelType w:val="hybridMultilevel"/>
     <w:tmpl w:val="EC5C2FF0"/>
@@ -3072,7 +4754,7 @@
       </w:pPr>
     </w:lvl>
   </w:abstractNum>
-  <w:abstractNum w:abstractNumId="4" w15:restartNumberingAfterBreak="0">
+  <w:abstractNum w:abstractNumId="7" w15:restartNumberingAfterBreak="0">
     <w:nsid w:val="4A072FA6"/>
     <w:multiLevelType w:val="hybridMultilevel"/>
     <w:tmpl w:val="6890F314"/>
@@ -3158,7 +4840,179 @@
       </w:pPr>
     </w:lvl>
   </w:abstractNum>
-  <w:abstractNum w:abstractNumId="5" w15:restartNumberingAfterBreak="0">
+  <w:abstractNum w:abstractNumId="8" w15:restartNumberingAfterBreak="0">
+    <w:nsid w:val="5062159B"/>
+    <w:multiLevelType w:val="hybridMultilevel"/>
+    <w:tmpl w:val="FA182E06"/>
+    <w:lvl w:ilvl="0" w:tplc="0809000F">
+      <w:start w:val="1"/>
+      <w:numFmt w:val="decimal"/>
+      <w:lvlText w:val="%1."/>
+      <w:lvlJc w:val="left"/>
+      <w:pPr>
+        <w:ind w:left="720" w:hanging="360"/>
+      </w:pPr>
+    </w:lvl>
+    <w:lvl w:ilvl="1" w:tplc="08090019" w:tentative="1">
+      <w:start w:val="1"/>
+      <w:numFmt w:val="lowerLetter"/>
+      <w:lvlText w:val="%2."/>
+      <w:lvlJc w:val="left"/>
+      <w:pPr>
+        <w:ind w:left="1440" w:hanging="360"/>
+      </w:pPr>
+    </w:lvl>
+    <w:lvl w:ilvl="2" w:tplc="0809001B" w:tentative="1">
+      <w:start w:val="1"/>
+      <w:numFmt w:val="lowerRoman"/>
+      <w:lvlText w:val="%3."/>
+      <w:lvlJc w:val="right"/>
+      <w:pPr>
+        <w:ind w:left="2160" w:hanging="180"/>
+      </w:pPr>
+    </w:lvl>
+    <w:lvl w:ilvl="3" w:tplc="0809000F" w:tentative="1">
+      <w:start w:val="1"/>
+      <w:numFmt w:val="decimal"/>
+      <w:lvlText w:val="%4."/>
+      <w:lvlJc w:val="left"/>
+      <w:pPr>
+        <w:ind w:left="2880" w:hanging="360"/>
+      </w:pPr>
+    </w:lvl>
+    <w:lvl w:ilvl="4" w:tplc="08090019" w:tentative="1">
+      <w:start w:val="1"/>
+      <w:numFmt w:val="lowerLetter"/>
+      <w:lvlText w:val="%5."/>
+      <w:lvlJc w:val="left"/>
+      <w:pPr>
+        <w:ind w:left="3600" w:hanging="360"/>
+      </w:pPr>
+    </w:lvl>
+    <w:lvl w:ilvl="5" w:tplc="0809001B" w:tentative="1">
+      <w:start w:val="1"/>
+      <w:numFmt w:val="lowerRoman"/>
+      <w:lvlText w:val="%6."/>
+      <w:lvlJc w:val="right"/>
+      <w:pPr>
+        <w:ind w:left="4320" w:hanging="180"/>
+      </w:pPr>
+    </w:lvl>
+    <w:lvl w:ilvl="6" w:tplc="0809000F" w:tentative="1">
+      <w:start w:val="1"/>
+      <w:numFmt w:val="decimal"/>
+      <w:lvlText w:val="%7."/>
+      <w:lvlJc w:val="left"/>
+      <w:pPr>
+        <w:ind w:left="5040" w:hanging="360"/>
+      </w:pPr>
+    </w:lvl>
+    <w:lvl w:ilvl="7" w:tplc="08090019" w:tentative="1">
+      <w:start w:val="1"/>
+      <w:numFmt w:val="lowerLetter"/>
+      <w:lvlText w:val="%8."/>
+      <w:lvlJc w:val="left"/>
+      <w:pPr>
+        <w:ind w:left="5760" w:hanging="360"/>
+      </w:pPr>
+    </w:lvl>
+    <w:lvl w:ilvl="8" w:tplc="0809001B" w:tentative="1">
+      <w:start w:val="1"/>
+      <w:numFmt w:val="lowerRoman"/>
+      <w:lvlText w:val="%9."/>
+      <w:lvlJc w:val="right"/>
+      <w:pPr>
+        <w:ind w:left="6480" w:hanging="180"/>
+      </w:pPr>
+    </w:lvl>
+  </w:abstractNum>
+  <w:abstractNum w:abstractNumId="9" w15:restartNumberingAfterBreak="0">
+    <w:nsid w:val="5B1D3C9C"/>
+    <w:multiLevelType w:val="hybridMultilevel"/>
+    <w:tmpl w:val="B7A85308"/>
+    <w:lvl w:ilvl="0" w:tplc="0809000F">
+      <w:start w:val="1"/>
+      <w:numFmt w:val="decimal"/>
+      <w:lvlText w:val="%1."/>
+      <w:lvlJc w:val="left"/>
+      <w:pPr>
+        <w:ind w:left="720" w:hanging="360"/>
+      </w:pPr>
+    </w:lvl>
+    <w:lvl w:ilvl="1" w:tplc="08090019" w:tentative="1">
+      <w:start w:val="1"/>
+      <w:numFmt w:val="lowerLetter"/>
+      <w:lvlText w:val="%2."/>
+      <w:lvlJc w:val="left"/>
+      <w:pPr>
+        <w:ind w:left="1440" w:hanging="360"/>
+      </w:pPr>
+    </w:lvl>
+    <w:lvl w:ilvl="2" w:tplc="0809001B" w:tentative="1">
+      <w:start w:val="1"/>
+      <w:numFmt w:val="lowerRoman"/>
+      <w:lvlText w:val="%3."/>
+      <w:lvlJc w:val="right"/>
+      <w:pPr>
+        <w:ind w:left="2160" w:hanging="180"/>
+      </w:pPr>
+    </w:lvl>
+    <w:lvl w:ilvl="3" w:tplc="0809000F" w:tentative="1">
+      <w:start w:val="1"/>
+      <w:numFmt w:val="decimal"/>
+      <w:lvlText w:val="%4."/>
+      <w:lvlJc w:val="left"/>
+      <w:pPr>
+        <w:ind w:left="2880" w:hanging="360"/>
+      </w:pPr>
+    </w:lvl>
+    <w:lvl w:ilvl="4" w:tplc="08090019" w:tentative="1">
+      <w:start w:val="1"/>
+      <w:numFmt w:val="lowerLetter"/>
+      <w:lvlText w:val="%5."/>
+      <w:lvlJc w:val="left"/>
+      <w:pPr>
+        <w:ind w:left="3600" w:hanging="360"/>
+      </w:pPr>
+    </w:lvl>
+    <w:lvl w:ilvl="5" w:tplc="0809001B" w:tentative="1">
+      <w:start w:val="1"/>
+      <w:numFmt w:val="lowerRoman"/>
+      <w:lvlText w:val="%6."/>
+      <w:lvlJc w:val="right"/>
+      <w:pPr>
+        <w:ind w:left="4320" w:hanging="180"/>
+      </w:pPr>
+    </w:lvl>
+    <w:lvl w:ilvl="6" w:tplc="0809000F" w:tentative="1">
+      <w:start w:val="1"/>
+      <w:numFmt w:val="decimal"/>
+      <w:lvlText w:val="%7."/>
+      <w:lvlJc w:val="left"/>
+      <w:pPr>
+        <w:ind w:left="5040" w:hanging="360"/>
+      </w:pPr>
+    </w:lvl>
+    <w:lvl w:ilvl="7" w:tplc="08090019" w:tentative="1">
+      <w:start w:val="1"/>
+      <w:numFmt w:val="lowerLetter"/>
+      <w:lvlText w:val="%8."/>
+      <w:lvlJc w:val="left"/>
+      <w:pPr>
+        <w:ind w:left="5760" w:hanging="360"/>
+      </w:pPr>
+    </w:lvl>
+    <w:lvl w:ilvl="8" w:tplc="0809001B" w:tentative="1">
+      <w:start w:val="1"/>
+      <w:numFmt w:val="lowerRoman"/>
+      <w:lvlText w:val="%9."/>
+      <w:lvlJc w:val="right"/>
+      <w:pPr>
+        <w:ind w:left="6480" w:hanging="180"/>
+      </w:pPr>
+    </w:lvl>
+  </w:abstractNum>
+  <w:abstractNum w:abstractNumId="10" w15:restartNumberingAfterBreak="0">
     <w:nsid w:val="5E872D5C"/>
     <w:multiLevelType w:val="hybridMultilevel"/>
     <w:tmpl w:val="E1864EEC"/>
@@ -3244,7 +5098,7 @@
       </w:pPr>
     </w:lvl>
   </w:abstractNum>
-  <w:abstractNum w:abstractNumId="6" w15:restartNumberingAfterBreak="0">
+  <w:abstractNum w:abstractNumId="11" w15:restartNumberingAfterBreak="0">
     <w:nsid w:val="62D56080"/>
     <w:multiLevelType w:val="hybridMultilevel"/>
     <w:tmpl w:val="9836D4F6"/>
@@ -3330,7 +5184,93 @@
       </w:pPr>
     </w:lvl>
   </w:abstractNum>
-  <w:abstractNum w:abstractNumId="7" w15:restartNumberingAfterBreak="0">
+  <w:abstractNum w:abstractNumId="12" w15:restartNumberingAfterBreak="0">
+    <w:nsid w:val="6C140CCC"/>
+    <w:multiLevelType w:val="hybridMultilevel"/>
+    <w:tmpl w:val="28DAAE4E"/>
+    <w:lvl w:ilvl="0" w:tplc="0809000F">
+      <w:start w:val="1"/>
+      <w:numFmt w:val="decimal"/>
+      <w:lvlText w:val="%1."/>
+      <w:lvlJc w:val="left"/>
+      <w:pPr>
+        <w:ind w:left="720" w:hanging="360"/>
+      </w:pPr>
+    </w:lvl>
+    <w:lvl w:ilvl="1" w:tplc="08090019" w:tentative="1">
+      <w:start w:val="1"/>
+      <w:numFmt w:val="lowerLetter"/>
+      <w:lvlText w:val="%2."/>
+      <w:lvlJc w:val="left"/>
+      <w:pPr>
+        <w:ind w:left="1440" w:hanging="360"/>
+      </w:pPr>
+    </w:lvl>
+    <w:lvl w:ilvl="2" w:tplc="0809001B" w:tentative="1">
+      <w:start w:val="1"/>
+      <w:numFmt w:val="lowerRoman"/>
+      <w:lvlText w:val="%3."/>
+      <w:lvlJc w:val="right"/>
+      <w:pPr>
+        <w:ind w:left="2160" w:hanging="180"/>
+      </w:pPr>
+    </w:lvl>
+    <w:lvl w:ilvl="3" w:tplc="0809000F" w:tentative="1">
+      <w:start w:val="1"/>
+      <w:numFmt w:val="decimal"/>
+      <w:lvlText w:val="%4."/>
+      <w:lvlJc w:val="left"/>
+      <w:pPr>
+        <w:ind w:left="2880" w:hanging="360"/>
+      </w:pPr>
+    </w:lvl>
+    <w:lvl w:ilvl="4" w:tplc="08090019" w:tentative="1">
+      <w:start w:val="1"/>
+      <w:numFmt w:val="lowerLetter"/>
+      <w:lvlText w:val="%5."/>
+      <w:lvlJc w:val="left"/>
+      <w:pPr>
+        <w:ind w:left="3600" w:hanging="360"/>
+      </w:pPr>
+    </w:lvl>
+    <w:lvl w:ilvl="5" w:tplc="0809001B" w:tentative="1">
+      <w:start w:val="1"/>
+      <w:numFmt w:val="lowerRoman"/>
+      <w:lvlText w:val="%6."/>
+      <w:lvlJc w:val="right"/>
+      <w:pPr>
+        <w:ind w:left="4320" w:hanging="180"/>
+      </w:pPr>
+    </w:lvl>
+    <w:lvl w:ilvl="6" w:tplc="0809000F" w:tentative="1">
+      <w:start w:val="1"/>
+      <w:numFmt w:val="decimal"/>
+      <w:lvlText w:val="%7."/>
+      <w:lvlJc w:val="left"/>
+      <w:pPr>
+        <w:ind w:left="5040" w:hanging="360"/>
+      </w:pPr>
+    </w:lvl>
+    <w:lvl w:ilvl="7" w:tplc="08090019" w:tentative="1">
+      <w:start w:val="1"/>
+      <w:numFmt w:val="lowerLetter"/>
+      <w:lvlText w:val="%8."/>
+      <w:lvlJc w:val="left"/>
+      <w:pPr>
+        <w:ind w:left="5760" w:hanging="360"/>
+      </w:pPr>
+    </w:lvl>
+    <w:lvl w:ilvl="8" w:tplc="0809001B" w:tentative="1">
+      <w:start w:val="1"/>
+      <w:numFmt w:val="lowerRoman"/>
+      <w:lvlText w:val="%9."/>
+      <w:lvlJc w:val="right"/>
+      <w:pPr>
+        <w:ind w:left="6480" w:hanging="180"/>
+      </w:pPr>
+    </w:lvl>
+  </w:abstractNum>
+  <w:abstractNum w:abstractNumId="13" w15:restartNumberingAfterBreak="0">
     <w:nsid w:val="708F6AB2"/>
     <w:multiLevelType w:val="hybridMultilevel"/>
     <w:tmpl w:val="1CB4A180"/>
@@ -3416,7 +5356,7 @@
       </w:pPr>
     </w:lvl>
   </w:abstractNum>
-  <w:abstractNum w:abstractNumId="8" w15:restartNumberingAfterBreak="0">
+  <w:abstractNum w:abstractNumId="14" w15:restartNumberingAfterBreak="0">
     <w:nsid w:val="789D6AB5"/>
     <w:multiLevelType w:val="hybridMultilevel"/>
     <w:tmpl w:val="D584E204"/>
@@ -3502,7 +5442,7 @@
       </w:pPr>
     </w:lvl>
   </w:abstractNum>
-  <w:abstractNum w:abstractNumId="9" w15:restartNumberingAfterBreak="0">
+  <w:abstractNum w:abstractNumId="15" w15:restartNumberingAfterBreak="0">
     <w:nsid w:val="79B14F8E"/>
     <w:multiLevelType w:val="hybridMultilevel"/>
     <w:tmpl w:val="D7709680"/>
@@ -3615,7 +5555,7 @@
       </w:rPr>
     </w:lvl>
   </w:abstractNum>
-  <w:abstractNum w:abstractNumId="10" w15:restartNumberingAfterBreak="0">
+  <w:abstractNum w:abstractNumId="16" w15:restartNumberingAfterBreak="0">
     <w:nsid w:val="79BB4CDE"/>
     <w:multiLevelType w:val="hybridMultilevel"/>
     <w:tmpl w:val="F580C28A"/>
@@ -3702,37 +5642,55 @@
     </w:lvl>
   </w:abstractNum>
   <w:num w:numId="1">
+    <w:abstractNumId w:val="14"/>
+  </w:num>
+  <w:num w:numId="2">
+    <w:abstractNumId w:val="7"/>
+  </w:num>
+  <w:num w:numId="3">
+    <w:abstractNumId w:val="10"/>
+  </w:num>
+  <w:num w:numId="4">
+    <w:abstractNumId w:val="15"/>
+  </w:num>
+  <w:num w:numId="5">
+    <w:abstractNumId w:val="11"/>
+  </w:num>
+  <w:num w:numId="6">
+    <w:abstractNumId w:val="5"/>
+  </w:num>
+  <w:num w:numId="7">
+    <w:abstractNumId w:val="2"/>
+  </w:num>
+  <w:num w:numId="8">
+    <w:abstractNumId w:val="13"/>
+  </w:num>
+  <w:num w:numId="9">
+    <w:abstractNumId w:val="1"/>
+  </w:num>
+  <w:num w:numId="10">
+    <w:abstractNumId w:val="16"/>
+  </w:num>
+  <w:num w:numId="11">
+    <w:abstractNumId w:val="6"/>
+  </w:num>
+  <w:num w:numId="12">
+    <w:abstractNumId w:val="0"/>
+  </w:num>
+  <w:num w:numId="13">
+    <w:abstractNumId w:val="3"/>
+  </w:num>
+  <w:num w:numId="14">
+    <w:abstractNumId w:val="9"/>
+  </w:num>
+  <w:num w:numId="15">
     <w:abstractNumId w:val="8"/>
   </w:num>
-  <w:num w:numId="2">
+  <w:num w:numId="16">
     <w:abstractNumId w:val="4"/>
   </w:num>
-  <w:num w:numId="3">
-    <w:abstractNumId w:val="5"/>
-  </w:num>
-  <w:num w:numId="4">
-    <w:abstractNumId w:val="9"/>
-  </w:num>
-  <w:num w:numId="5">
-    <w:abstractNumId w:val="6"/>
-  </w:num>
-  <w:num w:numId="6">
-    <w:abstractNumId w:val="2"/>
-  </w:num>
-  <w:num w:numId="7">
-    <w:abstractNumId w:val="1"/>
-  </w:num>
-  <w:num w:numId="8">
-    <w:abstractNumId w:val="7"/>
-  </w:num>
-  <w:num w:numId="9">
-    <w:abstractNumId w:val="0"/>
-  </w:num>
-  <w:num w:numId="10">
-    <w:abstractNumId w:val="10"/>
-  </w:num>
-  <w:num w:numId="11">
-    <w:abstractNumId w:val="3"/>
+  <w:num w:numId="17">
+    <w:abstractNumId w:val="12"/>
   </w:num>
 </w:numbering>
 </file>
